--- a/02_Slides/Promemoria/Promemoria_Lez11.docx
+++ b/02_Slides/Promemoria/Promemoria_Lez11.docx
@@ -33,33 +33,420 @@
           <w:bCs/>
           <w:lang w:val="it-IT"/>
         </w:rPr>
-        <w:t>11.1 Dalla misurazione del rischio alla decisione: il caso SVB</w:t>
+        <w:t>Gruppo 1 — Apertura (slide 1–3) · parziale 7′ · cumulato 7′</w:t>
       </w:r>
     </w:p>
+    <w:tbl>
+      <w:tblPr>
+        <w:tblW w:w="0" w:type="auto"/>
+        <w:tblCellSpacing w:w="15" w:type="dxa"/>
+        <w:tblCellMar>
+          <w:top w:w="15" w:type="dxa"/>
+          <w:left w:w="15" w:type="dxa"/>
+          <w:bottom w:w="15" w:type="dxa"/>
+          <w:right w:w="15" w:type="dxa"/>
+        </w:tblCellMar>
+        <w:tblLook w:val="04A0" w:firstRow="1" w:lastRow="0" w:firstColumn="1" w:lastColumn="0" w:noHBand="0" w:noVBand="1"/>
+      </w:tblPr>
+      <w:tblGrid>
+        <w:gridCol w:w="194"/>
+        <w:gridCol w:w="1710"/>
+        <w:gridCol w:w="1203"/>
+        <w:gridCol w:w="6531"/>
+      </w:tblGrid>
+      <w:tr>
+        <w:trPr>
+          <w:tblHeader/>
+          <w:tblCellSpacing w:w="15" w:type="dxa"/>
+        </w:trPr>
+        <w:tc>
+          <w:tcPr>
+            <w:tcW w:w="0" w:type="auto"/>
+            <w:vAlign w:val="center"/>
+            <w:hideMark/>
+          </w:tcPr>
+          <w:p>
+            <w:pPr>
+              <w:rPr>
+                <w:b/>
+                <w:bCs/>
+              </w:rPr>
+            </w:pPr>
+            <w:r>
+              <w:rPr>
+                <w:b/>
+                <w:bCs/>
+              </w:rPr>
+              <w:t>#</w:t>
+            </w:r>
+          </w:p>
+        </w:tc>
+        <w:tc>
+          <w:tcPr>
+            <w:tcW w:w="0" w:type="auto"/>
+            <w:vAlign w:val="center"/>
+            <w:hideMark/>
+          </w:tcPr>
+          <w:p>
+            <w:pPr>
+              <w:rPr>
+                <w:b/>
+                <w:bCs/>
+              </w:rPr>
+            </w:pPr>
+            <w:r>
+              <w:rPr>
+                <w:b/>
+                <w:bCs/>
+              </w:rPr>
+              <w:t>Titolo</w:t>
+            </w:r>
+          </w:p>
+        </w:tc>
+        <w:tc>
+          <w:tcPr>
+            <w:tcW w:w="0" w:type="auto"/>
+            <w:vAlign w:val="center"/>
+            <w:hideMark/>
+          </w:tcPr>
+          <w:p>
+            <w:pPr>
+              <w:rPr>
+                <w:b/>
+                <w:bCs/>
+              </w:rPr>
+            </w:pPr>
+            <w:proofErr w:type="spellStart"/>
+            <w:r>
+              <w:rPr>
+                <w:b/>
+                <w:bCs/>
+              </w:rPr>
+              <w:t>Funzione</w:t>
+            </w:r>
+            <w:proofErr w:type="spellEnd"/>
+          </w:p>
+        </w:tc>
+        <w:tc>
+          <w:tcPr>
+            <w:tcW w:w="0" w:type="auto"/>
+            <w:vAlign w:val="center"/>
+            <w:hideMark/>
+          </w:tcPr>
+          <w:p>
+            <w:pPr>
+              <w:rPr>
+                <w:b/>
+                <w:bCs/>
+              </w:rPr>
+            </w:pPr>
+            <w:proofErr w:type="spellStart"/>
+            <w:r>
+              <w:rPr>
+                <w:b/>
+                <w:bCs/>
+              </w:rPr>
+              <w:t>Contenuto</w:t>
+            </w:r>
+            <w:proofErr w:type="spellEnd"/>
+            <w:r>
+              <w:rPr>
+                <w:b/>
+                <w:bCs/>
+              </w:rPr>
+              <w:t xml:space="preserve"> </w:t>
+            </w:r>
+            <w:proofErr w:type="spellStart"/>
+            <w:r>
+              <w:rPr>
+                <w:b/>
+                <w:bCs/>
+              </w:rPr>
+              <w:t>essenziale</w:t>
+            </w:r>
+            <w:proofErr w:type="spellEnd"/>
+          </w:p>
+        </w:tc>
+      </w:tr>
+      <w:tr>
+        <w:trPr>
+          <w:tblCellSpacing w:w="15" w:type="dxa"/>
+        </w:trPr>
+        <w:tc>
+          <w:tcPr>
+            <w:tcW w:w="0" w:type="auto"/>
+            <w:vAlign w:val="center"/>
+            <w:hideMark/>
+          </w:tcPr>
+          <w:p>
+            <w:r>
+              <w:t>1</w:t>
+            </w:r>
+          </w:p>
+        </w:tc>
+        <w:tc>
+          <w:tcPr>
+            <w:tcW w:w="0" w:type="auto"/>
+            <w:vAlign w:val="center"/>
+            <w:hideMark/>
+          </w:tcPr>
+          <w:p>
+            <w:proofErr w:type="spellStart"/>
+            <w:r>
+              <w:rPr>
+                <w:i/>
+                <w:iCs/>
+              </w:rPr>
+              <w:t>Frontespizio</w:t>
+            </w:r>
+            <w:proofErr w:type="spellEnd"/>
+          </w:p>
+        </w:tc>
+        <w:tc>
+          <w:tcPr>
+            <w:tcW w:w="0" w:type="auto"/>
+            <w:vAlign w:val="center"/>
+            <w:hideMark/>
+          </w:tcPr>
+          <w:p>
+            <w:r>
+              <w:t>—</w:t>
+            </w:r>
+          </w:p>
+        </w:tc>
+        <w:tc>
+          <w:tcPr>
+            <w:tcW w:w="0" w:type="auto"/>
+            <w:vAlign w:val="center"/>
+            <w:hideMark/>
+          </w:tcPr>
+          <w:p>
+            <w:pPr>
+              <w:rPr>
+                <w:lang w:val="it-IT"/>
+              </w:rPr>
+            </w:pPr>
+            <w:r>
+              <w:rPr>
+                <w:lang w:val="it-IT"/>
+              </w:rPr>
+              <w:t xml:space="preserve">Lezione 11 – Programmazione lineare. Titolo breve per la </w:t>
+            </w:r>
+            <w:proofErr w:type="spellStart"/>
+            <w:r>
+              <w:rPr>
+                <w:lang w:val="it-IT"/>
+              </w:rPr>
+              <w:t>footline</w:t>
+            </w:r>
+            <w:proofErr w:type="spellEnd"/>
+            <w:r>
+              <w:rPr>
+                <w:lang w:val="it-IT"/>
+              </w:rPr>
+              <w:t>: [Programmazione lineare]</w:t>
+            </w:r>
+          </w:p>
+        </w:tc>
+      </w:tr>
+      <w:tr>
+        <w:trPr>
+          <w:tblCellSpacing w:w="15" w:type="dxa"/>
+        </w:trPr>
+        <w:tc>
+          <w:tcPr>
+            <w:tcW w:w="0" w:type="auto"/>
+            <w:vAlign w:val="center"/>
+            <w:hideMark/>
+          </w:tcPr>
+          <w:p>
+            <w:r>
+              <w:t>2</w:t>
+            </w:r>
+          </w:p>
+        </w:tc>
+        <w:tc>
+          <w:tcPr>
+            <w:tcW w:w="0" w:type="auto"/>
+            <w:vAlign w:val="center"/>
+            <w:hideMark/>
+          </w:tcPr>
+          <w:p>
+            <w:r>
+              <w:t xml:space="preserve">Dalla </w:t>
+            </w:r>
+            <w:proofErr w:type="spellStart"/>
+            <w:r>
+              <w:t>misurazione</w:t>
+            </w:r>
+            <w:proofErr w:type="spellEnd"/>
+            <w:r>
+              <w:t xml:space="preserve"> alla </w:t>
+            </w:r>
+            <w:proofErr w:type="spellStart"/>
+            <w:r>
+              <w:t>decisione</w:t>
+            </w:r>
+            <w:proofErr w:type="spellEnd"/>
+          </w:p>
+        </w:tc>
+        <w:tc>
+          <w:tcPr>
+            <w:tcW w:w="0" w:type="auto"/>
+            <w:vAlign w:val="center"/>
+            <w:hideMark/>
+          </w:tcPr>
+          <w:p>
+            <w:proofErr w:type="spellStart"/>
+            <w:r>
+              <w:t>Motivazione</w:t>
+            </w:r>
+            <w:proofErr w:type="spellEnd"/>
+          </w:p>
+        </w:tc>
+        <w:tc>
+          <w:tcPr>
+            <w:tcW w:w="0" w:type="auto"/>
+            <w:vAlign w:val="center"/>
+            <w:hideMark/>
+          </w:tcPr>
+          <w:p>
+            <w:r>
+              <w:rPr>
+                <w:lang w:val="it-IT"/>
+              </w:rPr>
+              <w:t xml:space="preserve">Due catene affiancate: stati futuri → probabilità → perdite → misure di rischio (Cap. 8–10) contro variabili decisionali → vincoli → decisioni ammissibili → scelta ottima. </w:t>
+            </w:r>
+            <w:r>
+              <w:t xml:space="preserve">La </w:t>
+            </w:r>
+            <w:proofErr w:type="spellStart"/>
+            <w:r>
+              <w:t>misurazione</w:t>
+            </w:r>
+            <w:proofErr w:type="spellEnd"/>
+            <w:r>
+              <w:t xml:space="preserve"> non </w:t>
+            </w:r>
+            <w:proofErr w:type="spellStart"/>
+            <w:r>
+              <w:t>stabilisce</w:t>
+            </w:r>
+            <w:proofErr w:type="spellEnd"/>
+            <w:r>
+              <w:t xml:space="preserve"> quale </w:t>
+            </w:r>
+            <w:proofErr w:type="spellStart"/>
+            <w:r>
+              <w:t>decisione</w:t>
+            </w:r>
+            <w:proofErr w:type="spellEnd"/>
+            <w:r>
+              <w:t xml:space="preserve"> </w:t>
+            </w:r>
+            <w:proofErr w:type="spellStart"/>
+            <w:r>
+              <w:t>adottare</w:t>
+            </w:r>
+            <w:proofErr w:type="spellEnd"/>
+          </w:p>
+        </w:tc>
+      </w:tr>
+      <w:tr>
+        <w:trPr>
+          <w:tblCellSpacing w:w="15" w:type="dxa"/>
+        </w:trPr>
+        <w:tc>
+          <w:tcPr>
+            <w:tcW w:w="0" w:type="auto"/>
+            <w:vAlign w:val="center"/>
+            <w:hideMark/>
+          </w:tcPr>
+          <w:p>
+            <w:r>
+              <w:t>3</w:t>
+            </w:r>
+          </w:p>
+        </w:tc>
+        <w:tc>
+          <w:tcPr>
+            <w:tcW w:w="0" w:type="auto"/>
+            <w:vAlign w:val="center"/>
+            <w:hideMark/>
+          </w:tcPr>
+          <w:p>
+            <w:proofErr w:type="spellStart"/>
+            <w:r>
+              <w:t>Percorso</w:t>
+            </w:r>
+            <w:proofErr w:type="spellEnd"/>
+            <w:r>
+              <w:t xml:space="preserve"> della </w:t>
+            </w:r>
+            <w:proofErr w:type="spellStart"/>
+            <w:r>
+              <w:t>lezione</w:t>
+            </w:r>
+            <w:proofErr w:type="spellEnd"/>
+          </w:p>
+        </w:tc>
+        <w:tc>
+          <w:tcPr>
+            <w:tcW w:w="0" w:type="auto"/>
+            <w:vAlign w:val="center"/>
+            <w:hideMark/>
+          </w:tcPr>
+          <w:p>
+            <w:proofErr w:type="spellStart"/>
+            <w:r>
+              <w:t>Mappa</w:t>
+            </w:r>
+            <w:proofErr w:type="spellEnd"/>
+          </w:p>
+        </w:tc>
+        <w:tc>
+          <w:tcPr>
+            <w:tcW w:w="0" w:type="auto"/>
+            <w:vAlign w:val="center"/>
+            <w:hideMark/>
+          </w:tcPr>
+          <w:p>
+            <w:r>
+              <w:rPr>
+                <w:lang w:val="it-IT"/>
+              </w:rPr>
+              <w:t xml:space="preserve">Cinque tappe: formulare, verificare l'ammissibilità, vedere in due dimensioni, leggere l'ottimo, misurare il costo della prudenza. </w:t>
+            </w:r>
+            <w:proofErr w:type="spellStart"/>
+            <w:r>
+              <w:t>Chiave</w:t>
+            </w:r>
+            <w:proofErr w:type="spellEnd"/>
+            <w:r>
+              <w:t xml:space="preserve"> di </w:t>
+            </w:r>
+            <w:proofErr w:type="spellStart"/>
+            <w:r>
+              <w:t>lettura</w:t>
+            </w:r>
+            <w:proofErr w:type="spellEnd"/>
+            <w:r>
+              <w:t xml:space="preserve"> </w:t>
+            </w:r>
+            <w:proofErr w:type="spellStart"/>
+            <w:r>
+              <w:t>dichiarata</w:t>
+            </w:r>
+            <w:proofErr w:type="spellEnd"/>
+          </w:p>
+        </w:tc>
+      </w:tr>
+    </w:tbl>
     <w:p>
-      <w:pPr>
-        <w:rPr>
-          <w:lang w:val="it-IT"/>
-        </w:rPr>
-      </w:pPr>
       <w:r>
-        <w:rPr>
-          <w:lang w:val="it-IT"/>
-        </w:rPr>
-        <w:t>Il capitolo si apre raccordandosi alle lezioni precedenti: finora si sono rappresentati rischi, transizioni e distribuzioni di perdita; ora occorre scegliere una decisione prima che le conseguenze si manifestino.</w:t>
-      </w:r>
-    </w:p>
-    <w:p>
-      <w:pPr>
-        <w:rPr>
-          <w:lang w:val="it-IT"/>
-        </w:rPr>
-      </w:pPr>
-      <w:r>
-        <w:rPr>
-          <w:lang w:val="it-IT"/>
-        </w:rPr>
-        <w:t>La vicenda SVB viene ricostruita sinteticamente attorno a quattro elementi: crescita della raccolta, concentrazione dei depositanti, investimento in attività a lunga durata e difficoltà di liquidazione in presenza di deflussi. La sezione deve concludersi con la domanda decisionale, non con una lunga cronologia.</w:t>
+        <w:pict w14:anchorId="7F67A3E3">
+          <v:rect id="_x0000_i1025" style="width:0;height:1.5pt" o:hralign="center" o:hrstd="t" o:hr="t" fillcolor="#a0a0a0" stroked="f"/>
+        </w:pict>
       </w:r>
     </w:p>
     <w:p>
@@ -76,211 +463,372 @@
           <w:bCs/>
           <w:lang w:val="it-IT"/>
         </w:rPr>
-        <w:t>11.2 Che cosa avrebbe potuto decidere la banca?</w:t>
+        <w:t>Gruppo 2 — Il caso SVB (slide 4–6) · parziale 9′ · cumulato 16′</w:t>
       </w:r>
     </w:p>
+    <w:tbl>
+      <w:tblPr>
+        <w:tblW w:w="0" w:type="auto"/>
+        <w:tblCellSpacing w:w="15" w:type="dxa"/>
+        <w:tblCellMar>
+          <w:top w:w="15" w:type="dxa"/>
+          <w:left w:w="15" w:type="dxa"/>
+          <w:bottom w:w="15" w:type="dxa"/>
+          <w:right w:w="15" w:type="dxa"/>
+        </w:tblCellMar>
+        <w:tblLook w:val="04A0" w:firstRow="1" w:lastRow="0" w:firstColumn="1" w:lastColumn="0" w:noHBand="0" w:noVBand="1"/>
+      </w:tblPr>
+      <w:tblGrid>
+        <w:gridCol w:w="195"/>
+        <w:gridCol w:w="1740"/>
+        <w:gridCol w:w="1071"/>
+        <w:gridCol w:w="6632"/>
+      </w:tblGrid>
+      <w:tr>
+        <w:trPr>
+          <w:tblHeader/>
+          <w:tblCellSpacing w:w="15" w:type="dxa"/>
+        </w:trPr>
+        <w:tc>
+          <w:tcPr>
+            <w:tcW w:w="0" w:type="auto"/>
+            <w:vAlign w:val="center"/>
+            <w:hideMark/>
+          </w:tcPr>
+          <w:p>
+            <w:pPr>
+              <w:rPr>
+                <w:b/>
+                <w:bCs/>
+              </w:rPr>
+            </w:pPr>
+            <w:r>
+              <w:rPr>
+                <w:b/>
+                <w:bCs/>
+              </w:rPr>
+              <w:t>#</w:t>
+            </w:r>
+          </w:p>
+        </w:tc>
+        <w:tc>
+          <w:tcPr>
+            <w:tcW w:w="0" w:type="auto"/>
+            <w:vAlign w:val="center"/>
+            <w:hideMark/>
+          </w:tcPr>
+          <w:p>
+            <w:pPr>
+              <w:rPr>
+                <w:b/>
+                <w:bCs/>
+              </w:rPr>
+            </w:pPr>
+            <w:r>
+              <w:rPr>
+                <w:b/>
+                <w:bCs/>
+              </w:rPr>
+              <w:t>Titolo</w:t>
+            </w:r>
+          </w:p>
+        </w:tc>
+        <w:tc>
+          <w:tcPr>
+            <w:tcW w:w="0" w:type="auto"/>
+            <w:vAlign w:val="center"/>
+            <w:hideMark/>
+          </w:tcPr>
+          <w:p>
+            <w:pPr>
+              <w:rPr>
+                <w:b/>
+                <w:bCs/>
+              </w:rPr>
+            </w:pPr>
+            <w:proofErr w:type="spellStart"/>
+            <w:r>
+              <w:rPr>
+                <w:b/>
+                <w:bCs/>
+              </w:rPr>
+              <w:t>Funzione</w:t>
+            </w:r>
+            <w:proofErr w:type="spellEnd"/>
+          </w:p>
+        </w:tc>
+        <w:tc>
+          <w:tcPr>
+            <w:tcW w:w="0" w:type="auto"/>
+            <w:vAlign w:val="center"/>
+            <w:hideMark/>
+          </w:tcPr>
+          <w:p>
+            <w:pPr>
+              <w:rPr>
+                <w:b/>
+                <w:bCs/>
+              </w:rPr>
+            </w:pPr>
+            <w:proofErr w:type="spellStart"/>
+            <w:r>
+              <w:rPr>
+                <w:b/>
+                <w:bCs/>
+              </w:rPr>
+              <w:t>Contenuto</w:t>
+            </w:r>
+            <w:proofErr w:type="spellEnd"/>
+            <w:r>
+              <w:rPr>
+                <w:b/>
+                <w:bCs/>
+              </w:rPr>
+              <w:t xml:space="preserve"> </w:t>
+            </w:r>
+            <w:proofErr w:type="spellStart"/>
+            <w:r>
+              <w:rPr>
+                <w:b/>
+                <w:bCs/>
+              </w:rPr>
+              <w:t>essenziale</w:t>
+            </w:r>
+            <w:proofErr w:type="spellEnd"/>
+          </w:p>
+        </w:tc>
+      </w:tr>
+      <w:tr>
+        <w:trPr>
+          <w:tblCellSpacing w:w="15" w:type="dxa"/>
+        </w:trPr>
+        <w:tc>
+          <w:tcPr>
+            <w:tcW w:w="0" w:type="auto"/>
+            <w:vAlign w:val="center"/>
+            <w:hideMark/>
+          </w:tcPr>
+          <w:p>
+            <w:r>
+              <w:t>4</w:t>
+            </w:r>
+          </w:p>
+        </w:tc>
+        <w:tc>
+          <w:tcPr>
+            <w:tcW w:w="0" w:type="auto"/>
+            <w:vAlign w:val="center"/>
+            <w:hideMark/>
+          </w:tcPr>
+          <w:p>
+            <w:pPr>
+              <w:rPr>
+                <w:lang w:val="it-IT"/>
+              </w:rPr>
+            </w:pPr>
+            <w:r>
+              <w:rPr>
+                <w:lang w:val="it-IT"/>
+              </w:rPr>
+              <w:t>Silicon Valley Bank: raccolta e attivo</w:t>
+            </w:r>
+          </w:p>
+        </w:tc>
+        <w:tc>
+          <w:tcPr>
+            <w:tcW w:w="0" w:type="auto"/>
+            <w:vAlign w:val="center"/>
+            <w:hideMark/>
+          </w:tcPr>
+          <w:p>
+            <w:r>
+              <w:t>Caso</w:t>
+            </w:r>
+          </w:p>
+        </w:tc>
+        <w:tc>
+          <w:tcPr>
+            <w:tcW w:w="0" w:type="auto"/>
+            <w:vAlign w:val="center"/>
+            <w:hideMark/>
+          </w:tcPr>
+          <w:p>
+            <w:pPr>
+              <w:rPr>
+                <w:lang w:val="it-IT"/>
+              </w:rPr>
+            </w:pPr>
+            <w:r>
+              <w:rPr>
+                <w:lang w:val="it-IT"/>
+              </w:rPr>
+              <w:t>Attivo da 71 a oltre 211 miliardi fra 2019 e 2021; a fine 2022 circa il 94% dei depositi non assicurato; impieghi in titoli pubblici e MBS a lunga scadenza. Rischio di credito, di tasso e di liquidità sono dimensioni distinte</w:t>
+            </w:r>
+          </w:p>
+        </w:tc>
+      </w:tr>
+      <w:tr>
+        <w:trPr>
+          <w:tblCellSpacing w:w="15" w:type="dxa"/>
+        </w:trPr>
+        <w:tc>
+          <w:tcPr>
+            <w:tcW w:w="0" w:type="auto"/>
+            <w:vAlign w:val="center"/>
+            <w:hideMark/>
+          </w:tcPr>
+          <w:p>
+            <w:r>
+              <w:t>5</w:t>
+            </w:r>
+          </w:p>
+        </w:tc>
+        <w:tc>
+          <w:tcPr>
+            <w:tcW w:w="0" w:type="auto"/>
+            <w:vAlign w:val="center"/>
+            <w:hideMark/>
+          </w:tcPr>
+          <w:p>
+            <w:r>
+              <w:t xml:space="preserve">Il </w:t>
+            </w:r>
+            <w:proofErr w:type="spellStart"/>
+            <w:r>
+              <w:t>meccanismo</w:t>
+            </w:r>
+            <w:proofErr w:type="spellEnd"/>
+            <w:r>
+              <w:t xml:space="preserve"> della </w:t>
+            </w:r>
+            <w:proofErr w:type="spellStart"/>
+            <w:r>
+              <w:t>fragilità</w:t>
+            </w:r>
+            <w:proofErr w:type="spellEnd"/>
+          </w:p>
+        </w:tc>
+        <w:tc>
+          <w:tcPr>
+            <w:tcW w:w="0" w:type="auto"/>
+            <w:vAlign w:val="center"/>
+            <w:hideMark/>
+          </w:tcPr>
+          <w:p>
+            <w:proofErr w:type="spellStart"/>
+            <w:r>
+              <w:t>Figura</w:t>
+            </w:r>
+            <w:proofErr w:type="spellEnd"/>
+          </w:p>
+        </w:tc>
+        <w:tc>
+          <w:tcPr>
+            <w:tcW w:w="0" w:type="auto"/>
+            <w:vAlign w:val="center"/>
+            <w:hideMark/>
+          </w:tcPr>
+          <w:p>
+            <w:pPr>
+              <w:rPr>
+                <w:lang w:val="it-IT"/>
+              </w:rPr>
+            </w:pPr>
+            <w:r>
+              <w:rPr>
+                <w:lang w:val="it-IT"/>
+              </w:rPr>
+              <w:t>Cap11_SVB_meccanismo_fragilita. La crisi non deriva da un fattore singolo: interazione fra struttura della raccolta, composizione dell'attivo, shock sui tassi, perdita di fiducia. Avvertenza esplicita: non si sostiene che una diversa allocazione l'avrebbe evitata</w:t>
+            </w:r>
+          </w:p>
+        </w:tc>
+      </w:tr>
+      <w:tr>
+        <w:trPr>
+          <w:tblCellSpacing w:w="15" w:type="dxa"/>
+        </w:trPr>
+        <w:tc>
+          <w:tcPr>
+            <w:tcW w:w="0" w:type="auto"/>
+            <w:vAlign w:val="center"/>
+            <w:hideMark/>
+          </w:tcPr>
+          <w:p>
+            <w:r>
+              <w:t>6</w:t>
+            </w:r>
+          </w:p>
+        </w:tc>
+        <w:tc>
+          <w:tcPr>
+            <w:tcW w:w="0" w:type="auto"/>
+            <w:vAlign w:val="center"/>
+            <w:hideMark/>
+          </w:tcPr>
+          <w:p>
+            <w:pPr>
+              <w:rPr>
+                <w:lang w:val="it-IT"/>
+              </w:rPr>
+            </w:pPr>
+            <w:r>
+              <w:rPr>
+                <w:lang w:val="it-IT"/>
+              </w:rPr>
+              <w:t>Quattro elementi, un problema decisionale</w:t>
+            </w:r>
+          </w:p>
+        </w:tc>
+        <w:tc>
+          <w:tcPr>
+            <w:tcW w:w="0" w:type="auto"/>
+            <w:vAlign w:val="center"/>
+            <w:hideMark/>
+          </w:tcPr>
+          <w:p>
+            <w:proofErr w:type="spellStart"/>
+            <w:r>
+              <w:t>Problema</w:t>
+            </w:r>
+            <w:proofErr w:type="spellEnd"/>
+            <w:r>
+              <w:t xml:space="preserve"> </w:t>
+            </w:r>
+            <w:proofErr w:type="spellStart"/>
+            <w:r>
+              <w:t>guida</w:t>
+            </w:r>
+            <w:proofErr w:type="spellEnd"/>
+          </w:p>
+        </w:tc>
+        <w:tc>
+          <w:tcPr>
+            <w:tcW w:w="0" w:type="auto"/>
+            <w:vAlign w:val="center"/>
+            <w:hideMark/>
+          </w:tcPr>
+          <w:p>
+            <w:pPr>
+              <w:rPr>
+                <w:lang w:val="it-IT"/>
+              </w:rPr>
+            </w:pPr>
+            <w:r>
+              <w:rPr>
+                <w:lang w:val="it-IT"/>
+              </w:rPr>
+              <w:t>I quattro elementi riconducibili a una decisione; i tre trade-off (liquidità contro redditività, lunga scadenza contro perdite, concentrazione contro diversificazione); il problema guida del capitolo in citazione</w:t>
+            </w:r>
+          </w:p>
+        </w:tc>
+      </w:tr>
+    </w:tbl>
     <w:p>
-      <w:pPr>
-        <w:rPr>
-          <w:lang w:val="it-IT"/>
-        </w:rPr>
-      </w:pPr>
       <w:r>
-        <w:rPr>
-          <w:lang w:val="it-IT"/>
-        </w:rPr>
-        <w:t>Prima delle formule si identificano le effettive leve decisionali. Il bilancio viene rappresentato mediante poche classi di attivo economicamente riconoscibili, per esempio:</w:t>
+        <w:pict w14:anchorId="460738F8">
+          <v:rect id="_x0000_i1026" style="width:0;height:1.5pt" o:hralign="center" o:hrstd="t" o:hr="t" fillcolor="#a0a0a0" stroked="f"/>
+        </w:pict>
       </w:r>
-    </w:p>
-    <w:p>
-      <w:pPr>
-        <w:numPr>
-          <w:ilvl w:val="0"/>
-          <w:numId w:val="23"/>
-        </w:numPr>
-      </w:pPr>
-      <w:proofErr w:type="spellStart"/>
-      <w:r>
-        <w:t>cassa</w:t>
-      </w:r>
-      <w:proofErr w:type="spellEnd"/>
-      <w:r>
-        <w:t xml:space="preserve"> e </w:t>
-      </w:r>
-      <w:proofErr w:type="spellStart"/>
-      <w:r>
-        <w:t>riserve</w:t>
-      </w:r>
-      <w:proofErr w:type="spellEnd"/>
-      <w:r>
-        <w:t xml:space="preserve">; </w:t>
-      </w:r>
-    </w:p>
-    <w:p>
-      <w:pPr>
-        <w:numPr>
-          <w:ilvl w:val="0"/>
-          <w:numId w:val="23"/>
-        </w:numPr>
-      </w:pPr>
-      <w:proofErr w:type="spellStart"/>
-      <w:r>
-        <w:t>titoli</w:t>
-      </w:r>
-      <w:proofErr w:type="spellEnd"/>
-      <w:r>
-        <w:t xml:space="preserve"> a breve </w:t>
-      </w:r>
-      <w:proofErr w:type="spellStart"/>
-      <w:r>
-        <w:t>scadenza</w:t>
-      </w:r>
-      <w:proofErr w:type="spellEnd"/>
-      <w:r>
-        <w:t xml:space="preserve">; </w:t>
-      </w:r>
-    </w:p>
-    <w:p>
-      <w:pPr>
-        <w:numPr>
-          <w:ilvl w:val="0"/>
-          <w:numId w:val="23"/>
-        </w:numPr>
-        <w:rPr>
-          <w:lang w:val="it-IT"/>
-        </w:rPr>
-      </w:pPr>
-      <w:r>
-        <w:rPr>
-          <w:lang w:val="it-IT"/>
-        </w:rPr>
-        <w:t xml:space="preserve">titoli a lunga scadenza sensibili ai tassi; </w:t>
-      </w:r>
-    </w:p>
-    <w:p>
-      <w:pPr>
-        <w:numPr>
-          <w:ilvl w:val="0"/>
-          <w:numId w:val="23"/>
-        </w:numPr>
-        <w:rPr>
-          <w:lang w:val="it-IT"/>
-        </w:rPr>
-      </w:pPr>
-      <w:r>
-        <w:rPr>
-          <w:lang w:val="it-IT"/>
-        </w:rPr>
-        <w:t xml:space="preserve">prestiti o altri impieghi meno liquidi. </w:t>
-      </w:r>
-    </w:p>
-    <w:p>
-      <w:pPr>
-        <w:rPr>
-          <w:lang w:val="it-IT"/>
-        </w:rPr>
-      </w:pPr>
-      <w:r>
-        <w:rPr>
-          <w:lang w:val="it-IT"/>
-        </w:rPr>
-        <w:t>Per ciascuna classe si riportano rendimento, grado di liquidabilità, perdita nello scenario di stress ed eventuale assorbimento patrimoniale. Una tabella rende immediatamente visibile il trade-off: le attività più redditizie non sono necessariamente quelle che offrono maggiore liquidità o minore perdita sotto stress.</w:t>
-      </w:r>
-    </w:p>
-    <w:p>
-      <w:pPr>
-        <w:rPr>
-          <w:lang w:val="it-IT"/>
-        </w:rPr>
-      </w:pPr>
-      <w:r>
-        <w:rPr>
-          <w:lang w:val="it-IT"/>
-        </w:rPr>
-        <w:t>Qui si introduce la distinzione fondamentale tra:</w:t>
-      </w:r>
-    </w:p>
-    <w:p>
-      <w:pPr>
-        <w:rPr>
-          <w:lang w:val="it-IT"/>
-        </w:rPr>
-      </w:pPr>
-      <m:oMathPara>
-        <m:oMath>
-          <m:r>
-            <m:rPr>
-              <m:nor/>
-            </m:rPr>
-            <w:rPr>
-              <w:lang w:val="it-IT"/>
-            </w:rPr>
-            <m:t>decisioni</m:t>
-          </m:r>
-          <m:r>
-            <w:rPr>
-              <w:rFonts w:ascii="Cambria Math" w:hAnsi="Cambria Math"/>
-              <w:lang w:val="it-IT"/>
-            </w:rPr>
-            <m:t>, </m:t>
-          </m:r>
-          <m:r>
-            <m:rPr>
-              <m:nor/>
-            </m:rPr>
-            <w:rPr>
-              <w:lang w:val="it-IT"/>
-            </w:rPr>
-            <m:t>dati</m:t>
-          </m:r>
-          <m:r>
-            <w:rPr>
-              <w:rFonts w:ascii="Cambria Math" w:hAnsi="Cambria Math"/>
-              <w:lang w:val="it-IT"/>
-            </w:rPr>
-            <m:t>, </m:t>
-          </m:r>
-          <m:r>
-            <m:rPr>
-              <m:nor/>
-            </m:rPr>
-            <w:rPr>
-              <w:lang w:val="it-IT"/>
-            </w:rPr>
-            <m:t>risultati</m:t>
-          </m:r>
-          <m:r>
-            <w:rPr>
-              <w:rFonts w:ascii="Cambria Math" w:hAnsi="Cambria Math"/>
-              <w:lang w:val="it-IT"/>
-            </w:rPr>
-            <m:t>, </m:t>
-          </m:r>
-          <m:r>
-            <m:rPr>
-              <m:nor/>
-            </m:rPr>
-            <w:rPr>
-              <w:lang w:val="it-IT"/>
-            </w:rPr>
-            <m:t>requisiti</m:t>
-          </m:r>
-          <m:r>
-            <w:rPr>
-              <w:rFonts w:ascii="Cambria Math" w:hAnsi="Cambria Math"/>
-              <w:lang w:val="it-IT"/>
-            </w:rPr>
-            <m:t>.</m:t>
-          </m:r>
-          <m:r>
-            <w:rPr>
-              <w:i/>
-              <w:lang w:val="it-IT"/>
-            </w:rPr>
-            <w:br/>
-          </m:r>
-        </m:oMath>
-      </m:oMathPara>
     </w:p>
     <w:p>
       <w:pPr>
@@ -296,345 +844,1108 @@
           <w:bCs/>
           <w:lang w:val="it-IT"/>
         </w:rPr>
-        <w:t>11.3 Costruire il modello, un vincolo alla volta</w:t>
+        <w:t>Gruppo 3 — Variabili, parametri, risultati (slide 7–9) · parziale 11′ · cumulato 27′</w:t>
+      </w:r>
+    </w:p>
+    <w:tbl>
+      <w:tblPr>
+        <w:tblW w:w="0" w:type="auto"/>
+        <w:tblCellSpacing w:w="15" w:type="dxa"/>
+        <w:tblCellMar>
+          <w:top w:w="15" w:type="dxa"/>
+          <w:left w:w="15" w:type="dxa"/>
+          <w:bottom w:w="15" w:type="dxa"/>
+          <w:right w:w="15" w:type="dxa"/>
+        </w:tblCellMar>
+        <w:tblLook w:val="04A0" w:firstRow="1" w:lastRow="0" w:firstColumn="1" w:lastColumn="0" w:noHBand="0" w:noVBand="1"/>
+      </w:tblPr>
+      <w:tblGrid>
+        <w:gridCol w:w="194"/>
+        <w:gridCol w:w="1671"/>
+        <w:gridCol w:w="1602"/>
+        <w:gridCol w:w="6171"/>
+      </w:tblGrid>
+      <w:tr>
+        <w:trPr>
+          <w:tblHeader/>
+          <w:tblCellSpacing w:w="15" w:type="dxa"/>
+        </w:trPr>
+        <w:tc>
+          <w:tcPr>
+            <w:tcW w:w="0" w:type="auto"/>
+            <w:vAlign w:val="center"/>
+            <w:hideMark/>
+          </w:tcPr>
+          <w:p>
+            <w:pPr>
+              <w:rPr>
+                <w:b/>
+                <w:bCs/>
+              </w:rPr>
+            </w:pPr>
+            <w:r>
+              <w:rPr>
+                <w:b/>
+                <w:bCs/>
+              </w:rPr>
+              <w:t>#</w:t>
+            </w:r>
+          </w:p>
+        </w:tc>
+        <w:tc>
+          <w:tcPr>
+            <w:tcW w:w="0" w:type="auto"/>
+            <w:vAlign w:val="center"/>
+            <w:hideMark/>
+          </w:tcPr>
+          <w:p>
+            <w:pPr>
+              <w:rPr>
+                <w:b/>
+                <w:bCs/>
+              </w:rPr>
+            </w:pPr>
+            <w:r>
+              <w:rPr>
+                <w:b/>
+                <w:bCs/>
+              </w:rPr>
+              <w:t>Titolo</w:t>
+            </w:r>
+          </w:p>
+        </w:tc>
+        <w:tc>
+          <w:tcPr>
+            <w:tcW w:w="0" w:type="auto"/>
+            <w:vAlign w:val="center"/>
+            <w:hideMark/>
+          </w:tcPr>
+          <w:p>
+            <w:pPr>
+              <w:rPr>
+                <w:b/>
+                <w:bCs/>
+              </w:rPr>
+            </w:pPr>
+            <w:proofErr w:type="spellStart"/>
+            <w:r>
+              <w:rPr>
+                <w:b/>
+                <w:bCs/>
+              </w:rPr>
+              <w:t>Funzione</w:t>
+            </w:r>
+            <w:proofErr w:type="spellEnd"/>
+          </w:p>
+        </w:tc>
+        <w:tc>
+          <w:tcPr>
+            <w:tcW w:w="0" w:type="auto"/>
+            <w:vAlign w:val="center"/>
+            <w:hideMark/>
+          </w:tcPr>
+          <w:p>
+            <w:pPr>
+              <w:rPr>
+                <w:b/>
+                <w:bCs/>
+              </w:rPr>
+            </w:pPr>
+            <w:proofErr w:type="spellStart"/>
+            <w:r>
+              <w:rPr>
+                <w:b/>
+                <w:bCs/>
+              </w:rPr>
+              <w:t>Contenuto</w:t>
+            </w:r>
+            <w:proofErr w:type="spellEnd"/>
+            <w:r>
+              <w:rPr>
+                <w:b/>
+                <w:bCs/>
+              </w:rPr>
+              <w:t xml:space="preserve"> </w:t>
+            </w:r>
+            <w:proofErr w:type="spellStart"/>
+            <w:r>
+              <w:rPr>
+                <w:b/>
+                <w:bCs/>
+              </w:rPr>
+              <w:t>essenziale</w:t>
+            </w:r>
+            <w:proofErr w:type="spellEnd"/>
+          </w:p>
+        </w:tc>
+      </w:tr>
+      <w:tr>
+        <w:trPr>
+          <w:tblCellSpacing w:w="15" w:type="dxa"/>
+        </w:trPr>
+        <w:tc>
+          <w:tcPr>
+            <w:tcW w:w="0" w:type="auto"/>
+            <w:vAlign w:val="center"/>
+            <w:hideMark/>
+          </w:tcPr>
+          <w:p>
+            <w:r>
+              <w:t>7</w:t>
+            </w:r>
+          </w:p>
+        </w:tc>
+        <w:tc>
+          <w:tcPr>
+            <w:tcW w:w="0" w:type="auto"/>
+            <w:vAlign w:val="center"/>
+            <w:hideMark/>
+          </w:tcPr>
+          <w:p>
+            <w:r>
+              <w:t xml:space="preserve">Le </w:t>
+            </w:r>
+            <w:proofErr w:type="spellStart"/>
+            <w:r>
+              <w:t>variabili</w:t>
+            </w:r>
+            <w:proofErr w:type="spellEnd"/>
+            <w:r>
+              <w:t xml:space="preserve"> </w:t>
+            </w:r>
+            <w:proofErr w:type="spellStart"/>
+            <w:r>
+              <w:t>decisionali</w:t>
+            </w:r>
+            <w:proofErr w:type="spellEnd"/>
+          </w:p>
+        </w:tc>
+        <w:tc>
+          <w:tcPr>
+            <w:tcW w:w="0" w:type="auto"/>
+            <w:vAlign w:val="center"/>
+            <w:hideMark/>
+          </w:tcPr>
+          <w:p>
+            <w:proofErr w:type="spellStart"/>
+            <w:r>
+              <w:t>Formalizzazione</w:t>
+            </w:r>
+            <w:proofErr w:type="spellEnd"/>
+          </w:p>
+        </w:tc>
+        <w:tc>
+          <w:tcPr>
+            <w:tcW w:w="0" w:type="auto"/>
+            <w:vAlign w:val="center"/>
+            <w:hideMark/>
+          </w:tcPr>
+          <w:p>
+            <w:pPr>
+              <w:rPr>
+                <w:lang w:val="it-IT"/>
+              </w:rPr>
+            </w:pPr>
+            <w:r>
+              <w:rPr>
+                <w:lang w:val="it-IT"/>
+              </w:rPr>
+              <w:t>x1 cassa e riserve, x2 titoli a breve, x3 titoli a lunga, x4 prestiti — una riga di criterio distintivo per classe. Vettore x, non negatività. Le variabili non sono dati osservati né risultati del modello</w:t>
+            </w:r>
+          </w:p>
+        </w:tc>
+      </w:tr>
+      <w:tr>
+        <w:trPr>
+          <w:tblCellSpacing w:w="15" w:type="dxa"/>
+        </w:trPr>
+        <w:tc>
+          <w:tcPr>
+            <w:tcW w:w="0" w:type="auto"/>
+            <w:vAlign w:val="center"/>
+            <w:hideMark/>
+          </w:tcPr>
+          <w:p>
+            <w:r>
+              <w:t>8</w:t>
+            </w:r>
+          </w:p>
+        </w:tc>
+        <w:tc>
+          <w:tcPr>
+            <w:tcW w:w="0" w:type="auto"/>
+            <w:vAlign w:val="center"/>
+            <w:hideMark/>
+          </w:tcPr>
+          <w:p>
+            <w:pPr>
+              <w:rPr>
+                <w:lang w:val="it-IT"/>
+              </w:rPr>
+            </w:pPr>
+            <w:r>
+              <w:rPr>
+                <w:lang w:val="it-IT"/>
+              </w:rPr>
+              <w:t xml:space="preserve">I parametri: c, q, </w:t>
+            </w:r>
+            <w:proofErr w:type="spellStart"/>
+            <w:r>
+              <w:rPr>
+                <w:lang w:val="it-IT"/>
+              </w:rPr>
+              <w:t>ell</w:t>
+            </w:r>
+            <w:proofErr w:type="spellEnd"/>
+          </w:p>
+        </w:tc>
+        <w:tc>
+          <w:tcPr>
+            <w:tcW w:w="0" w:type="auto"/>
+            <w:vAlign w:val="center"/>
+            <w:hideMark/>
+          </w:tcPr>
+          <w:p>
+            <w:proofErr w:type="spellStart"/>
+            <w:r>
+              <w:t>Formalizzazione</w:t>
+            </w:r>
+            <w:proofErr w:type="spellEnd"/>
+          </w:p>
+        </w:tc>
+        <w:tc>
+          <w:tcPr>
+            <w:tcW w:w="0" w:type="auto"/>
+            <w:vAlign w:val="center"/>
+            <w:hideMark/>
+          </w:tcPr>
+          <w:p>
+            <w:pPr>
+              <w:rPr>
+                <w:lang w:val="it-IT"/>
+              </w:rPr>
+            </w:pPr>
+            <w:proofErr w:type="spellStart"/>
+            <w:r>
+              <w:rPr>
+                <w:lang w:val="it-IT"/>
+              </w:rPr>
+              <w:t>c_j</w:t>
+            </w:r>
+            <w:proofErr w:type="spellEnd"/>
+            <w:r>
+              <w:rPr>
+                <w:lang w:val="it-IT"/>
+              </w:rPr>
+              <w:t xml:space="preserve"> contributo economico unitario; </w:t>
+            </w:r>
+            <w:proofErr w:type="spellStart"/>
+            <w:r>
+              <w:rPr>
+                <w:lang w:val="it-IT"/>
+              </w:rPr>
+              <w:t>q_j</w:t>
+            </w:r>
+            <w:proofErr w:type="spellEnd"/>
+            <w:r>
+              <w:rPr>
+                <w:lang w:val="it-IT"/>
+              </w:rPr>
+              <w:t xml:space="preserve"> quota liquidabile </w:t>
+            </w:r>
+            <w:r>
+              <w:rPr>
+                <w:i/>
+                <w:iCs/>
+                <w:lang w:val="it-IT"/>
+              </w:rPr>
+              <w:t>entro l'orizzonte</w:t>
+            </w:r>
+            <w:r>
+              <w:rPr>
+                <w:lang w:val="it-IT"/>
+              </w:rPr>
+              <w:t xml:space="preserve">; </w:t>
+            </w:r>
+            <w:proofErr w:type="spellStart"/>
+            <w:r>
+              <w:rPr>
+                <w:lang w:val="it-IT"/>
+              </w:rPr>
+              <w:t>ell_j</w:t>
+            </w:r>
+            <w:proofErr w:type="spellEnd"/>
+            <w:r>
+              <w:rPr>
+                <w:lang w:val="it-IT"/>
+              </w:rPr>
+              <w:t xml:space="preserve"> perdita unitaria sotto stress. Avvertenza: </w:t>
+            </w:r>
+            <w:proofErr w:type="spellStart"/>
+            <w:r>
+              <w:rPr>
+                <w:lang w:val="it-IT"/>
+              </w:rPr>
+              <w:t>q_j</w:t>
+            </w:r>
+            <w:proofErr w:type="spellEnd"/>
+            <w:r>
+              <w:rPr>
+                <w:lang w:val="it-IT"/>
+              </w:rPr>
+              <w:t xml:space="preserve"> non misura la qualità creditizia. I parametri sono fissati prima della soluzione</w:t>
+            </w:r>
+          </w:p>
+        </w:tc>
+      </w:tr>
+      <w:tr>
+        <w:trPr>
+          <w:tblCellSpacing w:w="15" w:type="dxa"/>
+        </w:trPr>
+        <w:tc>
+          <w:tcPr>
+            <w:tcW w:w="0" w:type="auto"/>
+            <w:vAlign w:val="center"/>
+            <w:hideMark/>
+          </w:tcPr>
+          <w:p>
+            <w:r>
+              <w:lastRenderedPageBreak/>
+              <w:t>9</w:t>
+            </w:r>
+          </w:p>
+        </w:tc>
+        <w:tc>
+          <w:tcPr>
+            <w:tcW w:w="0" w:type="auto"/>
+            <w:vAlign w:val="center"/>
+            <w:hideMark/>
+          </w:tcPr>
+          <w:p>
+            <w:proofErr w:type="spellStart"/>
+            <w:r>
+              <w:t>Decisioni</w:t>
+            </w:r>
+            <w:proofErr w:type="spellEnd"/>
+            <w:r>
+              <w:t xml:space="preserve">, </w:t>
+            </w:r>
+            <w:proofErr w:type="spellStart"/>
+            <w:r>
+              <w:t>dati</w:t>
+            </w:r>
+            <w:proofErr w:type="spellEnd"/>
+            <w:r>
+              <w:t xml:space="preserve">, </w:t>
+            </w:r>
+            <w:proofErr w:type="spellStart"/>
+            <w:r>
+              <w:t>risultati</w:t>
+            </w:r>
+            <w:proofErr w:type="spellEnd"/>
+            <w:r>
+              <w:t xml:space="preserve">, </w:t>
+            </w:r>
+            <w:proofErr w:type="spellStart"/>
+            <w:r>
+              <w:t>requisiti</w:t>
+            </w:r>
+            <w:proofErr w:type="spellEnd"/>
+          </w:p>
+        </w:tc>
+        <w:tc>
+          <w:tcPr>
+            <w:tcW w:w="0" w:type="auto"/>
+            <w:vAlign w:val="center"/>
+            <w:hideMark/>
+          </w:tcPr>
+          <w:p>
+            <w:proofErr w:type="spellStart"/>
+            <w:r>
+              <w:t>Snodo</w:t>
+            </w:r>
+            <w:proofErr w:type="spellEnd"/>
+          </w:p>
+        </w:tc>
+        <w:tc>
+          <w:tcPr>
+            <w:tcW w:w="0" w:type="auto"/>
+            <w:vAlign w:val="center"/>
+            <w:hideMark/>
+          </w:tcPr>
+          <w:p>
+            <w:pPr>
+              <w:rPr>
+                <w:lang w:val="it-IT"/>
+              </w:rPr>
+            </w:pPr>
+            <w:r>
+              <w:rPr>
+                <w:lang w:val="it-IT"/>
+              </w:rPr>
+              <w:t xml:space="preserve">Le tre somme come </w:t>
+            </w:r>
+            <w:r>
+              <w:rPr>
+                <w:i/>
+                <w:iCs/>
+                <w:lang w:val="it-IT"/>
+              </w:rPr>
+              <w:t>risultati</w:t>
+            </w:r>
+            <w:r>
+              <w:rPr>
+                <w:lang w:val="it-IT"/>
+              </w:rPr>
+              <w:t xml:space="preserve"> della decisione, non come dati. Schema a quattro voci: che cosa si sceglie, con che cosa si valuta, che cosa ne risulta, che cosa rende accettabile</w:t>
+            </w:r>
+          </w:p>
+        </w:tc>
+      </w:tr>
+    </w:tbl>
+    <w:p>
+      <w:r>
+        <w:pict w14:anchorId="1E216587">
+          <v:rect id="_x0000_i1027" style="width:0;height:1.5pt" o:hralign="center" o:hrstd="t" o:hr="t" fillcolor="#a0a0a0" stroked="f"/>
+        </w:pict>
       </w:r>
     </w:p>
     <w:p>
-      <w:r>
+      <w:pPr>
         <w:rPr>
+          <w:b/>
+          <w:bCs/>
           <w:lang w:val="it-IT"/>
         </w:rPr>
-        <w:t xml:space="preserve">Il programma lineare non viene presentato subito in forma matriciale. </w:t>
-      </w:r>
-      <w:proofErr w:type="spellStart"/>
-      <w:r>
-        <w:t>Viene</w:t>
-      </w:r>
-      <w:proofErr w:type="spellEnd"/>
-      <w:r>
-        <w:t xml:space="preserve"> </w:t>
-      </w:r>
-      <w:proofErr w:type="spellStart"/>
-      <w:r>
-        <w:t>costruito</w:t>
-      </w:r>
-      <w:proofErr w:type="spellEnd"/>
-      <w:r>
-        <w:t xml:space="preserve"> </w:t>
-      </w:r>
-      <w:proofErr w:type="spellStart"/>
-      <w:r>
-        <w:t>progressivamente</w:t>
-      </w:r>
-      <w:proofErr w:type="spellEnd"/>
-      <w:r>
-        <w:t>.</w:t>
-      </w:r>
-    </w:p>
-    <w:p>
-      <w:r>
-        <w:t xml:space="preserve">Si </w:t>
-      </w:r>
-      <w:proofErr w:type="spellStart"/>
-      <w:r>
-        <w:t>introducono</w:t>
-      </w:r>
-      <w:proofErr w:type="spellEnd"/>
-      <w:r>
-        <w:t xml:space="preserve"> </w:t>
-      </w:r>
-      <w:proofErr w:type="spellStart"/>
-      <w:r>
-        <w:t>nell’ordine</w:t>
-      </w:r>
-      <w:proofErr w:type="spellEnd"/>
-      <w:r>
-        <w:t>:</w:t>
-      </w:r>
-    </w:p>
-    <w:p>
-      <w:pPr>
-        <w:numPr>
-          <w:ilvl w:val="0"/>
-          <w:numId w:val="24"/>
-        </w:numPr>
-      </w:pPr>
-      <w:r>
-        <w:t xml:space="preserve">le </w:t>
-      </w:r>
-      <w:proofErr w:type="spellStart"/>
-      <w:r>
-        <w:t>variabili</w:t>
-      </w:r>
-      <w:proofErr w:type="spellEnd"/>
-      <w:r>
-        <w:t xml:space="preserve"> </w:t>
-      </w:r>
-      <w:proofErr w:type="spellStart"/>
-      <w:r>
-        <w:t>decisionali</w:t>
-      </w:r>
-      <w:proofErr w:type="spellEnd"/>
-      <w:r>
-        <w:t xml:space="preserve">; </w:t>
-      </w:r>
-    </w:p>
-    <w:p>
-      <w:pPr>
-        <w:numPr>
-          <w:ilvl w:val="0"/>
-          <w:numId w:val="24"/>
-        </w:numPr>
-      </w:pPr>
-      <w:r>
-        <w:t xml:space="preserve">il </w:t>
-      </w:r>
-      <w:proofErr w:type="spellStart"/>
-      <w:r>
-        <w:t>vincolo</w:t>
-      </w:r>
-      <w:proofErr w:type="spellEnd"/>
-      <w:r>
-        <w:t xml:space="preserve"> di </w:t>
-      </w:r>
-      <w:proofErr w:type="spellStart"/>
-      <w:r>
-        <w:t>bilancio</w:t>
-      </w:r>
-      <w:proofErr w:type="spellEnd"/>
-      <w:r>
-        <w:t xml:space="preserve">; </w:t>
-      </w:r>
-    </w:p>
-    <w:p>
-      <w:pPr>
-        <w:numPr>
-          <w:ilvl w:val="0"/>
-          <w:numId w:val="24"/>
-        </w:numPr>
-        <w:rPr>
-          <w:lang w:val="it-IT"/>
-        </w:rPr>
-      </w:pPr>
-      <w:r>
-        <w:rPr>
-          <w:lang w:val="it-IT"/>
-        </w:rPr>
-        <w:t xml:space="preserve">la funzione obiettivo di redditività; </w:t>
-      </w:r>
-    </w:p>
-    <w:p>
-      <w:pPr>
-        <w:numPr>
-          <w:ilvl w:val="0"/>
-          <w:numId w:val="24"/>
-        </w:numPr>
-        <w:rPr>
-          <w:lang w:val="it-IT"/>
-        </w:rPr>
-      </w:pPr>
-      <w:r>
-        <w:rPr>
-          <w:lang w:val="it-IT"/>
-        </w:rPr>
-        <w:t xml:space="preserve">il requisito minimo di liquidità in uno scenario di deflusso; </w:t>
-      </w:r>
-    </w:p>
-    <w:p>
-      <w:pPr>
-        <w:numPr>
-          <w:ilvl w:val="0"/>
-          <w:numId w:val="24"/>
-        </w:numPr>
-        <w:rPr>
-          <w:lang w:val="it-IT"/>
-        </w:rPr>
-      </w:pPr>
-      <w:r>
-        <w:rPr>
-          <w:lang w:val="it-IT"/>
-        </w:rPr>
-        <w:t xml:space="preserve">il limite massimo alle perdite di valore; </w:t>
-      </w:r>
-    </w:p>
-    <w:p>
-      <w:pPr>
-        <w:numPr>
-          <w:ilvl w:val="0"/>
-          <w:numId w:val="24"/>
-        </w:numPr>
-        <w:rPr>
-          <w:lang w:val="it-IT"/>
-        </w:rPr>
-      </w:pPr>
-      <w:r>
-        <w:rPr>
-          <w:lang w:val="it-IT"/>
-        </w:rPr>
-        <w:t xml:space="preserve">un eventuale limite di concentrazione; </w:t>
-      </w:r>
-    </w:p>
-    <w:p>
-      <w:pPr>
-        <w:numPr>
-          <w:ilvl w:val="0"/>
-          <w:numId w:val="24"/>
-        </w:numPr>
-        <w:rPr>
-          <w:lang w:val="it-IT"/>
-        </w:rPr>
-      </w:pPr>
-      <w:r>
-        <w:rPr>
-          <w:lang w:val="it-IT"/>
-        </w:rPr>
-        <w:t xml:space="preserve">la non negatività delle allocazioni. </w:t>
-      </w:r>
-    </w:p>
-    <w:p>
-      <w:pPr>
-        <w:rPr>
-          <w:lang w:val="it-IT"/>
-        </w:rPr>
-      </w:pPr>
-      <w:r>
-        <w:rPr>
-          <w:lang w:val="it-IT"/>
-        </w:rPr>
-        <w:t>Ogni vincolo deve essere accompagnato da tre letture:</w:t>
-      </w:r>
-    </w:p>
-    <w:p>
-      <w:pPr>
-        <w:rPr>
-          <w:lang w:val="it-IT"/>
-        </w:rPr>
-      </w:pPr>
-      <m:oMathPara>
-        <m:oMath>
-          <m:r>
-            <m:rPr>
-              <m:nor/>
-            </m:rPr>
-            <w:rPr>
-              <w:lang w:val="it-IT"/>
-            </w:rPr>
-            <w:lastRenderedPageBreak/>
-            <m:t>formula</m:t>
-          </m:r>
-          <m:r>
-            <w:rPr>
-              <w:rFonts w:ascii="Cambria Math" w:hAnsi="Cambria Math"/>
-              <w:lang w:val="it-IT"/>
-            </w:rPr>
-            <m:t> </m:t>
-          </m:r>
-          <m:r>
-            <w:rPr>
-              <w:rFonts w:ascii="Cambria Math" w:hAnsi="Cambria Math"/>
-            </w:rPr>
-            <m:t>⟷</m:t>
-          </m:r>
-          <m:r>
-            <w:rPr>
-              <w:rFonts w:ascii="Cambria Math" w:hAnsi="Cambria Math"/>
-              <w:lang w:val="it-IT"/>
-            </w:rPr>
-            <m:t> </m:t>
-          </m:r>
-          <m:r>
-            <m:rPr>
-              <m:nor/>
-            </m:rPr>
-            <w:rPr>
-              <w:lang w:val="it-IT"/>
-            </w:rPr>
-            <m:t>significato economico</m:t>
-          </m:r>
-          <m:r>
-            <w:rPr>
-              <w:rFonts w:ascii="Cambria Math" w:hAnsi="Cambria Math"/>
-              <w:lang w:val="it-IT"/>
-            </w:rPr>
-            <m:t> </m:t>
-          </m:r>
-          <m:r>
-            <w:rPr>
-              <w:rFonts w:ascii="Cambria Math" w:hAnsi="Cambria Math"/>
-            </w:rPr>
-            <m:t>⟷</m:t>
-          </m:r>
-          <m:r>
-            <w:rPr>
-              <w:rFonts w:ascii="Cambria Math" w:hAnsi="Cambria Math"/>
-              <w:lang w:val="it-IT"/>
-            </w:rPr>
-            <m:t> </m:t>
-          </m:r>
-          <m:r>
-            <m:rPr>
-              <m:nor/>
-            </m:rPr>
-            <w:rPr>
-              <w:lang w:val="it-IT"/>
-            </w:rPr>
-            <m:t>decisioni escluse</m:t>
-          </m:r>
-          <m:r>
-            <w:rPr>
-              <w:rFonts w:ascii="Cambria Math" w:hAnsi="Cambria Math"/>
-              <w:lang w:val="it-IT"/>
-            </w:rPr>
-            <m:t>.</m:t>
-          </m:r>
-          <m:r>
-            <w:rPr>
-              <w:i/>
-              <w:lang w:val="it-IT"/>
-            </w:rPr>
-            <w:br/>
-          </m:r>
-        </m:oMath>
-      </m:oMathPara>
-    </w:p>
-    <w:p>
-      <w:pPr>
-        <w:rPr>
-          <w:lang w:val="it-IT"/>
-        </w:rPr>
-      </w:pPr>
-      <w:r>
-        <w:rPr>
-          <w:lang w:val="it-IT"/>
-        </w:rPr>
-        <w:t>Solo alla fine della sezione compare il modello completo.</w:t>
-      </w:r>
-    </w:p>
-    <w:p>
-      <w:pPr>
-        <w:rPr>
-          <w:lang w:val="it-IT"/>
-        </w:rPr>
-      </w:pPr>
-      <w:r>
-        <w:rPr>
-          <w:lang w:val="it-IT"/>
-        </w:rPr>
-        <w:t xml:space="preserve">Questa è probabilmente la sezione più importante del capitolo: lo studente deve imparare soprattutto a </w:t>
-      </w:r>
+      </w:pPr>
       <w:r>
         <w:rPr>
           <w:b/>
           <w:bCs/>
           <w:lang w:val="it-IT"/>
         </w:rPr>
-        <w:t>formulare</w:t>
+        <w:t>Gruppo 4 — Il modello, un vincolo alla volta (slide 10–13) · parziale 16′ · cumulato 43′</w:t>
       </w:r>
+    </w:p>
+    <w:tbl>
+      <w:tblPr>
+        <w:tblW w:w="0" w:type="auto"/>
+        <w:tblCellSpacing w:w="15" w:type="dxa"/>
+        <w:tblCellMar>
+          <w:top w:w="15" w:type="dxa"/>
+          <w:left w:w="15" w:type="dxa"/>
+          <w:bottom w:w="15" w:type="dxa"/>
+          <w:right w:w="15" w:type="dxa"/>
+        </w:tblCellMar>
+        <w:tblLook w:val="04A0" w:firstRow="1" w:lastRow="0" w:firstColumn="1" w:lastColumn="0" w:noHBand="0" w:noVBand="1"/>
+      </w:tblPr>
+      <w:tblGrid>
+        <w:gridCol w:w="312"/>
+        <w:gridCol w:w="1956"/>
+        <w:gridCol w:w="1234"/>
+        <w:gridCol w:w="6136"/>
+      </w:tblGrid>
+      <w:tr>
+        <w:trPr>
+          <w:tblHeader/>
+          <w:tblCellSpacing w:w="15" w:type="dxa"/>
+        </w:trPr>
+        <w:tc>
+          <w:tcPr>
+            <w:tcW w:w="0" w:type="auto"/>
+            <w:vAlign w:val="center"/>
+            <w:hideMark/>
+          </w:tcPr>
+          <w:p>
+            <w:pPr>
+              <w:rPr>
+                <w:b/>
+                <w:bCs/>
+              </w:rPr>
+            </w:pPr>
+            <w:r>
+              <w:rPr>
+                <w:b/>
+                <w:bCs/>
+              </w:rPr>
+              <w:t>#</w:t>
+            </w:r>
+          </w:p>
+        </w:tc>
+        <w:tc>
+          <w:tcPr>
+            <w:tcW w:w="0" w:type="auto"/>
+            <w:vAlign w:val="center"/>
+            <w:hideMark/>
+          </w:tcPr>
+          <w:p>
+            <w:pPr>
+              <w:rPr>
+                <w:b/>
+                <w:bCs/>
+              </w:rPr>
+            </w:pPr>
+            <w:r>
+              <w:rPr>
+                <w:b/>
+                <w:bCs/>
+              </w:rPr>
+              <w:t>Titolo</w:t>
+            </w:r>
+          </w:p>
+        </w:tc>
+        <w:tc>
+          <w:tcPr>
+            <w:tcW w:w="0" w:type="auto"/>
+            <w:vAlign w:val="center"/>
+            <w:hideMark/>
+          </w:tcPr>
+          <w:p>
+            <w:pPr>
+              <w:rPr>
+                <w:b/>
+                <w:bCs/>
+              </w:rPr>
+            </w:pPr>
+            <w:proofErr w:type="spellStart"/>
+            <w:r>
+              <w:rPr>
+                <w:b/>
+                <w:bCs/>
+              </w:rPr>
+              <w:t>Funzione</w:t>
+            </w:r>
+            <w:proofErr w:type="spellEnd"/>
+          </w:p>
+        </w:tc>
+        <w:tc>
+          <w:tcPr>
+            <w:tcW w:w="0" w:type="auto"/>
+            <w:vAlign w:val="center"/>
+            <w:hideMark/>
+          </w:tcPr>
+          <w:p>
+            <w:pPr>
+              <w:rPr>
+                <w:b/>
+                <w:bCs/>
+              </w:rPr>
+            </w:pPr>
+            <w:proofErr w:type="spellStart"/>
+            <w:r>
+              <w:rPr>
+                <w:b/>
+                <w:bCs/>
+              </w:rPr>
+              <w:t>Contenuto</w:t>
+            </w:r>
+            <w:proofErr w:type="spellEnd"/>
+            <w:r>
+              <w:rPr>
+                <w:b/>
+                <w:bCs/>
+              </w:rPr>
+              <w:t xml:space="preserve"> </w:t>
+            </w:r>
+            <w:proofErr w:type="spellStart"/>
+            <w:r>
+              <w:rPr>
+                <w:b/>
+                <w:bCs/>
+              </w:rPr>
+              <w:t>essenziale</w:t>
+            </w:r>
+            <w:proofErr w:type="spellEnd"/>
+          </w:p>
+        </w:tc>
+      </w:tr>
+      <w:tr>
+        <w:trPr>
+          <w:tblCellSpacing w:w="15" w:type="dxa"/>
+        </w:trPr>
+        <w:tc>
+          <w:tcPr>
+            <w:tcW w:w="0" w:type="auto"/>
+            <w:vAlign w:val="center"/>
+            <w:hideMark/>
+          </w:tcPr>
+          <w:p>
+            <w:r>
+              <w:t>10</w:t>
+            </w:r>
+          </w:p>
+        </w:tc>
+        <w:tc>
+          <w:tcPr>
+            <w:tcW w:w="0" w:type="auto"/>
+            <w:vAlign w:val="center"/>
+            <w:hideMark/>
+          </w:tcPr>
+          <w:p>
+            <w:proofErr w:type="spellStart"/>
+            <w:r>
+              <w:t>Bilancio</w:t>
+            </w:r>
+            <w:proofErr w:type="spellEnd"/>
+            <w:r>
+              <w:t xml:space="preserve"> e </w:t>
+            </w:r>
+            <w:proofErr w:type="spellStart"/>
+            <w:r>
+              <w:t>funzione</w:t>
+            </w:r>
+            <w:proofErr w:type="spellEnd"/>
+            <w:r>
+              <w:t xml:space="preserve"> </w:t>
+            </w:r>
+            <w:proofErr w:type="spellStart"/>
+            <w:r>
+              <w:t>obiettivo</w:t>
+            </w:r>
+            <w:proofErr w:type="spellEnd"/>
+          </w:p>
+        </w:tc>
+        <w:tc>
+          <w:tcPr>
+            <w:tcW w:w="0" w:type="auto"/>
+            <w:vAlign w:val="center"/>
+            <w:hideMark/>
+          </w:tcPr>
+          <w:p>
+            <w:proofErr w:type="spellStart"/>
+            <w:r>
+              <w:t>Costruzione</w:t>
+            </w:r>
+            <w:proofErr w:type="spellEnd"/>
+          </w:p>
+        </w:tc>
+        <w:tc>
+          <w:tcPr>
+            <w:tcW w:w="0" w:type="auto"/>
+            <w:vAlign w:val="center"/>
+            <w:hideMark/>
+          </w:tcPr>
+          <w:p>
+            <w:r>
+              <w:rPr>
+                <w:lang w:val="it-IT"/>
+              </w:rPr>
+              <w:t xml:space="preserve">Somma degli impieghi uguale ad A0. Massimizzare la somma dei </w:t>
+            </w:r>
+            <w:proofErr w:type="spellStart"/>
+            <w:r>
+              <w:rPr>
+                <w:lang w:val="it-IT"/>
+              </w:rPr>
+              <w:t>c_j</w:t>
+            </w:r>
+            <w:proofErr w:type="spellEnd"/>
+            <w:r>
+              <w:rPr>
+                <w:lang w:val="it-IT"/>
+              </w:rPr>
+              <w:t xml:space="preserve"> </w:t>
+            </w:r>
+            <w:proofErr w:type="spellStart"/>
+            <w:r>
+              <w:rPr>
+                <w:lang w:val="it-IT"/>
+              </w:rPr>
+              <w:t>x_j</w:t>
+            </w:r>
+            <w:proofErr w:type="spellEnd"/>
+            <w:r>
+              <w:rPr>
+                <w:lang w:val="it-IT"/>
+              </w:rPr>
+              <w:t xml:space="preserve">. Massimizzare la redditività non significa ignorare il rischio: la redditività è il risultato da migliorare, gli altri requisiti delimitano l'accettabile. </w:t>
+            </w:r>
+            <w:r>
+              <w:t xml:space="preserve">Non </w:t>
+            </w:r>
+            <w:proofErr w:type="spellStart"/>
+            <w:r>
+              <w:t>si</w:t>
+            </w:r>
+            <w:proofErr w:type="spellEnd"/>
+            <w:r>
+              <w:t xml:space="preserve"> </w:t>
+            </w:r>
+            <w:proofErr w:type="spellStart"/>
+            <w:r>
+              <w:t>sommano</w:t>
+            </w:r>
+            <w:proofErr w:type="spellEnd"/>
+            <w:r>
+              <w:t xml:space="preserve"> in un </w:t>
+            </w:r>
+            <w:proofErr w:type="spellStart"/>
+            <w:r>
+              <w:t>unico</w:t>
+            </w:r>
+            <w:proofErr w:type="spellEnd"/>
+            <w:r>
+              <w:t xml:space="preserve"> </w:t>
+            </w:r>
+            <w:proofErr w:type="spellStart"/>
+            <w:r>
+              <w:t>indicatore</w:t>
+            </w:r>
+            <w:proofErr w:type="spellEnd"/>
+          </w:p>
+        </w:tc>
+      </w:tr>
+      <w:tr>
+        <w:trPr>
+          <w:tblCellSpacing w:w="15" w:type="dxa"/>
+        </w:trPr>
+        <w:tc>
+          <w:tcPr>
+            <w:tcW w:w="0" w:type="auto"/>
+            <w:vAlign w:val="center"/>
+            <w:hideMark/>
+          </w:tcPr>
+          <w:p>
+            <w:r>
+              <w:t>11</w:t>
+            </w:r>
+          </w:p>
+        </w:tc>
+        <w:tc>
+          <w:tcPr>
+            <w:tcW w:w="0" w:type="auto"/>
+            <w:vAlign w:val="center"/>
+            <w:hideMark/>
+          </w:tcPr>
+          <w:p>
+            <w:pPr>
+              <w:rPr>
+                <w:lang w:val="it-IT"/>
+              </w:rPr>
+            </w:pPr>
+            <w:r>
+              <w:rPr>
+                <w:lang w:val="it-IT"/>
+              </w:rPr>
+              <w:t>Il requisito minimo di liquidità</w:t>
+            </w:r>
+          </w:p>
+        </w:tc>
+        <w:tc>
+          <w:tcPr>
+            <w:tcW w:w="0" w:type="auto"/>
+            <w:vAlign w:val="center"/>
+            <w:hideMark/>
+          </w:tcPr>
+          <w:p>
+            <w:proofErr w:type="spellStart"/>
+            <w:r>
+              <w:t>Costruzione</w:t>
+            </w:r>
+            <w:proofErr w:type="spellEnd"/>
+          </w:p>
+        </w:tc>
+        <w:tc>
+          <w:tcPr>
+            <w:tcW w:w="0" w:type="auto"/>
+            <w:vAlign w:val="center"/>
+            <w:hideMark/>
+          </w:tcPr>
+          <w:p>
+            <w:pPr>
+              <w:rPr>
+                <w:lang w:val="it-IT"/>
+              </w:rPr>
+            </w:pPr>
+            <w:r>
+              <w:rPr>
+                <w:lang w:val="it-IT"/>
+              </w:rPr>
+              <w:t xml:space="preserve">Somma dei </w:t>
+            </w:r>
+            <w:proofErr w:type="spellStart"/>
+            <w:r>
+              <w:rPr>
+                <w:lang w:val="it-IT"/>
+              </w:rPr>
+              <w:t>q_j</w:t>
+            </w:r>
+            <w:proofErr w:type="spellEnd"/>
+            <w:r>
+              <w:rPr>
+                <w:lang w:val="it-IT"/>
+              </w:rPr>
+              <w:t xml:space="preserve"> </w:t>
+            </w:r>
+            <w:proofErr w:type="spellStart"/>
+            <w:r>
+              <w:rPr>
+                <w:lang w:val="it-IT"/>
+              </w:rPr>
+              <w:t>x_j</w:t>
+            </w:r>
+            <w:proofErr w:type="spellEnd"/>
+            <w:r>
+              <w:rPr>
+                <w:lang w:val="it-IT"/>
+              </w:rPr>
+              <w:t xml:space="preserve"> almeno pari a </w:t>
+            </w:r>
+            <w:proofErr w:type="spellStart"/>
+            <w:r>
+              <w:rPr>
+                <w:lang w:val="it-IT"/>
+              </w:rPr>
+              <w:t>Q_min</w:t>
+            </w:r>
+            <w:proofErr w:type="spellEnd"/>
+            <w:r>
+              <w:rPr>
+                <w:lang w:val="it-IT"/>
+              </w:rPr>
+              <w:t xml:space="preserve">. Esclude composizioni redditizie ma non monetizzabili nei tempi richiesti. </w:t>
+            </w:r>
+            <w:proofErr w:type="spellStart"/>
+            <w:r>
+              <w:rPr>
+                <w:lang w:val="it-IT"/>
+              </w:rPr>
+              <w:t>Q_min</w:t>
+            </w:r>
+            <w:proofErr w:type="spellEnd"/>
+            <w:r>
+              <w:rPr>
+                <w:lang w:val="it-IT"/>
+              </w:rPr>
+              <w:t xml:space="preserve"> è scelta prudenziale: un suo aumento restringe l'insieme e sposta verso le attività liquidabili</w:t>
+            </w:r>
+          </w:p>
+        </w:tc>
+      </w:tr>
+      <w:tr>
+        <w:trPr>
+          <w:tblCellSpacing w:w="15" w:type="dxa"/>
+        </w:trPr>
+        <w:tc>
+          <w:tcPr>
+            <w:tcW w:w="0" w:type="auto"/>
+            <w:vAlign w:val="center"/>
+            <w:hideMark/>
+          </w:tcPr>
+          <w:p>
+            <w:r>
+              <w:t>12</w:t>
+            </w:r>
+          </w:p>
+        </w:tc>
+        <w:tc>
+          <w:tcPr>
+            <w:tcW w:w="0" w:type="auto"/>
+            <w:vAlign w:val="center"/>
+            <w:hideMark/>
+          </w:tcPr>
+          <w:p>
+            <w:proofErr w:type="spellStart"/>
+            <w:r>
+              <w:t>Perdite</w:t>
+            </w:r>
+            <w:proofErr w:type="spellEnd"/>
+            <w:r>
+              <w:t xml:space="preserve">, </w:t>
+            </w:r>
+            <w:proofErr w:type="spellStart"/>
+            <w:r>
+              <w:t>concentrazione</w:t>
+            </w:r>
+            <w:proofErr w:type="spellEnd"/>
+            <w:r>
+              <w:t xml:space="preserve">, non </w:t>
+            </w:r>
+            <w:proofErr w:type="spellStart"/>
+            <w:r>
+              <w:t>negatività</w:t>
+            </w:r>
+            <w:proofErr w:type="spellEnd"/>
+          </w:p>
+        </w:tc>
+        <w:tc>
+          <w:tcPr>
+            <w:tcW w:w="0" w:type="auto"/>
+            <w:vAlign w:val="center"/>
+            <w:hideMark/>
+          </w:tcPr>
+          <w:p>
+            <w:proofErr w:type="spellStart"/>
+            <w:r>
+              <w:t>Costruzione</w:t>
+            </w:r>
+            <w:proofErr w:type="spellEnd"/>
+          </w:p>
+        </w:tc>
+        <w:tc>
+          <w:tcPr>
+            <w:tcW w:w="0" w:type="auto"/>
+            <w:vAlign w:val="center"/>
+            <w:hideMark/>
+          </w:tcPr>
+          <w:p>
+            <w:pPr>
+              <w:rPr>
+                <w:lang w:val="it-IT"/>
+              </w:rPr>
+            </w:pPr>
+            <w:r>
+              <w:rPr>
+                <w:lang w:val="it-IT"/>
+              </w:rPr>
+              <w:t xml:space="preserve">Tre vincoli su una slide. Limite alle perdite e limite di concentrazione controllano vulnerabilità </w:t>
+            </w:r>
+            <w:r>
+              <w:rPr>
+                <w:i/>
+                <w:iCs/>
+                <w:lang w:val="it-IT"/>
+              </w:rPr>
+              <w:t>diverse</w:t>
+            </w:r>
+            <w:r>
+              <w:rPr>
+                <w:lang w:val="it-IT"/>
+              </w:rPr>
+              <w:t>: il primo l'effetto dello scenario di stress, il secondo la dipendenza da una singola classe anche a perdita contenuta. La non negatività è una caratteristica economica, non una conseguenza matematica</w:t>
+            </w:r>
+          </w:p>
+        </w:tc>
+      </w:tr>
+      <w:tr>
+        <w:trPr>
+          <w:tblCellSpacing w:w="15" w:type="dxa"/>
+        </w:trPr>
+        <w:tc>
+          <w:tcPr>
+            <w:tcW w:w="0" w:type="auto"/>
+            <w:vAlign w:val="center"/>
+            <w:hideMark/>
+          </w:tcPr>
+          <w:p>
+            <w:r>
+              <w:t>13</w:t>
+            </w:r>
+          </w:p>
+        </w:tc>
+        <w:tc>
+          <w:tcPr>
+            <w:tcW w:w="0" w:type="auto"/>
+            <w:vAlign w:val="center"/>
+            <w:hideMark/>
+          </w:tcPr>
+          <w:p>
+            <w:r>
+              <w:rPr>
+                <w:b/>
+                <w:bCs/>
+              </w:rPr>
+              <w:t xml:space="preserve">Il </w:t>
+            </w:r>
+            <w:proofErr w:type="spellStart"/>
+            <w:r>
+              <w:rPr>
+                <w:b/>
+                <w:bCs/>
+              </w:rPr>
+              <w:t>modello</w:t>
+            </w:r>
+            <w:proofErr w:type="spellEnd"/>
+            <w:r>
+              <w:rPr>
+                <w:b/>
+                <w:bCs/>
+              </w:rPr>
+              <w:t xml:space="preserve"> SVB </w:t>
+            </w:r>
+            <w:proofErr w:type="spellStart"/>
+            <w:r>
+              <w:rPr>
+                <w:b/>
+                <w:bCs/>
+              </w:rPr>
+              <w:t>stilizzato</w:t>
+            </w:r>
+            <w:proofErr w:type="spellEnd"/>
+          </w:p>
+        </w:tc>
+        <w:tc>
+          <w:tcPr>
+            <w:tcW w:w="0" w:type="auto"/>
+            <w:vAlign w:val="center"/>
+            <w:hideMark/>
+          </w:tcPr>
+          <w:p>
+            <w:r>
+              <w:t>Slide-</w:t>
+            </w:r>
+            <w:proofErr w:type="spellStart"/>
+            <w:r>
+              <w:t>cardine</w:t>
+            </w:r>
+            <w:proofErr w:type="spellEnd"/>
+          </w:p>
+        </w:tc>
+        <w:tc>
+          <w:tcPr>
+            <w:tcW w:w="0" w:type="auto"/>
+            <w:vAlign w:val="center"/>
+            <w:hideMark/>
+          </w:tcPr>
+          <w:p>
+            <w:pPr>
+              <w:rPr>
+                <w:lang w:val="it-IT"/>
+              </w:rPr>
+            </w:pPr>
+            <w:r>
+              <w:rPr>
+                <w:lang w:val="it-IT"/>
+              </w:rPr>
+              <w:t xml:space="preserve">Il modello completo, più la tabella dei coefficienti con A0 = 100, </w:t>
+            </w:r>
+            <w:proofErr w:type="spellStart"/>
+            <w:r>
+              <w:rPr>
+                <w:lang w:val="it-IT"/>
+              </w:rPr>
+              <w:t>Q_min</w:t>
+            </w:r>
+            <w:proofErr w:type="spellEnd"/>
+            <w:r>
+              <w:rPr>
+                <w:lang w:val="it-IT"/>
+              </w:rPr>
+              <w:t xml:space="preserve"> = 55, K = 7, alpha = 0,30. Chiusa: non la composizione più redditizia in assoluto, ma la più redditizia fra quelle che rispettano </w:t>
+            </w:r>
+            <w:r>
+              <w:rPr>
+                <w:i/>
+                <w:iCs/>
+                <w:lang w:val="it-IT"/>
+              </w:rPr>
+              <w:t>simultaneamente</w:t>
+            </w:r>
+            <w:r>
+              <w:rPr>
+                <w:lang w:val="it-IT"/>
+              </w:rPr>
+              <w:t xml:space="preserve"> tutti i requisiti</w:t>
+            </w:r>
+          </w:p>
+        </w:tc>
+      </w:tr>
+    </w:tbl>
+    <w:p>
       <w:r>
-        <w:rPr>
-          <w:lang w:val="it-IT"/>
-        </w:rPr>
-        <w:t xml:space="preserve"> un problema, non a manipolare una forma canonica già fornita.</w:t>
+        <w:pict w14:anchorId="0240A0F2">
+          <v:rect id="_x0000_i1028" style="width:0;height:1.5pt" o:hralign="center" o:hrstd="t" o:hr="t" fillcolor="#a0a0a0" stroked="f"/>
+        </w:pict>
       </w:r>
     </w:p>
     <w:p>
@@ -651,181 +1962,1131 @@
           <w:bCs/>
           <w:lang w:val="it-IT"/>
         </w:rPr>
-        <w:t>11.4 Quando il modello è lineare</w:t>
+        <w:t>Gruppo 5 — Linearità e forma generale (slide 14–16) · parziale 11′ · cumulato 54′</w:t>
+      </w:r>
+    </w:p>
+    <w:tbl>
+      <w:tblPr>
+        <w:tblW w:w="0" w:type="auto"/>
+        <w:tblCellSpacing w:w="15" w:type="dxa"/>
+        <w:tblCellMar>
+          <w:top w:w="15" w:type="dxa"/>
+          <w:left w:w="15" w:type="dxa"/>
+          <w:bottom w:w="15" w:type="dxa"/>
+          <w:right w:w="15" w:type="dxa"/>
+        </w:tblCellMar>
+        <w:tblLook w:val="04A0" w:firstRow="1" w:lastRow="0" w:firstColumn="1" w:lastColumn="0" w:noHBand="0" w:noVBand="1"/>
+      </w:tblPr>
+      <w:tblGrid>
+        <w:gridCol w:w="311"/>
+        <w:gridCol w:w="1492"/>
+        <w:gridCol w:w="1687"/>
+        <w:gridCol w:w="6148"/>
+      </w:tblGrid>
+      <w:tr>
+        <w:trPr>
+          <w:tblHeader/>
+          <w:tblCellSpacing w:w="15" w:type="dxa"/>
+        </w:trPr>
+        <w:tc>
+          <w:tcPr>
+            <w:tcW w:w="0" w:type="auto"/>
+            <w:vAlign w:val="center"/>
+            <w:hideMark/>
+          </w:tcPr>
+          <w:p>
+            <w:pPr>
+              <w:rPr>
+                <w:b/>
+                <w:bCs/>
+              </w:rPr>
+            </w:pPr>
+            <w:r>
+              <w:rPr>
+                <w:b/>
+                <w:bCs/>
+              </w:rPr>
+              <w:t>#</w:t>
+            </w:r>
+          </w:p>
+        </w:tc>
+        <w:tc>
+          <w:tcPr>
+            <w:tcW w:w="0" w:type="auto"/>
+            <w:vAlign w:val="center"/>
+            <w:hideMark/>
+          </w:tcPr>
+          <w:p>
+            <w:pPr>
+              <w:rPr>
+                <w:b/>
+                <w:bCs/>
+              </w:rPr>
+            </w:pPr>
+            <w:r>
+              <w:rPr>
+                <w:b/>
+                <w:bCs/>
+              </w:rPr>
+              <w:t>Titolo</w:t>
+            </w:r>
+          </w:p>
+        </w:tc>
+        <w:tc>
+          <w:tcPr>
+            <w:tcW w:w="0" w:type="auto"/>
+            <w:vAlign w:val="center"/>
+            <w:hideMark/>
+          </w:tcPr>
+          <w:p>
+            <w:pPr>
+              <w:rPr>
+                <w:b/>
+                <w:bCs/>
+              </w:rPr>
+            </w:pPr>
+            <w:proofErr w:type="spellStart"/>
+            <w:r>
+              <w:rPr>
+                <w:b/>
+                <w:bCs/>
+              </w:rPr>
+              <w:t>Funzione</w:t>
+            </w:r>
+            <w:proofErr w:type="spellEnd"/>
+          </w:p>
+        </w:tc>
+        <w:tc>
+          <w:tcPr>
+            <w:tcW w:w="0" w:type="auto"/>
+            <w:vAlign w:val="center"/>
+            <w:hideMark/>
+          </w:tcPr>
+          <w:p>
+            <w:pPr>
+              <w:rPr>
+                <w:b/>
+                <w:bCs/>
+              </w:rPr>
+            </w:pPr>
+            <w:proofErr w:type="spellStart"/>
+            <w:r>
+              <w:rPr>
+                <w:b/>
+                <w:bCs/>
+              </w:rPr>
+              <w:t>Contenuto</w:t>
+            </w:r>
+            <w:proofErr w:type="spellEnd"/>
+            <w:r>
+              <w:rPr>
+                <w:b/>
+                <w:bCs/>
+              </w:rPr>
+              <w:t xml:space="preserve"> </w:t>
+            </w:r>
+            <w:proofErr w:type="spellStart"/>
+            <w:r>
+              <w:rPr>
+                <w:b/>
+                <w:bCs/>
+              </w:rPr>
+              <w:t>essenziale</w:t>
+            </w:r>
+            <w:proofErr w:type="spellEnd"/>
+          </w:p>
+        </w:tc>
+      </w:tr>
+      <w:tr>
+        <w:trPr>
+          <w:tblCellSpacing w:w="15" w:type="dxa"/>
+        </w:trPr>
+        <w:tc>
+          <w:tcPr>
+            <w:tcW w:w="0" w:type="auto"/>
+            <w:vAlign w:val="center"/>
+            <w:hideMark/>
+          </w:tcPr>
+          <w:p>
+            <w:r>
+              <w:t>14</w:t>
+            </w:r>
+          </w:p>
+        </w:tc>
+        <w:tc>
+          <w:tcPr>
+            <w:tcW w:w="0" w:type="auto"/>
+            <w:vAlign w:val="center"/>
+            <w:hideMark/>
+          </w:tcPr>
+          <w:p>
+            <w:pPr>
+              <w:rPr>
+                <w:lang w:val="it-IT"/>
+              </w:rPr>
+            </w:pPr>
+            <w:r>
+              <w:rPr>
+                <w:lang w:val="it-IT"/>
+              </w:rPr>
+              <w:t>Che cosa rende lineare il modello</w:t>
+            </w:r>
+          </w:p>
+        </w:tc>
+        <w:tc>
+          <w:tcPr>
+            <w:tcW w:w="0" w:type="auto"/>
+            <w:vAlign w:val="center"/>
+            <w:hideMark/>
+          </w:tcPr>
+          <w:p>
+            <w:proofErr w:type="spellStart"/>
+            <w:r>
+              <w:t>Formalizzazione</w:t>
+            </w:r>
+            <w:proofErr w:type="spellEnd"/>
+          </w:p>
+        </w:tc>
+        <w:tc>
+          <w:tcPr>
+            <w:tcW w:w="0" w:type="auto"/>
+            <w:vAlign w:val="center"/>
+            <w:hideMark/>
+          </w:tcPr>
+          <w:p>
+            <w:pPr>
+              <w:rPr>
+                <w:lang w:val="it-IT"/>
+              </w:rPr>
+            </w:pPr>
+            <w:r>
+              <w:rPr>
+                <w:lang w:val="it-IT"/>
+              </w:rPr>
+              <w:t>Proporzionalità, additività, divisibilità, coefficienti trattati come dati. La linearità non dipende dal numero di variabili, ma dal modo in cui le decisioni entrano in obiettivo e vincoli</w:t>
+            </w:r>
+          </w:p>
+        </w:tc>
+      </w:tr>
+      <w:tr>
+        <w:trPr>
+          <w:tblCellSpacing w:w="15" w:type="dxa"/>
+        </w:trPr>
+        <w:tc>
+          <w:tcPr>
+            <w:tcW w:w="0" w:type="auto"/>
+            <w:vAlign w:val="center"/>
+            <w:hideMark/>
+          </w:tcPr>
+          <w:p>
+            <w:r>
+              <w:t>15</w:t>
+            </w:r>
+          </w:p>
+        </w:tc>
+        <w:tc>
+          <w:tcPr>
+            <w:tcW w:w="0" w:type="auto"/>
+            <w:vAlign w:val="center"/>
+            <w:hideMark/>
+          </w:tcPr>
+          <w:p>
+            <w:pPr>
+              <w:rPr>
+                <w:lang w:val="it-IT"/>
+              </w:rPr>
+            </w:pPr>
+            <w:r>
+              <w:rPr>
+                <w:lang w:val="it-IT"/>
+              </w:rPr>
+              <w:t>Che cosa la linearità esclude</w:t>
+            </w:r>
+          </w:p>
+        </w:tc>
+        <w:tc>
+          <w:tcPr>
+            <w:tcW w:w="0" w:type="auto"/>
+            <w:vAlign w:val="center"/>
+            <w:hideMark/>
+          </w:tcPr>
+          <w:p>
+            <w:proofErr w:type="spellStart"/>
+            <w:r>
+              <w:t>Avvertenza</w:t>
+            </w:r>
+            <w:proofErr w:type="spellEnd"/>
+          </w:p>
+        </w:tc>
+        <w:tc>
+          <w:tcPr>
+            <w:tcW w:w="0" w:type="auto"/>
+            <w:vAlign w:val="center"/>
+            <w:hideMark/>
+          </w:tcPr>
+          <w:p>
+            <w:r>
+              <w:rPr>
+                <w:lang w:val="it-IT"/>
+              </w:rPr>
+              <w:t xml:space="preserve">Non compaiono potenze, prodotti fra variabili, coefficienti dipendenti dalle quantità. Un termine di amplificazione fra titoli lunghi e prestiti renderebbe il modello non lineare. La </w:t>
+            </w:r>
+            <w:proofErr w:type="spellStart"/>
+            <w:r>
+              <w:rPr>
+                <w:i/>
+                <w:iCs/>
+                <w:lang w:val="it-IT"/>
+              </w:rPr>
+              <w:t>fire</w:t>
+            </w:r>
+            <w:proofErr w:type="spellEnd"/>
+            <w:r>
+              <w:rPr>
+                <w:i/>
+                <w:iCs/>
+                <w:lang w:val="it-IT"/>
+              </w:rPr>
+              <w:t xml:space="preserve"> sale</w:t>
+            </w:r>
+            <w:r>
+              <w:rPr>
+                <w:lang w:val="it-IT"/>
+              </w:rPr>
+              <w:t xml:space="preserve">: la perdita unitaria non resta costante al crescere dell'importo liquidato. </w:t>
+            </w:r>
+            <w:proofErr w:type="spellStart"/>
+            <w:r>
+              <w:t>L'incertezza</w:t>
+            </w:r>
+            <w:proofErr w:type="spellEnd"/>
+            <w:r>
+              <w:t xml:space="preserve"> non </w:t>
+            </w:r>
+            <w:proofErr w:type="spellStart"/>
+            <w:r>
+              <w:t>scompare</w:t>
+            </w:r>
+            <w:proofErr w:type="spellEnd"/>
+            <w:r>
+              <w:t xml:space="preserve">, è </w:t>
+            </w:r>
+            <w:proofErr w:type="spellStart"/>
+            <w:r>
+              <w:t>incorporata</w:t>
+            </w:r>
+            <w:proofErr w:type="spellEnd"/>
+            <w:r>
+              <w:t xml:space="preserve"> </w:t>
+            </w:r>
+            <w:proofErr w:type="spellStart"/>
+            <w:r>
+              <w:t>nei</w:t>
+            </w:r>
+            <w:proofErr w:type="spellEnd"/>
+            <w:r>
+              <w:t xml:space="preserve"> </w:t>
+            </w:r>
+            <w:proofErr w:type="spellStart"/>
+            <w:r>
+              <w:t>coefficienti</w:t>
+            </w:r>
+            <w:proofErr w:type="spellEnd"/>
+          </w:p>
+        </w:tc>
+      </w:tr>
+      <w:tr>
+        <w:trPr>
+          <w:tblCellSpacing w:w="15" w:type="dxa"/>
+        </w:trPr>
+        <w:tc>
+          <w:tcPr>
+            <w:tcW w:w="0" w:type="auto"/>
+            <w:vAlign w:val="center"/>
+            <w:hideMark/>
+          </w:tcPr>
+          <w:p>
+            <w:r>
+              <w:t>16</w:t>
+            </w:r>
+          </w:p>
+        </w:tc>
+        <w:tc>
+          <w:tcPr>
+            <w:tcW w:w="0" w:type="auto"/>
+            <w:vAlign w:val="center"/>
+            <w:hideMark/>
+          </w:tcPr>
+          <w:p>
+            <w:pPr>
+              <w:rPr>
+                <w:lang w:val="it-IT"/>
+              </w:rPr>
+            </w:pPr>
+            <w:r>
+              <w:rPr>
+                <w:lang w:val="it-IT"/>
+              </w:rPr>
+              <w:t>Dalla forma scalare alla forma matriciale</w:t>
+            </w:r>
+          </w:p>
+        </w:tc>
+        <w:tc>
+          <w:tcPr>
+            <w:tcW w:w="0" w:type="auto"/>
+            <w:vAlign w:val="center"/>
+            <w:hideMark/>
+          </w:tcPr>
+          <w:p>
+            <w:proofErr w:type="spellStart"/>
+            <w:r>
+              <w:t>Generalizzazione</w:t>
+            </w:r>
+            <w:proofErr w:type="spellEnd"/>
+          </w:p>
+        </w:tc>
+        <w:tc>
+          <w:tcPr>
+            <w:tcW w:w="0" w:type="auto"/>
+            <w:vAlign w:val="center"/>
+            <w:hideMark/>
+          </w:tcPr>
+          <w:p>
+            <w:pPr>
+              <w:rPr>
+                <w:lang w:val="it-IT"/>
+              </w:rPr>
+            </w:pPr>
+            <w:r>
+              <w:rPr>
+                <w:lang w:val="it-IT"/>
+              </w:rPr>
+              <w:t xml:space="preserve">max c'x soggetto a </w:t>
+            </w:r>
+            <w:proofErr w:type="spellStart"/>
+            <w:r>
+              <w:rPr>
+                <w:lang w:val="it-IT"/>
+              </w:rPr>
+              <w:t>Ax</w:t>
+            </w:r>
+            <w:proofErr w:type="spellEnd"/>
+            <w:r>
+              <w:rPr>
+                <w:lang w:val="it-IT"/>
+              </w:rPr>
+              <w:t xml:space="preserve"> ≤ b, x ≥ 0. Ogni riga di A è un requisito, ogni colonna una classe di attivo. La forma con ≤ è una convenzione: uguaglianze e ≥ restano ammesse dove più leggibili</w:t>
+            </w:r>
+          </w:p>
+        </w:tc>
+      </w:tr>
+    </w:tbl>
+    <w:p>
+      <w:r>
+        <w:rPr>
+          <w:b/>
+          <w:bCs/>
+        </w:rPr>
+        <w:t>— Break 15′ —</w:t>
       </w:r>
     </w:p>
     <w:p>
-      <w:pPr>
-        <w:rPr>
-          <w:lang w:val="it-IT"/>
-        </w:rPr>
-      </w:pPr>
       <w:r>
-        <w:rPr>
-          <w:lang w:val="it-IT"/>
-        </w:rPr>
-        <w:t>Dopo che il modello è stato compreso, si chiariscono le ipotesi di linearità:</w:t>
+        <w:pict w14:anchorId="046B2089">
+          <v:rect id="_x0000_i1029" style="width:0;height:1.5pt" o:hralign="center" o:hrstd="t" o:hr="t" fillcolor="#a0a0a0" stroked="f"/>
+        </w:pict>
       </w:r>
     </w:p>
     <w:p>
       <w:pPr>
-        <w:numPr>
-          <w:ilvl w:val="0"/>
-          <w:numId w:val="25"/>
-        </w:numPr>
-      </w:pPr>
-      <w:proofErr w:type="spellStart"/>
-      <w:r>
-        <w:t>proporzionalità</w:t>
-      </w:r>
-      <w:proofErr w:type="spellEnd"/>
-      <w:r>
-        <w:t xml:space="preserve">; </w:t>
-      </w:r>
-    </w:p>
-    <w:p>
-      <w:pPr>
-        <w:numPr>
-          <w:ilvl w:val="0"/>
-          <w:numId w:val="25"/>
-        </w:numPr>
-      </w:pPr>
-      <w:proofErr w:type="spellStart"/>
-      <w:r>
-        <w:t>additività</w:t>
-      </w:r>
-      <w:proofErr w:type="spellEnd"/>
-      <w:r>
-        <w:t xml:space="preserve">; </w:t>
-      </w:r>
-    </w:p>
-    <w:p>
-      <w:pPr>
-        <w:numPr>
-          <w:ilvl w:val="0"/>
-          <w:numId w:val="25"/>
-        </w:numPr>
-      </w:pPr>
-      <w:proofErr w:type="spellStart"/>
-      <w:r>
-        <w:t>divisibilità</w:t>
-      </w:r>
-      <w:proofErr w:type="spellEnd"/>
-      <w:r>
-        <w:t xml:space="preserve">; </w:t>
-      </w:r>
-    </w:p>
-    <w:p>
-      <w:pPr>
-        <w:numPr>
-          <w:ilvl w:val="0"/>
-          <w:numId w:val="25"/>
-        </w:numPr>
-      </w:pPr>
-      <w:proofErr w:type="spellStart"/>
-      <w:r>
-        <w:t>coefficienti</w:t>
-      </w:r>
-      <w:proofErr w:type="spellEnd"/>
-      <w:r>
-        <w:t xml:space="preserve"> </w:t>
-      </w:r>
-      <w:proofErr w:type="spellStart"/>
-      <w:r>
-        <w:t>trattati</w:t>
-      </w:r>
-      <w:proofErr w:type="spellEnd"/>
-      <w:r>
-        <w:t xml:space="preserve"> come </w:t>
-      </w:r>
-      <w:proofErr w:type="spellStart"/>
-      <w:r>
-        <w:t>dati</w:t>
-      </w:r>
-      <w:proofErr w:type="spellEnd"/>
-      <w:r>
-        <w:t xml:space="preserve">. </w:t>
-      </w:r>
-    </w:p>
-    <w:p>
-      <w:pPr>
         <w:rPr>
+          <w:b/>
+          <w:bCs/>
           <w:lang w:val="it-IT"/>
         </w:rPr>
       </w:pPr>
-      <w:r>
-        <w:rPr>
-          <w:lang w:val="it-IT"/>
-        </w:rPr>
-        <w:t xml:space="preserve">La trattazione deve essere critica. Per esempio, un coefficiente fisso di liquidabilità presume che il valore recuperabile non dipenda dall’ammontare venduto; un coefficiente fisso di perdita trascura effetti di prezzo endogeni e </w:t>
-      </w:r>
-      <w:proofErr w:type="spellStart"/>
-      <w:r>
-        <w:rPr>
-          <w:lang w:val="it-IT"/>
-        </w:rPr>
-        <w:t>fire</w:t>
-      </w:r>
-      <w:proofErr w:type="spellEnd"/>
-      <w:r>
-        <w:rPr>
-          <w:lang w:val="it-IT"/>
-        </w:rPr>
-        <w:t xml:space="preserve"> sales.</w:t>
-      </w:r>
-    </w:p>
-    <w:p>
-      <w:pPr>
-        <w:rPr>
-          <w:lang w:val="it-IT"/>
-        </w:rPr>
-      </w:pPr>
-      <w:r>
-        <w:rPr>
-          <w:lang w:val="it-IT"/>
-        </w:rPr>
-        <w:t xml:space="preserve">La sezione deve spiegare non soltanto </w:t>
-      </w:r>
       <w:r>
         <w:rPr>
           <w:b/>
           <w:bCs/>
           <w:lang w:val="it-IT"/>
         </w:rPr>
-        <w:t>che cosa presuppone</w:t>
+        <w:t>Gruppo 6 — Ammissibilità e diagnosi (slide 17–19) · parziale 11′ · cumulato 65′</w:t>
       </w:r>
+    </w:p>
+    <w:tbl>
+      <w:tblPr>
+        <w:tblW w:w="0" w:type="auto"/>
+        <w:tblCellSpacing w:w="15" w:type="dxa"/>
+        <w:tblCellMar>
+          <w:top w:w="15" w:type="dxa"/>
+          <w:left w:w="15" w:type="dxa"/>
+          <w:bottom w:w="15" w:type="dxa"/>
+          <w:right w:w="15" w:type="dxa"/>
+        </w:tblCellMar>
+        <w:tblLook w:val="04A0" w:firstRow="1" w:lastRow="0" w:firstColumn="1" w:lastColumn="0" w:noHBand="0" w:noVBand="1"/>
+      </w:tblPr>
+      <w:tblGrid>
+        <w:gridCol w:w="311"/>
+        <w:gridCol w:w="1617"/>
+        <w:gridCol w:w="1127"/>
+        <w:gridCol w:w="6583"/>
+      </w:tblGrid>
+      <w:tr>
+        <w:trPr>
+          <w:tblHeader/>
+          <w:tblCellSpacing w:w="15" w:type="dxa"/>
+        </w:trPr>
+        <w:tc>
+          <w:tcPr>
+            <w:tcW w:w="0" w:type="auto"/>
+            <w:vAlign w:val="center"/>
+            <w:hideMark/>
+          </w:tcPr>
+          <w:p>
+            <w:pPr>
+              <w:rPr>
+                <w:b/>
+                <w:bCs/>
+              </w:rPr>
+            </w:pPr>
+            <w:r>
+              <w:rPr>
+                <w:b/>
+                <w:bCs/>
+              </w:rPr>
+              <w:t>#</w:t>
+            </w:r>
+          </w:p>
+        </w:tc>
+        <w:tc>
+          <w:tcPr>
+            <w:tcW w:w="0" w:type="auto"/>
+            <w:vAlign w:val="center"/>
+            <w:hideMark/>
+          </w:tcPr>
+          <w:p>
+            <w:pPr>
+              <w:rPr>
+                <w:b/>
+                <w:bCs/>
+              </w:rPr>
+            </w:pPr>
+            <w:r>
+              <w:rPr>
+                <w:b/>
+                <w:bCs/>
+              </w:rPr>
+              <w:t>Titolo</w:t>
+            </w:r>
+          </w:p>
+        </w:tc>
+        <w:tc>
+          <w:tcPr>
+            <w:tcW w:w="0" w:type="auto"/>
+            <w:vAlign w:val="center"/>
+            <w:hideMark/>
+          </w:tcPr>
+          <w:p>
+            <w:pPr>
+              <w:rPr>
+                <w:b/>
+                <w:bCs/>
+              </w:rPr>
+            </w:pPr>
+            <w:proofErr w:type="spellStart"/>
+            <w:r>
+              <w:rPr>
+                <w:b/>
+                <w:bCs/>
+              </w:rPr>
+              <w:t>Funzione</w:t>
+            </w:r>
+            <w:proofErr w:type="spellEnd"/>
+          </w:p>
+        </w:tc>
+        <w:tc>
+          <w:tcPr>
+            <w:tcW w:w="0" w:type="auto"/>
+            <w:vAlign w:val="center"/>
+            <w:hideMark/>
+          </w:tcPr>
+          <w:p>
+            <w:pPr>
+              <w:rPr>
+                <w:b/>
+                <w:bCs/>
+              </w:rPr>
+            </w:pPr>
+            <w:proofErr w:type="spellStart"/>
+            <w:r>
+              <w:rPr>
+                <w:b/>
+                <w:bCs/>
+              </w:rPr>
+              <w:t>Contenuto</w:t>
+            </w:r>
+            <w:proofErr w:type="spellEnd"/>
+            <w:r>
+              <w:rPr>
+                <w:b/>
+                <w:bCs/>
+              </w:rPr>
+              <w:t xml:space="preserve"> </w:t>
+            </w:r>
+            <w:proofErr w:type="spellStart"/>
+            <w:r>
+              <w:rPr>
+                <w:b/>
+                <w:bCs/>
+              </w:rPr>
+              <w:t>essenziale</w:t>
+            </w:r>
+            <w:proofErr w:type="spellEnd"/>
+          </w:p>
+        </w:tc>
+      </w:tr>
+      <w:tr>
+        <w:trPr>
+          <w:tblCellSpacing w:w="15" w:type="dxa"/>
+        </w:trPr>
+        <w:tc>
+          <w:tcPr>
+            <w:tcW w:w="0" w:type="auto"/>
+            <w:vAlign w:val="center"/>
+            <w:hideMark/>
+          </w:tcPr>
+          <w:p>
+            <w:r>
+              <w:t>17</w:t>
+            </w:r>
+          </w:p>
+        </w:tc>
+        <w:tc>
+          <w:tcPr>
+            <w:tcW w:w="0" w:type="auto"/>
+            <w:vAlign w:val="center"/>
+            <w:hideMark/>
+          </w:tcPr>
+          <w:p>
+            <w:proofErr w:type="spellStart"/>
+            <w:r>
+              <w:t>Decisioni</w:t>
+            </w:r>
+            <w:proofErr w:type="spellEnd"/>
+            <w:r>
+              <w:t xml:space="preserve"> </w:t>
+            </w:r>
+            <w:proofErr w:type="spellStart"/>
+            <w:r>
+              <w:t>ammissibili</w:t>
+            </w:r>
+            <w:proofErr w:type="spellEnd"/>
+          </w:p>
+        </w:tc>
+        <w:tc>
+          <w:tcPr>
+            <w:tcW w:w="0" w:type="auto"/>
+            <w:vAlign w:val="center"/>
+            <w:hideMark/>
+          </w:tcPr>
+          <w:p>
+            <w:proofErr w:type="spellStart"/>
+            <w:r>
+              <w:t>Definizione</w:t>
+            </w:r>
+            <w:proofErr w:type="spellEnd"/>
+          </w:p>
+        </w:tc>
+        <w:tc>
+          <w:tcPr>
+            <w:tcW w:w="0" w:type="auto"/>
+            <w:vAlign w:val="center"/>
+            <w:hideMark/>
+          </w:tcPr>
+          <w:p>
+            <w:pPr>
+              <w:rPr>
+                <w:lang w:val="it-IT"/>
+              </w:rPr>
+            </w:pPr>
+            <w:r>
+              <w:rPr>
+                <w:lang w:val="it-IT"/>
+              </w:rPr>
+              <w:t>Definizione di soluzione ammissibile; l'insieme X; il valore ottimo è il massimo su X, non su tutto lo spazio. Una decisione molto redditizia fuori da X non è un'alternativa migliore: è una decisione che il modello non considera realizzabile</w:t>
+            </w:r>
+          </w:p>
+        </w:tc>
+      </w:tr>
+      <w:tr>
+        <w:trPr>
+          <w:tblCellSpacing w:w="15" w:type="dxa"/>
+        </w:trPr>
+        <w:tc>
+          <w:tcPr>
+            <w:tcW w:w="0" w:type="auto"/>
+            <w:vAlign w:val="center"/>
+            <w:hideMark/>
+          </w:tcPr>
+          <w:p>
+            <w:r>
+              <w:t>18</w:t>
+            </w:r>
+          </w:p>
+        </w:tc>
+        <w:tc>
+          <w:tcPr>
+            <w:tcW w:w="0" w:type="auto"/>
+            <w:vAlign w:val="center"/>
+            <w:hideMark/>
+          </w:tcPr>
+          <w:p>
+            <w:r>
+              <w:t xml:space="preserve">Due </w:t>
+            </w:r>
+            <w:proofErr w:type="spellStart"/>
+            <w:r>
+              <w:t>composizioni</w:t>
+            </w:r>
+            <w:proofErr w:type="spellEnd"/>
+            <w:r>
+              <w:t xml:space="preserve"> a </w:t>
+            </w:r>
+            <w:proofErr w:type="spellStart"/>
+            <w:r>
+              <w:t>confronto</w:t>
+            </w:r>
+            <w:proofErr w:type="spellEnd"/>
+          </w:p>
+        </w:tc>
+        <w:tc>
+          <w:tcPr>
+            <w:tcW w:w="0" w:type="auto"/>
+            <w:vAlign w:val="center"/>
+            <w:hideMark/>
+          </w:tcPr>
+          <w:p>
+            <w:proofErr w:type="spellStart"/>
+            <w:r>
+              <w:t>Esempio</w:t>
+            </w:r>
+            <w:proofErr w:type="spellEnd"/>
+          </w:p>
+        </w:tc>
+        <w:tc>
+          <w:tcPr>
+            <w:tcW w:w="0" w:type="auto"/>
+            <w:vAlign w:val="center"/>
+            <w:hideMark/>
+          </w:tcPr>
+          <w:p>
+            <w:pPr>
+              <w:rPr>
+                <w:lang w:val="it-IT"/>
+              </w:rPr>
+            </w:pPr>
+            <w:r>
+              <w:rPr>
+                <w:lang w:val="it-IT"/>
+              </w:rPr>
+              <w:t>Composizione A = (5, 10, 45, 40): risultato 4,10 ma liquidità 44,50, perdita 10,15, titoli lunghi 45 — viola tre requisiti. Composizione B = (10, 30, 20, 40): risultato 3,65, ammissibile. Margini di B: liquidità 0, perdita 0,20, concentrazione 10. Definizione di vincolo attivo. L'ammissibilità precede il confronto dei valori</w:t>
+            </w:r>
+          </w:p>
+        </w:tc>
+      </w:tr>
+      <w:tr>
+        <w:trPr>
+          <w:tblCellSpacing w:w="15" w:type="dxa"/>
+        </w:trPr>
+        <w:tc>
+          <w:tcPr>
+            <w:tcW w:w="0" w:type="auto"/>
+            <w:vAlign w:val="center"/>
+            <w:hideMark/>
+          </w:tcPr>
+          <w:p>
+            <w:r>
+              <w:t>19</w:t>
+            </w:r>
+          </w:p>
+        </w:tc>
+        <w:tc>
+          <w:tcPr>
+            <w:tcW w:w="0" w:type="auto"/>
+            <w:vAlign w:val="center"/>
+            <w:hideMark/>
+          </w:tcPr>
+          <w:p>
+            <w:pPr>
+              <w:rPr>
+                <w:lang w:val="it-IT"/>
+              </w:rPr>
+            </w:pPr>
+            <w:r>
+              <w:rPr>
+                <w:lang w:val="it-IT"/>
+              </w:rPr>
+              <w:t>I tre esiti del solver</w:t>
+            </w:r>
+          </w:p>
+        </w:tc>
+        <w:tc>
+          <w:tcPr>
+            <w:tcW w:w="0" w:type="auto"/>
+            <w:vAlign w:val="center"/>
+            <w:hideMark/>
+          </w:tcPr>
+          <w:p>
+            <w:proofErr w:type="spellStart"/>
+            <w:r>
+              <w:t>Diagnosi</w:t>
+            </w:r>
+            <w:proofErr w:type="spellEnd"/>
+          </w:p>
+        </w:tc>
+        <w:tc>
+          <w:tcPr>
+            <w:tcW w:w="0" w:type="auto"/>
+            <w:vAlign w:val="center"/>
+            <w:hideMark/>
+          </w:tcPr>
+          <w:p>
+            <w:pPr>
+              <w:rPr>
+                <w:lang w:val="it-IT"/>
+              </w:rPr>
+            </w:pPr>
+            <w:r>
+              <w:rPr>
+                <w:lang w:val="it-IT"/>
+              </w:rPr>
+              <w:t xml:space="preserve">Soluzione ottima, inammissibilità, illimitatezza. Un insieme vuoto può segnalare incompatibilità economica </w:t>
+            </w:r>
+            <w:r>
+              <w:rPr>
+                <w:i/>
+                <w:iCs/>
+                <w:lang w:val="it-IT"/>
+              </w:rPr>
+              <w:t>oppure</w:t>
+            </w:r>
+            <w:r>
+              <w:rPr>
+                <w:lang w:val="it-IT"/>
+              </w:rPr>
+              <w:t xml:space="preserve"> un errore nei dati, nei versi o nei livelli. Remark: la prima operazione non è modificare i vincoli fino a ottenere una soluzione</w:t>
+            </w:r>
+          </w:p>
+        </w:tc>
+      </w:tr>
+    </w:tbl>
+    <w:p>
       <w:r>
+        <w:pict w14:anchorId="1CCBD93A">
+          <v:rect id="_x0000_i1030" style="width:0;height:1.5pt" o:hralign="center" o:hrstd="t" o:hr="t" fillcolor="#a0a0a0" stroked="f"/>
+        </w:pict>
+      </w:r>
+    </w:p>
+    <w:p>
+      <w:pPr>
         <w:rPr>
+          <w:b/>
+          <w:bCs/>
           <w:lang w:val="it-IT"/>
         </w:rPr>
-        <w:t xml:space="preserve"> la programmazione lineare, ma anche </w:t>
-      </w:r>
+      </w:pPr>
       <w:r>
         <w:rPr>
           <w:b/>
           <w:bCs/>
           <w:lang w:val="it-IT"/>
         </w:rPr>
-        <w:t>quando l’approssimazione è ragionevole</w:t>
-      </w:r>
-      <w:r>
-        <w:rPr>
-          <w:lang w:val="it-IT"/>
-        </w:rPr>
-        <w:t xml:space="preserve"> e quando può diventare debole.</w:t>
+        <w:t>Gruppo 7 — Esercizio A in aula (slide 20–21) · parziale 9′ · cumulato 74′</w:t>
       </w:r>
     </w:p>
+    <w:tbl>
+      <w:tblPr>
+        <w:tblW w:w="0" w:type="auto"/>
+        <w:tblCellSpacing w:w="15" w:type="dxa"/>
+        <w:tblCellMar>
+          <w:top w:w="15" w:type="dxa"/>
+          <w:left w:w="15" w:type="dxa"/>
+          <w:bottom w:w="15" w:type="dxa"/>
+          <w:right w:w="15" w:type="dxa"/>
+        </w:tblCellMar>
+        <w:tblLook w:val="04A0" w:firstRow="1" w:lastRow="0" w:firstColumn="1" w:lastColumn="0" w:noHBand="0" w:noVBand="1"/>
+      </w:tblPr>
+      <w:tblGrid>
+        <w:gridCol w:w="311"/>
+        <w:gridCol w:w="1416"/>
+        <w:gridCol w:w="1026"/>
+        <w:gridCol w:w="6885"/>
+      </w:tblGrid>
+      <w:tr>
+        <w:trPr>
+          <w:tblHeader/>
+          <w:tblCellSpacing w:w="15" w:type="dxa"/>
+        </w:trPr>
+        <w:tc>
+          <w:tcPr>
+            <w:tcW w:w="0" w:type="auto"/>
+            <w:vAlign w:val="center"/>
+            <w:hideMark/>
+          </w:tcPr>
+          <w:p>
+            <w:pPr>
+              <w:rPr>
+                <w:b/>
+                <w:bCs/>
+              </w:rPr>
+            </w:pPr>
+            <w:r>
+              <w:rPr>
+                <w:b/>
+                <w:bCs/>
+              </w:rPr>
+              <w:t>#</w:t>
+            </w:r>
+          </w:p>
+        </w:tc>
+        <w:tc>
+          <w:tcPr>
+            <w:tcW w:w="0" w:type="auto"/>
+            <w:vAlign w:val="center"/>
+            <w:hideMark/>
+          </w:tcPr>
+          <w:p>
+            <w:pPr>
+              <w:rPr>
+                <w:b/>
+                <w:bCs/>
+              </w:rPr>
+            </w:pPr>
+            <w:r>
+              <w:rPr>
+                <w:b/>
+                <w:bCs/>
+              </w:rPr>
+              <w:t>Titolo</w:t>
+            </w:r>
+          </w:p>
+        </w:tc>
+        <w:tc>
+          <w:tcPr>
+            <w:tcW w:w="0" w:type="auto"/>
+            <w:vAlign w:val="center"/>
+            <w:hideMark/>
+          </w:tcPr>
+          <w:p>
+            <w:pPr>
+              <w:rPr>
+                <w:b/>
+                <w:bCs/>
+              </w:rPr>
+            </w:pPr>
+            <w:proofErr w:type="spellStart"/>
+            <w:r>
+              <w:rPr>
+                <w:b/>
+                <w:bCs/>
+              </w:rPr>
+              <w:t>Funzione</w:t>
+            </w:r>
+            <w:proofErr w:type="spellEnd"/>
+          </w:p>
+        </w:tc>
+        <w:tc>
+          <w:tcPr>
+            <w:tcW w:w="0" w:type="auto"/>
+            <w:vAlign w:val="center"/>
+            <w:hideMark/>
+          </w:tcPr>
+          <w:p>
+            <w:pPr>
+              <w:rPr>
+                <w:b/>
+                <w:bCs/>
+              </w:rPr>
+            </w:pPr>
+            <w:proofErr w:type="spellStart"/>
+            <w:r>
+              <w:rPr>
+                <w:b/>
+                <w:bCs/>
+              </w:rPr>
+              <w:t>Contenuto</w:t>
+            </w:r>
+            <w:proofErr w:type="spellEnd"/>
+            <w:r>
+              <w:rPr>
+                <w:b/>
+                <w:bCs/>
+              </w:rPr>
+              <w:t xml:space="preserve"> </w:t>
+            </w:r>
+            <w:proofErr w:type="spellStart"/>
+            <w:r>
+              <w:rPr>
+                <w:b/>
+                <w:bCs/>
+              </w:rPr>
+              <w:t>essenziale</w:t>
+            </w:r>
+            <w:proofErr w:type="spellEnd"/>
+          </w:p>
+        </w:tc>
+      </w:tr>
+      <w:tr>
+        <w:trPr>
+          <w:tblCellSpacing w:w="15" w:type="dxa"/>
+        </w:trPr>
+        <w:tc>
+          <w:tcPr>
+            <w:tcW w:w="0" w:type="auto"/>
+            <w:vAlign w:val="center"/>
+            <w:hideMark/>
+          </w:tcPr>
+          <w:p>
+            <w:r>
+              <w:t>20</w:t>
+            </w:r>
+          </w:p>
+        </w:tc>
+        <w:tc>
+          <w:tcPr>
+            <w:tcW w:w="0" w:type="auto"/>
+            <w:vAlign w:val="center"/>
+            <w:hideMark/>
+          </w:tcPr>
+          <w:p>
+            <w:proofErr w:type="spellStart"/>
+            <w:r>
+              <w:t>Esercizio</w:t>
+            </w:r>
+            <w:proofErr w:type="spellEnd"/>
+            <w:r>
+              <w:t xml:space="preserve">: </w:t>
+            </w:r>
+            <w:proofErr w:type="spellStart"/>
+            <w:r>
+              <w:t>diagnosi</w:t>
+            </w:r>
+            <w:proofErr w:type="spellEnd"/>
+            <w:r>
+              <w:t xml:space="preserve"> e </w:t>
+            </w:r>
+            <w:proofErr w:type="spellStart"/>
+            <w:r>
+              <w:t>correzione</w:t>
+            </w:r>
+            <w:proofErr w:type="spellEnd"/>
+          </w:p>
+        </w:tc>
+        <w:tc>
+          <w:tcPr>
+            <w:tcW w:w="0" w:type="auto"/>
+            <w:vAlign w:val="center"/>
+            <w:hideMark/>
+          </w:tcPr>
+          <w:p>
+            <w:proofErr w:type="spellStart"/>
+            <w:r>
+              <w:t>Enunciato</w:t>
+            </w:r>
+            <w:proofErr w:type="spellEnd"/>
+          </w:p>
+        </w:tc>
+        <w:tc>
+          <w:tcPr>
+            <w:tcW w:w="0" w:type="auto"/>
+            <w:vAlign w:val="center"/>
+            <w:hideMark/>
+          </w:tcPr>
+          <w:p>
+            <w:pPr>
+              <w:rPr>
+                <w:lang w:val="it-IT"/>
+              </w:rPr>
+            </w:pPr>
+            <w:r>
+              <w:rPr>
+                <w:lang w:val="it-IT"/>
+              </w:rPr>
+              <w:t>Composizione (8, 32, 18, 42). Richieste: bilancio, liquidità, perdita, ammissibilità, minimo trasferimento dai prestiti ai titoli a breve per rendere attivo il requisito di liquidità</w:t>
+            </w:r>
+          </w:p>
+        </w:tc>
+      </w:tr>
+      <w:tr>
+        <w:trPr>
+          <w:tblCellSpacing w:w="15" w:type="dxa"/>
+        </w:trPr>
+        <w:tc>
+          <w:tcPr>
+            <w:tcW w:w="0" w:type="auto"/>
+            <w:vAlign w:val="center"/>
+            <w:hideMark/>
+          </w:tcPr>
+          <w:p>
+            <w:r>
+              <w:t>21</w:t>
+            </w:r>
+          </w:p>
+        </w:tc>
+        <w:tc>
+          <w:tcPr>
+            <w:tcW w:w="0" w:type="auto"/>
+            <w:vAlign w:val="center"/>
+            <w:hideMark/>
+          </w:tcPr>
+          <w:p>
+            <w:r>
+              <w:t>Debrief</w:t>
+            </w:r>
+          </w:p>
+        </w:tc>
+        <w:tc>
+          <w:tcPr>
+            <w:tcW w:w="0" w:type="auto"/>
+            <w:vAlign w:val="center"/>
+            <w:hideMark/>
+          </w:tcPr>
+          <w:p>
+            <w:proofErr w:type="spellStart"/>
+            <w:r>
+              <w:t>Verifica</w:t>
+            </w:r>
+            <w:proofErr w:type="spellEnd"/>
+          </w:p>
+        </w:tc>
+        <w:tc>
+          <w:tcPr>
+            <w:tcW w:w="0" w:type="auto"/>
+            <w:vAlign w:val="center"/>
+            <w:hideMark/>
+          </w:tcPr>
+          <w:p>
+            <w:pPr>
+              <w:rPr>
+                <w:lang w:val="it-IT"/>
+              </w:rPr>
+            </w:pPr>
+            <w:r>
+              <w:rPr>
+                <w:lang w:val="it-IT"/>
+              </w:rPr>
+              <w:t>Bilancio rispettato. Liquidità 54,2 sotto 55: non ammissibile. Perdita 6,70 con margine 0,30; concentrazione con margine 12. Trasferimento delta = 0,8 / 0,70 ≈ 1,143; la perdita scende a 6,631, il limite resta rispettato. Effetto sul risultato: −0,0286, da 3,70 a 3,6714. Morale: rendere ammissibile costa, perché si sposta da una classe più redditizia e meno liquida a una meno redditizia e più liquida</w:t>
+            </w:r>
+          </w:p>
+        </w:tc>
+      </w:tr>
+    </w:tbl>
     <w:p>
-      <w:pPr>
-        <w:rPr>
-          <w:lang w:val="it-IT"/>
-        </w:rPr>
-      </w:pPr>
       <w:r>
-        <w:rPr>
-          <w:lang w:val="it-IT"/>
-        </w:rPr>
-        <w:t>Qui si prepara già il raccordo con la programmazione stocastica: i coefficienti sono fissati rispetto a uno scenario o a una valutazione deterministica, non sono realmente certi.</w:t>
+        <w:pict w14:anchorId="53594C0B">
+          <v:rect id="_x0000_i1031" style="width:0;height:1.5pt" o:hralign="center" o:hrstd="t" o:hr="t" fillcolor="#a0a0a0" stroked="f"/>
+        </w:pict>
       </w:r>
     </w:p>
     <w:p>
@@ -842,229 +3103,908 @@
           <w:bCs/>
           <w:lang w:val="it-IT"/>
         </w:rPr>
-        <w:t>11.5 Decisioni ammissibili e diagnosi del modello</w:t>
+        <w:t>Gruppo 8 — Geometria (slide 22–24) · parziale 9′ · cumulato 83′</w:t>
+      </w:r>
+    </w:p>
+    <w:tbl>
+      <w:tblPr>
+        <w:tblW w:w="0" w:type="auto"/>
+        <w:tblCellSpacing w:w="15" w:type="dxa"/>
+        <w:tblCellMar>
+          <w:top w:w="15" w:type="dxa"/>
+          <w:left w:w="15" w:type="dxa"/>
+          <w:bottom w:w="15" w:type="dxa"/>
+          <w:right w:w="15" w:type="dxa"/>
+        </w:tblCellMar>
+        <w:tblLook w:val="04A0" w:firstRow="1" w:lastRow="0" w:firstColumn="1" w:lastColumn="0" w:noHBand="0" w:noVBand="1"/>
+      </w:tblPr>
+      <w:tblGrid>
+        <w:gridCol w:w="311"/>
+        <w:gridCol w:w="1368"/>
+        <w:gridCol w:w="1288"/>
+        <w:gridCol w:w="6671"/>
+      </w:tblGrid>
+      <w:tr>
+        <w:trPr>
+          <w:tblHeader/>
+          <w:tblCellSpacing w:w="15" w:type="dxa"/>
+        </w:trPr>
+        <w:tc>
+          <w:tcPr>
+            <w:tcW w:w="0" w:type="auto"/>
+            <w:vAlign w:val="center"/>
+            <w:hideMark/>
+          </w:tcPr>
+          <w:p>
+            <w:pPr>
+              <w:rPr>
+                <w:b/>
+                <w:bCs/>
+              </w:rPr>
+            </w:pPr>
+            <w:r>
+              <w:rPr>
+                <w:b/>
+                <w:bCs/>
+              </w:rPr>
+              <w:t>#</w:t>
+            </w:r>
+          </w:p>
+        </w:tc>
+        <w:tc>
+          <w:tcPr>
+            <w:tcW w:w="0" w:type="auto"/>
+            <w:vAlign w:val="center"/>
+            <w:hideMark/>
+          </w:tcPr>
+          <w:p>
+            <w:pPr>
+              <w:rPr>
+                <w:b/>
+                <w:bCs/>
+              </w:rPr>
+            </w:pPr>
+            <w:r>
+              <w:rPr>
+                <w:b/>
+                <w:bCs/>
+              </w:rPr>
+              <w:t>Titolo</w:t>
+            </w:r>
+          </w:p>
+        </w:tc>
+        <w:tc>
+          <w:tcPr>
+            <w:tcW w:w="0" w:type="auto"/>
+            <w:vAlign w:val="center"/>
+            <w:hideMark/>
+          </w:tcPr>
+          <w:p>
+            <w:pPr>
+              <w:rPr>
+                <w:b/>
+                <w:bCs/>
+              </w:rPr>
+            </w:pPr>
+            <w:proofErr w:type="spellStart"/>
+            <w:r>
+              <w:rPr>
+                <w:b/>
+                <w:bCs/>
+              </w:rPr>
+              <w:t>Funzione</w:t>
+            </w:r>
+            <w:proofErr w:type="spellEnd"/>
+          </w:p>
+        </w:tc>
+        <w:tc>
+          <w:tcPr>
+            <w:tcW w:w="0" w:type="auto"/>
+            <w:vAlign w:val="center"/>
+            <w:hideMark/>
+          </w:tcPr>
+          <w:p>
+            <w:pPr>
+              <w:rPr>
+                <w:b/>
+                <w:bCs/>
+              </w:rPr>
+            </w:pPr>
+            <w:proofErr w:type="spellStart"/>
+            <w:r>
+              <w:rPr>
+                <w:b/>
+                <w:bCs/>
+              </w:rPr>
+              <w:t>Contenuto</w:t>
+            </w:r>
+            <w:proofErr w:type="spellEnd"/>
+            <w:r>
+              <w:rPr>
+                <w:b/>
+                <w:bCs/>
+              </w:rPr>
+              <w:t xml:space="preserve"> </w:t>
+            </w:r>
+            <w:proofErr w:type="spellStart"/>
+            <w:r>
+              <w:rPr>
+                <w:b/>
+                <w:bCs/>
+              </w:rPr>
+              <w:t>essenziale</w:t>
+            </w:r>
+            <w:proofErr w:type="spellEnd"/>
+          </w:p>
+        </w:tc>
+      </w:tr>
+      <w:tr>
+        <w:trPr>
+          <w:tblCellSpacing w:w="15" w:type="dxa"/>
+        </w:trPr>
+        <w:tc>
+          <w:tcPr>
+            <w:tcW w:w="0" w:type="auto"/>
+            <w:vAlign w:val="center"/>
+            <w:hideMark/>
+          </w:tcPr>
+          <w:p>
+            <w:r>
+              <w:t>22</w:t>
+            </w:r>
+          </w:p>
+        </w:tc>
+        <w:tc>
+          <w:tcPr>
+            <w:tcW w:w="0" w:type="auto"/>
+            <w:vAlign w:val="center"/>
+            <w:hideMark/>
+          </w:tcPr>
+          <w:p>
+            <w:proofErr w:type="spellStart"/>
+            <w:r>
+              <w:t>Regione</w:t>
+            </w:r>
+            <w:proofErr w:type="spellEnd"/>
+            <w:r>
+              <w:t xml:space="preserve"> </w:t>
+            </w:r>
+            <w:proofErr w:type="spellStart"/>
+            <w:r>
+              <w:t>ammissibile</w:t>
+            </w:r>
+            <w:proofErr w:type="spellEnd"/>
+            <w:r>
+              <w:t xml:space="preserve"> e </w:t>
+            </w:r>
+            <w:proofErr w:type="spellStart"/>
+            <w:r>
+              <w:t>vertici</w:t>
+            </w:r>
+            <w:proofErr w:type="spellEnd"/>
+          </w:p>
+        </w:tc>
+        <w:tc>
+          <w:tcPr>
+            <w:tcW w:w="0" w:type="auto"/>
+            <w:vAlign w:val="center"/>
+            <w:hideMark/>
+          </w:tcPr>
+          <w:p>
+            <w:proofErr w:type="spellStart"/>
+            <w:r>
+              <w:t>Figura</w:t>
+            </w:r>
+            <w:proofErr w:type="spellEnd"/>
+          </w:p>
+        </w:tc>
+        <w:tc>
+          <w:tcPr>
+            <w:tcW w:w="0" w:type="auto"/>
+            <w:vAlign w:val="center"/>
+            <w:hideMark/>
+          </w:tcPr>
+          <w:p>
+            <w:pPr>
+              <w:rPr>
+                <w:lang w:val="it-IT"/>
+              </w:rPr>
+            </w:pPr>
+            <w:r>
+              <w:rPr>
+                <w:lang w:val="it-IT"/>
+              </w:rPr>
+              <w:t xml:space="preserve">cap11_geometria_programmazione_lineare. </w:t>
+            </w:r>
+            <w:r>
+              <w:rPr>
+                <w:b/>
+                <w:bCs/>
+                <w:lang w:val="it-IT"/>
+              </w:rPr>
+              <w:t>In testa, l'avvertenza</w:t>
+            </w:r>
+            <w:r>
+              <w:rPr>
+                <w:lang w:val="it-IT"/>
+              </w:rPr>
+              <w:t xml:space="preserve">: qui x1 e x2 sono ridefinite come attività liquide e titoli a lunga. Con A0 = 10, </w:t>
+            </w:r>
+            <w:proofErr w:type="spellStart"/>
+            <w:r>
+              <w:rPr>
+                <w:lang w:val="it-IT"/>
+              </w:rPr>
+              <w:t>Q_min</w:t>
+            </w:r>
+            <w:proofErr w:type="spellEnd"/>
+            <w:r>
+              <w:rPr>
+                <w:lang w:val="it-IT"/>
+              </w:rPr>
+              <w:t xml:space="preserve"> = 3, </w:t>
+            </w:r>
+            <w:proofErr w:type="spellStart"/>
+            <w:r>
+              <w:rPr>
+                <w:lang w:val="it-IT"/>
+              </w:rPr>
+              <w:t>B_max</w:t>
+            </w:r>
+            <w:proofErr w:type="spellEnd"/>
+            <w:r>
+              <w:rPr>
+                <w:lang w:val="it-IT"/>
+              </w:rPr>
+              <w:t xml:space="preserve"> = 4 i vertici sono (3,0), (10,0), (6,4), (3,4), ciascuno con i propri vincoli attivi</w:t>
+            </w:r>
+          </w:p>
+        </w:tc>
+      </w:tr>
+      <w:tr>
+        <w:trPr>
+          <w:tblCellSpacing w:w="15" w:type="dxa"/>
+        </w:trPr>
+        <w:tc>
+          <w:tcPr>
+            <w:tcW w:w="0" w:type="auto"/>
+            <w:vAlign w:val="center"/>
+            <w:hideMark/>
+          </w:tcPr>
+          <w:p>
+            <w:r>
+              <w:t>23</w:t>
+            </w:r>
+          </w:p>
+        </w:tc>
+        <w:tc>
+          <w:tcPr>
+            <w:tcW w:w="0" w:type="auto"/>
+            <w:vAlign w:val="center"/>
+            <w:hideMark/>
+          </w:tcPr>
+          <w:p>
+            <w:pPr>
+              <w:rPr>
+                <w:lang w:val="it-IT"/>
+              </w:rPr>
+            </w:pPr>
+            <w:r>
+              <w:rPr>
+                <w:lang w:val="it-IT"/>
+              </w:rPr>
+              <w:t>Rette di livello e scelta ottima</w:t>
+            </w:r>
+          </w:p>
+        </w:tc>
+        <w:tc>
+          <w:tcPr>
+            <w:tcW w:w="0" w:type="auto"/>
+            <w:vAlign w:val="center"/>
+            <w:hideMark/>
+          </w:tcPr>
+          <w:p>
+            <w:proofErr w:type="spellStart"/>
+            <w:r>
+              <w:t>Meccanismo</w:t>
+            </w:r>
+            <w:proofErr w:type="spellEnd"/>
+          </w:p>
+        </w:tc>
+        <w:tc>
+          <w:tcPr>
+            <w:tcW w:w="0" w:type="auto"/>
+            <w:vAlign w:val="center"/>
+            <w:hideMark/>
+          </w:tcPr>
+          <w:p>
+            <w:pPr>
+              <w:rPr>
+                <w:lang w:val="it-IT"/>
+              </w:rPr>
+            </w:pPr>
+            <w:r>
+              <w:rPr>
+                <w:lang w:val="it-IT"/>
+              </w:rPr>
+              <w:t>Tutti i punti di una retta di livello danno lo stesso valore; al crescere del livello la retta trasla. Confronto fra i due vertici estremi: vince l'uno o l'altro secondo il peso relativo dei due coefficienti; a coefficienti uguali tutto il segmento è ottimo. Il limite sui titoli a lunga impedisce che la ricerca di redditività aumenti la concentrazione</w:t>
+            </w:r>
+          </w:p>
+        </w:tc>
+      </w:tr>
+      <w:tr>
+        <w:trPr>
+          <w:tblCellSpacing w:w="15" w:type="dxa"/>
+        </w:trPr>
+        <w:tc>
+          <w:tcPr>
+            <w:tcW w:w="0" w:type="auto"/>
+            <w:vAlign w:val="center"/>
+            <w:hideMark/>
+          </w:tcPr>
+          <w:p>
+            <w:r>
+              <w:t>24</w:t>
+            </w:r>
+          </w:p>
+        </w:tc>
+        <w:tc>
+          <w:tcPr>
+            <w:tcW w:w="0" w:type="auto"/>
+            <w:vAlign w:val="center"/>
+            <w:hideMark/>
+          </w:tcPr>
+          <w:p>
+            <w:proofErr w:type="spellStart"/>
+            <w:r>
+              <w:t>Convessità</w:t>
+            </w:r>
+            <w:proofErr w:type="spellEnd"/>
+            <w:r>
+              <w:t xml:space="preserve"> e </w:t>
+            </w:r>
+            <w:proofErr w:type="spellStart"/>
+            <w:r>
+              <w:t>punti</w:t>
+            </w:r>
+            <w:proofErr w:type="spellEnd"/>
+            <w:r>
+              <w:t xml:space="preserve"> </w:t>
+            </w:r>
+            <w:proofErr w:type="spellStart"/>
+            <w:r>
+              <w:t>estremi</w:t>
+            </w:r>
+            <w:proofErr w:type="spellEnd"/>
+          </w:p>
+        </w:tc>
+        <w:tc>
+          <w:tcPr>
+            <w:tcW w:w="0" w:type="auto"/>
+            <w:vAlign w:val="center"/>
+            <w:hideMark/>
+          </w:tcPr>
+          <w:p>
+            <w:proofErr w:type="spellStart"/>
+            <w:r>
+              <w:t>Risultato</w:t>
+            </w:r>
+            <w:proofErr w:type="spellEnd"/>
+          </w:p>
+        </w:tc>
+        <w:tc>
+          <w:tcPr>
+            <w:tcW w:w="0" w:type="auto"/>
+            <w:vAlign w:val="center"/>
+            <w:hideMark/>
+          </w:tcPr>
+          <w:p>
+            <w:r>
+              <w:rPr>
+                <w:lang w:val="it-IT"/>
+              </w:rPr>
+              <w:t xml:space="preserve">La regione è convessa: una combinazione proporzionale di due composizioni ammissibili resta ammissibile. Proposizione: se la regione non è vuota e il massimo è finito, almeno una soluzione ottima è un punto estremo. </w:t>
+            </w:r>
+            <w:r>
+              <w:t xml:space="preserve">Non ogni </w:t>
+            </w:r>
+            <w:proofErr w:type="spellStart"/>
+            <w:r>
+              <w:t>vertice</w:t>
+            </w:r>
+            <w:proofErr w:type="spellEnd"/>
+            <w:r>
+              <w:t xml:space="preserve"> è </w:t>
+            </w:r>
+            <w:proofErr w:type="spellStart"/>
+            <w:r>
+              <w:t>ottimo</w:t>
+            </w:r>
+            <w:proofErr w:type="spellEnd"/>
+          </w:p>
+        </w:tc>
+      </w:tr>
+    </w:tbl>
+    <w:p>
+      <w:r>
+        <w:pict w14:anchorId="23C7259E">
+          <v:rect id="_x0000_i1032" style="width:0;height:1.5pt" o:hralign="center" o:hrstd="t" o:hr="t" fillcolor="#a0a0a0" stroked="f"/>
+        </w:pict>
       </w:r>
     </w:p>
     <w:p>
       <w:pPr>
         <w:rPr>
+          <w:b/>
+          <w:bCs/>
           <w:lang w:val="it-IT"/>
         </w:rPr>
       </w:pPr>
-      <w:r>
-        <w:rPr>
-          <w:lang w:val="it-IT"/>
-        </w:rPr>
-        <w:t>Si introducono la soluzione ammissibile e la regione ammissibile attraverso il caso bancario.</w:t>
-      </w:r>
-    </w:p>
-    <w:p>
-      <w:pPr>
-        <w:rPr>
-          <w:lang w:val="it-IT"/>
-        </w:rPr>
-      </w:pPr>
-      <w:r>
-        <w:rPr>
-          <w:lang w:val="it-IT"/>
-        </w:rPr>
-        <w:t>La sezione dovrebbe contenere due o tre composizioni candidate dell’attivo:</w:t>
-      </w:r>
-    </w:p>
-    <w:p>
-      <w:pPr>
-        <w:numPr>
-          <w:ilvl w:val="0"/>
-          <w:numId w:val="26"/>
-        </w:numPr>
-        <w:rPr>
-          <w:lang w:val="it-IT"/>
-        </w:rPr>
-      </w:pPr>
-      <w:r>
-        <w:rPr>
-          <w:lang w:val="it-IT"/>
-        </w:rPr>
-        <w:t xml:space="preserve">una redditizia ma non sufficientemente liquida; </w:t>
-      </w:r>
-    </w:p>
-    <w:p>
-      <w:pPr>
-        <w:numPr>
-          <w:ilvl w:val="0"/>
-          <w:numId w:val="26"/>
-        </w:numPr>
-        <w:rPr>
-          <w:lang w:val="it-IT"/>
-        </w:rPr>
-      </w:pPr>
-      <w:r>
-        <w:rPr>
-          <w:lang w:val="it-IT"/>
-        </w:rPr>
-        <w:t xml:space="preserve">una molto prudente ma poco redditizia; </w:t>
-      </w:r>
-    </w:p>
-    <w:p>
-      <w:pPr>
-        <w:numPr>
-          <w:ilvl w:val="0"/>
-          <w:numId w:val="26"/>
-        </w:numPr>
-        <w:rPr>
-          <w:lang w:val="it-IT"/>
-        </w:rPr>
-      </w:pPr>
-      <w:r>
-        <w:rPr>
-          <w:lang w:val="it-IT"/>
-        </w:rPr>
-        <w:t xml:space="preserve">una che rispetta tutti i requisiti. </w:t>
-      </w:r>
-    </w:p>
-    <w:p>
-      <w:pPr>
-        <w:rPr>
-          <w:lang w:val="it-IT"/>
-        </w:rPr>
-      </w:pPr>
-      <w:r>
-        <w:rPr>
-          <w:lang w:val="it-IT"/>
-        </w:rPr>
-        <w:t>Gli studenti verificano direttamente i vincoli. Da questa attività emergono naturalmente:</w:t>
-      </w:r>
-    </w:p>
-    <w:p>
-      <w:pPr>
-        <w:numPr>
-          <w:ilvl w:val="0"/>
-          <w:numId w:val="27"/>
-        </w:numPr>
-        <w:rPr>
-          <w:lang w:val="it-IT"/>
-        </w:rPr>
-      </w:pPr>
-      <w:r>
-        <w:rPr>
-          <w:lang w:val="it-IT"/>
-        </w:rPr>
-        <w:t xml:space="preserve">scarto o margine rispetto a un limite; </w:t>
-      </w:r>
-    </w:p>
-    <w:p>
-      <w:pPr>
-        <w:numPr>
-          <w:ilvl w:val="0"/>
-          <w:numId w:val="27"/>
-        </w:numPr>
-      </w:pPr>
-      <w:proofErr w:type="spellStart"/>
-      <w:r>
-        <w:t>vincolo</w:t>
-      </w:r>
-      <w:proofErr w:type="spellEnd"/>
-      <w:r>
-        <w:t xml:space="preserve"> </w:t>
-      </w:r>
-      <w:proofErr w:type="spellStart"/>
-      <w:r>
-        <w:t>attivo</w:t>
-      </w:r>
-      <w:proofErr w:type="spellEnd"/>
-      <w:r>
-        <w:t xml:space="preserve">; </w:t>
-      </w:r>
-    </w:p>
-    <w:p>
-      <w:pPr>
-        <w:numPr>
-          <w:ilvl w:val="0"/>
-          <w:numId w:val="27"/>
-        </w:numPr>
-      </w:pPr>
-      <w:proofErr w:type="spellStart"/>
-      <w:r>
-        <w:t>vincolo</w:t>
-      </w:r>
-      <w:proofErr w:type="spellEnd"/>
-      <w:r>
-        <w:t xml:space="preserve"> non </w:t>
-      </w:r>
-      <w:proofErr w:type="spellStart"/>
-      <w:r>
-        <w:t>attivo</w:t>
-      </w:r>
-      <w:proofErr w:type="spellEnd"/>
-      <w:r>
-        <w:t xml:space="preserve">; </w:t>
-      </w:r>
-    </w:p>
-    <w:p>
-      <w:pPr>
-        <w:numPr>
-          <w:ilvl w:val="0"/>
-          <w:numId w:val="27"/>
-        </w:numPr>
-      </w:pPr>
-      <w:proofErr w:type="spellStart"/>
-      <w:r>
-        <w:t>inammissibilità</w:t>
-      </w:r>
-      <w:proofErr w:type="spellEnd"/>
-      <w:r>
-        <w:t xml:space="preserve">; </w:t>
-      </w:r>
-    </w:p>
-    <w:p>
-      <w:pPr>
-        <w:numPr>
-          <w:ilvl w:val="0"/>
-          <w:numId w:val="27"/>
-        </w:numPr>
-      </w:pPr>
-      <w:proofErr w:type="spellStart"/>
-      <w:r>
-        <w:t>eventuale</w:t>
-      </w:r>
-      <w:proofErr w:type="spellEnd"/>
-      <w:r>
-        <w:t xml:space="preserve"> </w:t>
-      </w:r>
-      <w:proofErr w:type="spellStart"/>
-      <w:r>
-        <w:t>ridondanza</w:t>
-      </w:r>
-      <w:proofErr w:type="spellEnd"/>
-      <w:r>
-        <w:t xml:space="preserve">. </w:t>
-      </w:r>
-    </w:p>
-    <w:p>
-      <w:pPr>
-        <w:rPr>
-          <w:lang w:val="it-IT"/>
-        </w:rPr>
-      </w:pPr>
-      <w:r>
-        <w:rPr>
-          <w:lang w:val="it-IT"/>
-        </w:rPr>
-        <w:t xml:space="preserve">È importante introdurre anche la regione ammissibile vuota come </w:t>
-      </w:r>
       <w:r>
         <w:rPr>
           <w:b/>
           <w:bCs/>
           <w:lang w:val="it-IT"/>
         </w:rPr>
-        <w:t>diagnosi gestionale o di formulazione</w:t>
+        <w:t>Gruppo 9 — La soluzione ottima del modello SVB (slide 25–27) · parziale 11′ · cumulato 94′</w:t>
       </w:r>
+    </w:p>
+    <w:tbl>
+      <w:tblPr>
+        <w:tblW w:w="0" w:type="auto"/>
+        <w:tblCellSpacing w:w="15" w:type="dxa"/>
+        <w:tblCellMar>
+          <w:top w:w="15" w:type="dxa"/>
+          <w:left w:w="15" w:type="dxa"/>
+          <w:bottom w:w="15" w:type="dxa"/>
+          <w:right w:w="15" w:type="dxa"/>
+        </w:tblCellMar>
+        <w:tblLook w:val="04A0" w:firstRow="1" w:lastRow="0" w:firstColumn="1" w:lastColumn="0" w:noHBand="0" w:noVBand="1"/>
+      </w:tblPr>
+      <w:tblGrid>
+        <w:gridCol w:w="311"/>
+        <w:gridCol w:w="1580"/>
+        <w:gridCol w:w="1508"/>
+        <w:gridCol w:w="6239"/>
+      </w:tblGrid>
+      <w:tr>
+        <w:trPr>
+          <w:tblHeader/>
+          <w:tblCellSpacing w:w="15" w:type="dxa"/>
+        </w:trPr>
+        <w:tc>
+          <w:tcPr>
+            <w:tcW w:w="0" w:type="auto"/>
+            <w:vAlign w:val="center"/>
+            <w:hideMark/>
+          </w:tcPr>
+          <w:p>
+            <w:pPr>
+              <w:rPr>
+                <w:b/>
+                <w:bCs/>
+              </w:rPr>
+            </w:pPr>
+            <w:r>
+              <w:rPr>
+                <w:b/>
+                <w:bCs/>
+              </w:rPr>
+              <w:t>#</w:t>
+            </w:r>
+          </w:p>
+        </w:tc>
+        <w:tc>
+          <w:tcPr>
+            <w:tcW w:w="0" w:type="auto"/>
+            <w:vAlign w:val="center"/>
+            <w:hideMark/>
+          </w:tcPr>
+          <w:p>
+            <w:pPr>
+              <w:rPr>
+                <w:b/>
+                <w:bCs/>
+              </w:rPr>
+            </w:pPr>
+            <w:r>
+              <w:rPr>
+                <w:b/>
+                <w:bCs/>
+              </w:rPr>
+              <w:t>Titolo</w:t>
+            </w:r>
+          </w:p>
+        </w:tc>
+        <w:tc>
+          <w:tcPr>
+            <w:tcW w:w="0" w:type="auto"/>
+            <w:vAlign w:val="center"/>
+            <w:hideMark/>
+          </w:tcPr>
+          <w:p>
+            <w:pPr>
+              <w:rPr>
+                <w:b/>
+                <w:bCs/>
+              </w:rPr>
+            </w:pPr>
+            <w:proofErr w:type="spellStart"/>
+            <w:r>
+              <w:rPr>
+                <w:b/>
+                <w:bCs/>
+              </w:rPr>
+              <w:t>Funzione</w:t>
+            </w:r>
+            <w:proofErr w:type="spellEnd"/>
+          </w:p>
+        </w:tc>
+        <w:tc>
+          <w:tcPr>
+            <w:tcW w:w="0" w:type="auto"/>
+            <w:vAlign w:val="center"/>
+            <w:hideMark/>
+          </w:tcPr>
+          <w:p>
+            <w:pPr>
+              <w:rPr>
+                <w:b/>
+                <w:bCs/>
+              </w:rPr>
+            </w:pPr>
+            <w:proofErr w:type="spellStart"/>
+            <w:r>
+              <w:rPr>
+                <w:b/>
+                <w:bCs/>
+              </w:rPr>
+              <w:t>Contenuto</w:t>
+            </w:r>
+            <w:proofErr w:type="spellEnd"/>
+            <w:r>
+              <w:rPr>
+                <w:b/>
+                <w:bCs/>
+              </w:rPr>
+              <w:t xml:space="preserve"> </w:t>
+            </w:r>
+            <w:proofErr w:type="spellStart"/>
+            <w:r>
+              <w:rPr>
+                <w:b/>
+                <w:bCs/>
+              </w:rPr>
+              <w:t>essenziale</w:t>
+            </w:r>
+            <w:proofErr w:type="spellEnd"/>
+          </w:p>
+        </w:tc>
+      </w:tr>
+      <w:tr>
+        <w:trPr>
+          <w:tblCellSpacing w:w="15" w:type="dxa"/>
+        </w:trPr>
+        <w:tc>
+          <w:tcPr>
+            <w:tcW w:w="0" w:type="auto"/>
+            <w:vAlign w:val="center"/>
+            <w:hideMark/>
+          </w:tcPr>
+          <w:p>
+            <w:r>
+              <w:t>25</w:t>
+            </w:r>
+          </w:p>
+        </w:tc>
+        <w:tc>
+          <w:tcPr>
+            <w:tcW w:w="0" w:type="auto"/>
+            <w:vAlign w:val="center"/>
+            <w:hideMark/>
+          </w:tcPr>
+          <w:p>
+            <w:pPr>
+              <w:rPr>
+                <w:lang w:val="it-IT"/>
+              </w:rPr>
+            </w:pPr>
+            <w:r>
+              <w:rPr>
+                <w:lang w:val="it-IT"/>
+              </w:rPr>
+              <w:t>Che cosa significa soluzione ottima</w:t>
+            </w:r>
+          </w:p>
+        </w:tc>
+        <w:tc>
+          <w:tcPr>
+            <w:tcW w:w="0" w:type="auto"/>
+            <w:vAlign w:val="center"/>
+            <w:hideMark/>
+          </w:tcPr>
+          <w:p>
+            <w:proofErr w:type="spellStart"/>
+            <w:r>
+              <w:t>Definizione</w:t>
+            </w:r>
+            <w:proofErr w:type="spellEnd"/>
+          </w:p>
+        </w:tc>
+        <w:tc>
+          <w:tcPr>
+            <w:tcW w:w="0" w:type="auto"/>
+            <w:vAlign w:val="center"/>
+            <w:hideMark/>
+          </w:tcPr>
+          <w:p>
+            <w:pPr>
+              <w:rPr>
+                <w:lang w:val="it-IT"/>
+              </w:rPr>
+            </w:pPr>
+            <w:r>
+              <w:rPr>
+                <w:lang w:val="it-IT"/>
+              </w:rPr>
+              <w:t xml:space="preserve">Ammissibile </w:t>
+            </w:r>
+            <w:r>
+              <w:rPr>
+                <w:i/>
+                <w:iCs/>
+                <w:lang w:val="it-IT"/>
+              </w:rPr>
+              <w:t>e</w:t>
+            </w:r>
+            <w:r>
+              <w:rPr>
+                <w:lang w:val="it-IT"/>
+              </w:rPr>
+              <w:t xml:space="preserve"> non superata da nessun'altra ammissibile. L'ottimo è relativo alle variabili incluse, ai coefficienti, ai vincoli e alla funzione obiettivo adottati: non è la migliore decisione in senso assoluto</w:t>
+            </w:r>
+          </w:p>
+        </w:tc>
+      </w:tr>
+      <w:tr>
+        <w:trPr>
+          <w:tblCellSpacing w:w="15" w:type="dxa"/>
+        </w:trPr>
+        <w:tc>
+          <w:tcPr>
+            <w:tcW w:w="0" w:type="auto"/>
+            <w:vAlign w:val="center"/>
+            <w:hideMark/>
+          </w:tcPr>
+          <w:p>
+            <w:r>
+              <w:t>26</w:t>
+            </w:r>
+          </w:p>
+        </w:tc>
+        <w:tc>
+          <w:tcPr>
+            <w:tcW w:w="0" w:type="auto"/>
+            <w:vAlign w:val="center"/>
+            <w:hideMark/>
+          </w:tcPr>
+          <w:p>
+            <w:r>
+              <w:t xml:space="preserve">La </w:t>
+            </w:r>
+            <w:proofErr w:type="spellStart"/>
+            <w:r>
+              <w:t>composizione</w:t>
+            </w:r>
+            <w:proofErr w:type="spellEnd"/>
+            <w:r>
+              <w:t xml:space="preserve"> </w:t>
+            </w:r>
+            <w:proofErr w:type="spellStart"/>
+            <w:r>
+              <w:t>ottima</w:t>
+            </w:r>
+            <w:proofErr w:type="spellEnd"/>
+          </w:p>
+        </w:tc>
+        <w:tc>
+          <w:tcPr>
+            <w:tcW w:w="0" w:type="auto"/>
+            <w:vAlign w:val="center"/>
+            <w:hideMark/>
+          </w:tcPr>
+          <w:p>
+            <w:proofErr w:type="spellStart"/>
+            <w:r>
+              <w:t>Figura</w:t>
+            </w:r>
+            <w:proofErr w:type="spellEnd"/>
+          </w:p>
+        </w:tc>
+        <w:tc>
+          <w:tcPr>
+            <w:tcW w:w="0" w:type="auto"/>
+            <w:vAlign w:val="center"/>
+            <w:hideMark/>
+          </w:tcPr>
+          <w:p>
+            <w:r>
+              <w:rPr>
+                <w:lang w:val="it-IT"/>
+              </w:rPr>
+              <w:t xml:space="preserve">Cap11_soluzione_ottima_allocazione. x* ≈ (0; 41,045; 20,896; 38,060), valore ottimo ≈ 3,7649. </w:t>
+            </w:r>
+            <w:proofErr w:type="spellStart"/>
+            <w:r>
+              <w:t>Liquidità</w:t>
+            </w:r>
+            <w:proofErr w:type="spellEnd"/>
+            <w:r>
+              <w:t xml:space="preserve"> </w:t>
+            </w:r>
+            <w:proofErr w:type="spellStart"/>
+            <w:r>
+              <w:t>esattamente</w:t>
+            </w:r>
+            <w:proofErr w:type="spellEnd"/>
+            <w:r>
+              <w:t xml:space="preserve"> 55, </w:t>
+            </w:r>
+            <w:proofErr w:type="spellStart"/>
+            <w:r>
+              <w:t>perdita</w:t>
+            </w:r>
+            <w:proofErr w:type="spellEnd"/>
+            <w:r>
+              <w:t xml:space="preserve"> </w:t>
+            </w:r>
+            <w:proofErr w:type="spellStart"/>
+            <w:r>
+              <w:t>esattamente</w:t>
+            </w:r>
+            <w:proofErr w:type="spellEnd"/>
+            <w:r>
+              <w:t xml:space="preserve"> 7, </w:t>
+            </w:r>
+            <w:proofErr w:type="spellStart"/>
+            <w:r>
+              <w:t>titoli</w:t>
+            </w:r>
+            <w:proofErr w:type="spellEnd"/>
+            <w:r>
+              <w:t xml:space="preserve"> a </w:t>
+            </w:r>
+            <w:proofErr w:type="spellStart"/>
+            <w:r>
+              <w:t>lunga</w:t>
+            </w:r>
+            <w:proofErr w:type="spellEnd"/>
+            <w:r>
+              <w:t xml:space="preserve"> 20,896 con </w:t>
+            </w:r>
+            <w:proofErr w:type="spellStart"/>
+            <w:r>
+              <w:t>margine</w:t>
+            </w:r>
+            <w:proofErr w:type="spellEnd"/>
+            <w:r>
+              <w:t xml:space="preserve"> 9,104</w:t>
+            </w:r>
+          </w:p>
+        </w:tc>
+      </w:tr>
+      <w:tr>
+        <w:trPr>
+          <w:tblCellSpacing w:w="15" w:type="dxa"/>
+        </w:trPr>
+        <w:tc>
+          <w:tcPr>
+            <w:tcW w:w="0" w:type="auto"/>
+            <w:vAlign w:val="center"/>
+            <w:hideMark/>
+          </w:tcPr>
+          <w:p>
+            <w:r>
+              <w:t>27</w:t>
+            </w:r>
+          </w:p>
+        </w:tc>
+        <w:tc>
+          <w:tcPr>
+            <w:tcW w:w="0" w:type="auto"/>
+            <w:vAlign w:val="center"/>
+            <w:hideMark/>
+          </w:tcPr>
+          <w:p>
+            <w:pPr>
+              <w:rPr>
+                <w:lang w:val="it-IT"/>
+              </w:rPr>
+            </w:pPr>
+            <w:r>
+              <w:rPr>
+                <w:lang w:val="it-IT"/>
+              </w:rPr>
+              <w:t>Che cosa rivelano i vincoli attivi</w:t>
+            </w:r>
+          </w:p>
+        </w:tc>
+        <w:tc>
+          <w:tcPr>
+            <w:tcW w:w="0" w:type="auto"/>
+            <w:vAlign w:val="center"/>
+            <w:hideMark/>
+          </w:tcPr>
+          <w:p>
+            <w:proofErr w:type="spellStart"/>
+            <w:r>
+              <w:t>Interpretazione</w:t>
+            </w:r>
+            <w:proofErr w:type="spellEnd"/>
+          </w:p>
+        </w:tc>
+        <w:tc>
+          <w:tcPr>
+            <w:tcW w:w="0" w:type="auto"/>
+            <w:vAlign w:val="center"/>
+            <w:hideMark/>
+          </w:tcPr>
+          <w:p>
+            <w:r>
+              <w:rPr>
+                <w:lang w:val="it-IT"/>
+              </w:rPr>
+              <w:t xml:space="preserve">Attivi: bilancio, liquidità, perdita sotto stress. Non attivo: concentrazione. La decisione non è arrestata dal limite di concentrazione, ma dalla combinazione fra fabbisogno di liquidità e capacità di assorbire perdite — informazione più significativa del solo valore obiettivo. Cassa a zero non significa cassa inutile: il requisito è soddisfatto dai titoli a breve, più redditizi. </w:t>
+            </w:r>
+            <w:r>
+              <w:t xml:space="preserve">Se serve </w:t>
+            </w:r>
+            <w:proofErr w:type="spellStart"/>
+            <w:r>
+              <w:t>una</w:t>
+            </w:r>
+            <w:proofErr w:type="spellEnd"/>
+            <w:r>
+              <w:t xml:space="preserve"> </w:t>
+            </w:r>
+            <w:proofErr w:type="spellStart"/>
+            <w:r>
+              <w:t>dotazione</w:t>
+            </w:r>
+            <w:proofErr w:type="spellEnd"/>
+            <w:r>
+              <w:t xml:space="preserve"> minima, </w:t>
+            </w:r>
+            <w:proofErr w:type="spellStart"/>
+            <w:r>
+              <w:t>va</w:t>
+            </w:r>
+            <w:proofErr w:type="spellEnd"/>
+            <w:r>
+              <w:t xml:space="preserve"> </w:t>
+            </w:r>
+            <w:proofErr w:type="spellStart"/>
+            <w:r>
+              <w:t>scritta</w:t>
+            </w:r>
+            <w:proofErr w:type="spellEnd"/>
+            <w:r>
+              <w:t xml:space="preserve"> come </w:t>
+            </w:r>
+            <w:proofErr w:type="spellStart"/>
+            <w:r>
+              <w:t>vincolo</w:t>
+            </w:r>
+            <w:proofErr w:type="spellEnd"/>
+          </w:p>
+        </w:tc>
+      </w:tr>
+    </w:tbl>
+    <w:p>
       <w:r>
-        <w:rPr>
-          <w:lang w:val="it-IT"/>
-        </w:rPr>
-        <w:t>: requisiti incompatibili, risorse insufficienti oppure modello costruito male.</w:t>
+        <w:pict w14:anchorId="29FAD180">
+          <v:rect id="_x0000_i1033" style="width:0;height:1.5pt" o:hralign="center" o:hrstd="t" o:hr="t" fillcolor="#a0a0a0" stroked="f"/>
+        </w:pict>
       </w:r>
     </w:p>
     <w:p>
@@ -1081,394 +4021,303 @@
           <w:bCs/>
           <w:lang w:val="it-IT"/>
         </w:rPr>
-        <w:t>11.6 Vedere i trade-off: la geometria in due dimensioni</w:t>
+        <w:t>Gruppo 10 — Il costo di una maggiore prudenza (slide 28–29) · parziale 8′ · cumulato 102′</w:t>
       </w:r>
     </w:p>
+    <w:tbl>
+      <w:tblPr>
+        <w:tblW w:w="0" w:type="auto"/>
+        <w:tblCellSpacing w:w="15" w:type="dxa"/>
+        <w:tblCellMar>
+          <w:top w:w="15" w:type="dxa"/>
+          <w:left w:w="15" w:type="dxa"/>
+          <w:bottom w:w="15" w:type="dxa"/>
+          <w:right w:w="15" w:type="dxa"/>
+        </w:tblCellMar>
+        <w:tblLook w:val="04A0" w:firstRow="1" w:lastRow="0" w:firstColumn="1" w:lastColumn="0" w:noHBand="0" w:noVBand="1"/>
+      </w:tblPr>
+      <w:tblGrid>
+        <w:gridCol w:w="311"/>
+        <w:gridCol w:w="1277"/>
+        <w:gridCol w:w="1288"/>
+        <w:gridCol w:w="6762"/>
+      </w:tblGrid>
+      <w:tr>
+        <w:trPr>
+          <w:tblHeader/>
+          <w:tblCellSpacing w:w="15" w:type="dxa"/>
+        </w:trPr>
+        <w:tc>
+          <w:tcPr>
+            <w:tcW w:w="0" w:type="auto"/>
+            <w:vAlign w:val="center"/>
+            <w:hideMark/>
+          </w:tcPr>
+          <w:p>
+            <w:pPr>
+              <w:rPr>
+                <w:b/>
+                <w:bCs/>
+              </w:rPr>
+            </w:pPr>
+            <w:r>
+              <w:rPr>
+                <w:b/>
+                <w:bCs/>
+              </w:rPr>
+              <w:t>#</w:t>
+            </w:r>
+          </w:p>
+        </w:tc>
+        <w:tc>
+          <w:tcPr>
+            <w:tcW w:w="0" w:type="auto"/>
+            <w:vAlign w:val="center"/>
+            <w:hideMark/>
+          </w:tcPr>
+          <w:p>
+            <w:pPr>
+              <w:rPr>
+                <w:b/>
+                <w:bCs/>
+              </w:rPr>
+            </w:pPr>
+            <w:r>
+              <w:rPr>
+                <w:b/>
+                <w:bCs/>
+              </w:rPr>
+              <w:t>Titolo</w:t>
+            </w:r>
+          </w:p>
+        </w:tc>
+        <w:tc>
+          <w:tcPr>
+            <w:tcW w:w="0" w:type="auto"/>
+            <w:vAlign w:val="center"/>
+            <w:hideMark/>
+          </w:tcPr>
+          <w:p>
+            <w:pPr>
+              <w:rPr>
+                <w:b/>
+                <w:bCs/>
+              </w:rPr>
+            </w:pPr>
+            <w:proofErr w:type="spellStart"/>
+            <w:r>
+              <w:rPr>
+                <w:b/>
+                <w:bCs/>
+              </w:rPr>
+              <w:t>Funzione</w:t>
+            </w:r>
+            <w:proofErr w:type="spellEnd"/>
+          </w:p>
+        </w:tc>
+        <w:tc>
+          <w:tcPr>
+            <w:tcW w:w="0" w:type="auto"/>
+            <w:vAlign w:val="center"/>
+            <w:hideMark/>
+          </w:tcPr>
+          <w:p>
+            <w:pPr>
+              <w:rPr>
+                <w:b/>
+                <w:bCs/>
+              </w:rPr>
+            </w:pPr>
+            <w:proofErr w:type="spellStart"/>
+            <w:r>
+              <w:rPr>
+                <w:b/>
+                <w:bCs/>
+              </w:rPr>
+              <w:t>Contenuto</w:t>
+            </w:r>
+            <w:proofErr w:type="spellEnd"/>
+            <w:r>
+              <w:rPr>
+                <w:b/>
+                <w:bCs/>
+              </w:rPr>
+              <w:t xml:space="preserve"> </w:t>
+            </w:r>
+            <w:proofErr w:type="spellStart"/>
+            <w:r>
+              <w:rPr>
+                <w:b/>
+                <w:bCs/>
+              </w:rPr>
+              <w:t>essenziale</w:t>
+            </w:r>
+            <w:proofErr w:type="spellEnd"/>
+          </w:p>
+        </w:tc>
+      </w:tr>
+      <w:tr>
+        <w:trPr>
+          <w:tblCellSpacing w:w="15" w:type="dxa"/>
+        </w:trPr>
+        <w:tc>
+          <w:tcPr>
+            <w:tcW w:w="0" w:type="auto"/>
+            <w:vAlign w:val="center"/>
+            <w:hideMark/>
+          </w:tcPr>
+          <w:p>
+            <w:r>
+              <w:t>28</w:t>
+            </w:r>
+          </w:p>
+        </w:tc>
+        <w:tc>
+          <w:tcPr>
+            <w:tcW w:w="0" w:type="auto"/>
+            <w:vAlign w:val="center"/>
+            <w:hideMark/>
+          </w:tcPr>
+          <w:p>
+            <w:pPr>
+              <w:rPr>
+                <w:lang w:val="it-IT"/>
+              </w:rPr>
+            </w:pPr>
+            <w:r>
+              <w:rPr>
+                <w:lang w:val="it-IT"/>
+              </w:rPr>
+              <w:t>La funzione del valore ottimo</w:t>
+            </w:r>
+          </w:p>
+        </w:tc>
+        <w:tc>
+          <w:tcPr>
+            <w:tcW w:w="0" w:type="auto"/>
+            <w:vAlign w:val="center"/>
+            <w:hideMark/>
+          </w:tcPr>
+          <w:p>
+            <w:proofErr w:type="spellStart"/>
+            <w:r>
+              <w:t>Meccanismo</w:t>
+            </w:r>
+            <w:proofErr w:type="spellEnd"/>
+          </w:p>
+        </w:tc>
+        <w:tc>
+          <w:tcPr>
+            <w:tcW w:w="0" w:type="auto"/>
+            <w:vAlign w:val="center"/>
+            <w:hideMark/>
+          </w:tcPr>
+          <w:p>
+            <w:pPr>
+              <w:rPr>
+                <w:lang w:val="it-IT"/>
+              </w:rPr>
+            </w:pPr>
+            <w:r>
+              <w:rPr>
+                <w:lang w:val="it-IT"/>
+              </w:rPr>
+              <w:t>Tabella del valore ottimo al variare di Q da 55 a 90 con la composizione corrispondente. Un requisito più severo restringe l'insieme, quindi il valore ottimo non può aumentare. Lettura: le risorse migrano verso i titoli a breve; fra 55 e 65 anche i titoli a lunga aumentano — apparentemente controintuitivo, deriva dalla capacità di perdita liberata dalla riduzione dei prestiti; a Q = 70 il limite di concentrazione diventa attivo</w:t>
+            </w:r>
+          </w:p>
+        </w:tc>
+      </w:tr>
+      <w:tr>
+        <w:trPr>
+          <w:tblCellSpacing w:w="15" w:type="dxa"/>
+        </w:trPr>
+        <w:tc>
+          <w:tcPr>
+            <w:tcW w:w="0" w:type="auto"/>
+            <w:vAlign w:val="center"/>
+            <w:hideMark/>
+          </w:tcPr>
+          <w:p>
+            <w:r>
+              <w:t>29</w:t>
+            </w:r>
+          </w:p>
+        </w:tc>
+        <w:tc>
+          <w:tcPr>
+            <w:tcW w:w="0" w:type="auto"/>
+            <w:vAlign w:val="center"/>
+            <w:hideMark/>
+          </w:tcPr>
+          <w:p>
+            <w:pPr>
+              <w:rPr>
+                <w:lang w:val="it-IT"/>
+              </w:rPr>
+            </w:pPr>
+            <w:r>
+              <w:rPr>
+                <w:lang w:val="it-IT"/>
+              </w:rPr>
+              <w:t>Il costo marginale della liquidità</w:t>
+            </w:r>
+          </w:p>
+        </w:tc>
+        <w:tc>
+          <w:tcPr>
+            <w:tcW w:w="0" w:type="auto"/>
+            <w:vAlign w:val="center"/>
+            <w:hideMark/>
+          </w:tcPr>
+          <w:p>
+            <w:proofErr w:type="spellStart"/>
+            <w:r>
+              <w:t>Figura</w:t>
+            </w:r>
+            <w:proofErr w:type="spellEnd"/>
+          </w:p>
+        </w:tc>
+        <w:tc>
+          <w:tcPr>
+            <w:tcW w:w="0" w:type="auto"/>
+            <w:vAlign w:val="center"/>
+            <w:hideMark/>
+          </w:tcPr>
+          <w:p>
+            <w:pPr>
+              <w:rPr>
+                <w:lang w:val="it-IT"/>
+              </w:rPr>
+            </w:pPr>
+            <w:r>
+              <w:rPr>
+                <w:lang w:val="it-IT"/>
+              </w:rPr>
+              <w:t xml:space="preserve">Cap11_valore_ottimo_liquidita. Da 3,7649 a 3,7299 passando da 55 a 56: costo marginale ≈ 0,0351. Costo opportunità, non spesa contabile. Validità locale: cambia quando cambia la struttura dei vincoli attivi. </w:t>
+            </w:r>
+            <w:r>
+              <w:rPr>
+                <w:b/>
+                <w:bCs/>
+                <w:lang w:val="it-IT"/>
+              </w:rPr>
+              <w:t>Nota per il docente</w:t>
+            </w:r>
+            <w:r>
+              <w:rPr>
+                <w:lang w:val="it-IT"/>
+              </w:rPr>
+              <w:t>: il cambio di pendenza esiste ma non è percepibile a occhio nella figura, va indicato a voce</w:t>
+            </w:r>
+          </w:p>
+        </w:tc>
+      </w:tr>
+    </w:tbl>
     <w:p>
-      <w:pPr>
-        <w:rPr>
-          <w:lang w:val="it-IT"/>
-        </w:rPr>
-      </w:pPr>
       <w:r>
-        <w:rPr>
-          <w:lang w:val="it-IT"/>
-        </w:rPr>
-        <w:t>La geometria deve avere una funzione esplicativa e non diventare una sezione autonoma di teoria dei poliedri.</w:t>
-      </w:r>
-    </w:p>
-    <w:p>
-      <w:pPr>
-        <w:rPr>
-          <w:lang w:val="it-IT"/>
-        </w:rPr>
-      </w:pPr>
-      <w:r>
-        <w:rPr>
-          <w:lang w:val="it-IT"/>
-        </w:rPr>
-        <w:t>Si costruisce una versione ridotta del caso SVB con due sole variabili aggregate, ad esempio:</w:t>
-      </w:r>
-    </w:p>
-    <w:p>
-      <w:pPr>
-        <w:rPr>
-          <w:lang w:val="it-IT"/>
-        </w:rPr>
-      </w:pPr>
-      <m:oMathPara>
-        <m:oMath>
-          <m:sSub>
-            <m:sSubPr>
-              <m:ctrlPr>
-                <w:rPr>
-                  <w:rFonts w:ascii="Cambria Math" w:hAnsi="Cambria Math"/>
-                </w:rPr>
-              </m:ctrlPr>
-            </m:sSubPr>
-            <m:e>
-              <m:r>
-                <w:rPr>
-                  <w:rFonts w:ascii="Cambria Math" w:hAnsi="Cambria Math"/>
-                </w:rPr>
-                <m:t>x</m:t>
-              </m:r>
-            </m:e>
-            <m:sub>
-              <m:r>
-                <w:rPr>
-                  <w:rFonts w:ascii="Cambria Math" w:hAnsi="Cambria Math"/>
-                </w:rPr>
-                <m:t>L</m:t>
-              </m:r>
-            </m:sub>
-          </m:sSub>
-          <m:r>
-            <w:rPr>
-              <w:rFonts w:ascii="Cambria Math" w:hAnsi="Cambria Math"/>
-              <w:lang w:val="it-IT"/>
-            </w:rPr>
-            <m:t>=</m:t>
-          </m:r>
-          <m:r>
-            <m:rPr>
-              <m:nor/>
-            </m:rPr>
-            <w:rPr>
-              <w:lang w:val="it-IT"/>
-            </w:rPr>
-            <m:t>attivit</m:t>
-          </m:r>
-          <m:limUpp>
-            <m:limUppPr>
-              <m:ctrlPr>
-                <w:rPr>
-                  <w:rFonts w:ascii="Cambria Math" w:hAnsi="Cambria Math"/>
-                </w:rPr>
-              </m:ctrlPr>
-            </m:limUppPr>
-            <m:e>
-              <m:r>
-                <m:rPr>
-                  <m:nor/>
-                </m:rPr>
-                <w:rPr>
-                  <w:lang w:val="it-IT"/>
-                </w:rPr>
-                <m:t>a</m:t>
-              </m:r>
-            </m:e>
-            <m:lim>
-              <m:r>
-                <w:rPr>
-                  <w:rFonts w:ascii="Cambria Math" w:hAnsi="Cambria Math"/>
-                  <w:lang w:val="it-IT"/>
-                </w:rPr>
-                <m:t>ˋ</m:t>
-              </m:r>
-            </m:lim>
-          </m:limUpp>
-          <m:r>
-            <m:rPr>
-              <m:nor/>
-            </m:rPr>
-            <w:rPr>
-              <w:lang w:val="it-IT"/>
-            </w:rPr>
-            <m:t> liquide</m:t>
-          </m:r>
-          <m:r>
-            <w:rPr>
-              <w:rFonts w:ascii="Cambria Math" w:hAnsi="Cambria Math"/>
-              <w:lang w:val="it-IT"/>
-            </w:rPr>
-            <m:t>, </m:t>
-          </m:r>
-          <m:sSub>
-            <m:sSubPr>
-              <m:ctrlPr>
-                <w:rPr>
-                  <w:rFonts w:ascii="Cambria Math" w:hAnsi="Cambria Math"/>
-                </w:rPr>
-              </m:ctrlPr>
-            </m:sSubPr>
-            <m:e>
-              <m:r>
-                <w:rPr>
-                  <w:rFonts w:ascii="Cambria Math" w:hAnsi="Cambria Math"/>
-                </w:rPr>
-                <m:t>x</m:t>
-              </m:r>
-            </m:e>
-            <m:sub>
-              <m:r>
-                <w:rPr>
-                  <w:rFonts w:ascii="Cambria Math" w:hAnsi="Cambria Math"/>
-                </w:rPr>
-                <m:t>D</m:t>
-              </m:r>
-            </m:sub>
-          </m:sSub>
-          <m:r>
-            <w:rPr>
-              <w:rFonts w:ascii="Cambria Math" w:hAnsi="Cambria Math"/>
-              <w:lang w:val="it-IT"/>
-            </w:rPr>
-            <m:t>=</m:t>
-          </m:r>
-          <m:r>
-            <m:rPr>
-              <m:nor/>
-            </m:rPr>
-            <w:rPr>
-              <w:lang w:val="it-IT"/>
-            </w:rPr>
-            <m:t>attivit</m:t>
-          </m:r>
-          <m:limUpp>
-            <m:limUppPr>
-              <m:ctrlPr>
-                <w:rPr>
-                  <w:rFonts w:ascii="Cambria Math" w:hAnsi="Cambria Math"/>
-                </w:rPr>
-              </m:ctrlPr>
-            </m:limUppPr>
-            <m:e>
-              <m:r>
-                <m:rPr>
-                  <m:nor/>
-                </m:rPr>
-                <w:rPr>
-                  <w:lang w:val="it-IT"/>
-                </w:rPr>
-                <m:t>a</m:t>
-              </m:r>
-            </m:e>
-            <m:lim>
-              <m:r>
-                <w:rPr>
-                  <w:rFonts w:ascii="Cambria Math" w:hAnsi="Cambria Math"/>
-                  <w:lang w:val="it-IT"/>
-                </w:rPr>
-                <m:t>ˋ</m:t>
-              </m:r>
-            </m:lim>
-          </m:limUpp>
-          <m:r>
-            <m:rPr>
-              <m:nor/>
-            </m:rPr>
-            <w:rPr>
-              <w:lang w:val="it-IT"/>
-            </w:rPr>
-            <m:t> a lunga durata</m:t>
-          </m:r>
-          <m:r>
-            <w:rPr>
-              <w:rFonts w:ascii="Cambria Math" w:hAnsi="Cambria Math"/>
-              <w:lang w:val="it-IT"/>
-            </w:rPr>
-            <m:t>.</m:t>
-          </m:r>
-          <m:r>
-            <w:rPr>
-              <w:i/>
-              <w:lang w:val="it-IT"/>
-            </w:rPr>
-            <w:br/>
-          </m:r>
-        </m:oMath>
-      </m:oMathPara>
-    </w:p>
-    <w:p>
-      <w:pPr>
-        <w:rPr>
-          <w:lang w:val="it-IT"/>
-        </w:rPr>
-      </w:pPr>
-      <w:r>
-        <w:rPr>
-          <w:lang w:val="it-IT"/>
-        </w:rPr>
-        <w:t>Sul grafico si mostrano progressivamente:</w:t>
-      </w:r>
-    </w:p>
-    <w:p>
-      <w:pPr>
-        <w:numPr>
-          <w:ilvl w:val="0"/>
-          <w:numId w:val="28"/>
-        </w:numPr>
-      </w:pPr>
-      <w:proofErr w:type="spellStart"/>
-      <w:r>
-        <w:t>vincolo</w:t>
-      </w:r>
-      <w:proofErr w:type="spellEnd"/>
-      <w:r>
-        <w:t xml:space="preserve"> di </w:t>
-      </w:r>
-      <w:proofErr w:type="spellStart"/>
-      <w:r>
-        <w:t>bilancio</w:t>
-      </w:r>
-      <w:proofErr w:type="spellEnd"/>
-      <w:r>
-        <w:t xml:space="preserve">; </w:t>
-      </w:r>
-    </w:p>
-    <w:p>
-      <w:pPr>
-        <w:numPr>
-          <w:ilvl w:val="0"/>
-          <w:numId w:val="28"/>
-        </w:numPr>
-      </w:pPr>
-      <w:proofErr w:type="spellStart"/>
-      <w:r>
-        <w:t>requisito</w:t>
-      </w:r>
-      <w:proofErr w:type="spellEnd"/>
-      <w:r>
-        <w:t xml:space="preserve"> di </w:t>
-      </w:r>
-      <w:proofErr w:type="spellStart"/>
-      <w:r>
-        <w:t>liquidità</w:t>
-      </w:r>
-      <w:proofErr w:type="spellEnd"/>
-      <w:r>
-        <w:t xml:space="preserve">; </w:t>
-      </w:r>
-    </w:p>
-    <w:p>
-      <w:pPr>
-        <w:numPr>
-          <w:ilvl w:val="0"/>
-          <w:numId w:val="28"/>
-        </w:numPr>
-        <w:rPr>
-          <w:lang w:val="it-IT"/>
-        </w:rPr>
-      </w:pPr>
-      <w:r>
-        <w:rPr>
-          <w:lang w:val="it-IT"/>
-        </w:rPr>
-        <w:t xml:space="preserve">limite alle perdite o alla duration; </w:t>
-      </w:r>
-    </w:p>
-    <w:p>
-      <w:pPr>
-        <w:numPr>
-          <w:ilvl w:val="0"/>
-          <w:numId w:val="28"/>
-        </w:numPr>
-      </w:pPr>
-      <w:proofErr w:type="spellStart"/>
-      <w:r>
-        <w:t>regione</w:t>
-      </w:r>
-      <w:proofErr w:type="spellEnd"/>
-      <w:r>
-        <w:t xml:space="preserve"> </w:t>
-      </w:r>
-      <w:proofErr w:type="spellStart"/>
-      <w:r>
-        <w:t>ammissibile</w:t>
-      </w:r>
-      <w:proofErr w:type="spellEnd"/>
-      <w:r>
-        <w:t xml:space="preserve">; </w:t>
-      </w:r>
-    </w:p>
-    <w:p>
-      <w:pPr>
-        <w:numPr>
-          <w:ilvl w:val="0"/>
-          <w:numId w:val="28"/>
-        </w:numPr>
-        <w:rPr>
-          <w:lang w:val="it-IT"/>
-        </w:rPr>
-      </w:pPr>
-      <w:r>
-        <w:rPr>
-          <w:lang w:val="it-IT"/>
-        </w:rPr>
-        <w:t xml:space="preserve">rette di livello della redditività. </w:t>
-      </w:r>
-    </w:p>
-    <w:p>
-      <w:pPr>
-        <w:rPr>
-          <w:lang w:val="it-IT"/>
-        </w:rPr>
-      </w:pPr>
-      <w:r>
-        <w:rPr>
-          <w:lang w:val="it-IT"/>
-        </w:rPr>
-        <w:t>La convessità può essere spiegata intuitivamente: combinando due allocazioni ammissibili si ottiene ancora un’allocazione ammissibile. Non è necessaria una dimostrazione formale completa.</w:t>
-      </w:r>
-    </w:p>
-    <w:p>
-      <w:pPr>
-        <w:rPr>
-          <w:lang w:val="it-IT"/>
-        </w:rPr>
-      </w:pPr>
-      <w:r>
-        <w:rPr>
-          <w:lang w:val="it-IT"/>
-        </w:rPr>
-        <w:t>Il risultato sui punti estremi può essere formulato in modo essenziale:</w:t>
-      </w:r>
-    </w:p>
-    <w:p>
-      <w:pPr>
-        <w:rPr>
-          <w:lang w:val="it-IT"/>
-        </w:rPr>
-      </w:pPr>
-      <w:r>
-        <w:rPr>
-          <w:lang w:val="it-IT"/>
-        </w:rPr>
-        <w:t>Se un programma lineare possiede un ottimo finito, almeno una soluzione ottima si trova in un punto estremo della regione ammissibile.</w:t>
-      </w:r>
-    </w:p>
-    <w:p>
-      <w:pPr>
-        <w:rPr>
-          <w:lang w:val="it-IT"/>
-        </w:rPr>
-      </w:pPr>
-      <w:r>
-        <w:rPr>
-          <w:lang w:val="it-IT"/>
-        </w:rPr>
-        <w:t>Non occorre sviluppare basi, rango, matrici di base e degenerazione.</w:t>
+        <w:pict w14:anchorId="1643F0B2">
+          <v:rect id="_x0000_i1034" style="width:0;height:1.5pt" o:hralign="center" o:hrstd="t" o:hr="t" fillcolor="#a0a0a0" stroked="f"/>
+        </w:pict>
       </w:r>
     </w:p>
     <w:p>
@@ -1485,2232 +4334,635 @@
           <w:bCs/>
           <w:lang w:val="it-IT"/>
         </w:rPr>
-        <w:t>11.7 Che cosa significa “soluzione ottima”</w:t>
+        <w:t>Gruppo 11 — Esercizio B in aula (slide 30–31) · parziale 10′ · cumulato 112′</w:t>
+      </w:r>
+    </w:p>
+    <w:tbl>
+      <w:tblPr>
+        <w:tblW w:w="0" w:type="auto"/>
+        <w:tblCellSpacing w:w="15" w:type="dxa"/>
+        <w:tblCellMar>
+          <w:top w:w="15" w:type="dxa"/>
+          <w:left w:w="15" w:type="dxa"/>
+          <w:bottom w:w="15" w:type="dxa"/>
+          <w:right w:w="15" w:type="dxa"/>
+        </w:tblCellMar>
+        <w:tblLook w:val="04A0" w:firstRow="1" w:lastRow="0" w:firstColumn="1" w:lastColumn="0" w:noHBand="0" w:noVBand="1"/>
+      </w:tblPr>
+      <w:tblGrid>
+        <w:gridCol w:w="311"/>
+        <w:gridCol w:w="1257"/>
+        <w:gridCol w:w="1578"/>
+        <w:gridCol w:w="6492"/>
+      </w:tblGrid>
+      <w:tr>
+        <w:trPr>
+          <w:tblHeader/>
+          <w:tblCellSpacing w:w="15" w:type="dxa"/>
+        </w:trPr>
+        <w:tc>
+          <w:tcPr>
+            <w:tcW w:w="0" w:type="auto"/>
+            <w:vAlign w:val="center"/>
+            <w:hideMark/>
+          </w:tcPr>
+          <w:p>
+            <w:pPr>
+              <w:rPr>
+                <w:b/>
+                <w:bCs/>
+              </w:rPr>
+            </w:pPr>
+            <w:r>
+              <w:rPr>
+                <w:b/>
+                <w:bCs/>
+              </w:rPr>
+              <w:t>#</w:t>
+            </w:r>
+          </w:p>
+        </w:tc>
+        <w:tc>
+          <w:tcPr>
+            <w:tcW w:w="0" w:type="auto"/>
+            <w:vAlign w:val="center"/>
+            <w:hideMark/>
+          </w:tcPr>
+          <w:p>
+            <w:pPr>
+              <w:rPr>
+                <w:b/>
+                <w:bCs/>
+              </w:rPr>
+            </w:pPr>
+            <w:r>
+              <w:rPr>
+                <w:b/>
+                <w:bCs/>
+              </w:rPr>
+              <w:t>Titolo</w:t>
+            </w:r>
+          </w:p>
+        </w:tc>
+        <w:tc>
+          <w:tcPr>
+            <w:tcW w:w="0" w:type="auto"/>
+            <w:vAlign w:val="center"/>
+            <w:hideMark/>
+          </w:tcPr>
+          <w:p>
+            <w:pPr>
+              <w:rPr>
+                <w:b/>
+                <w:bCs/>
+              </w:rPr>
+            </w:pPr>
+            <w:proofErr w:type="spellStart"/>
+            <w:r>
+              <w:rPr>
+                <w:b/>
+                <w:bCs/>
+              </w:rPr>
+              <w:t>Funzione</w:t>
+            </w:r>
+            <w:proofErr w:type="spellEnd"/>
+          </w:p>
+        </w:tc>
+        <w:tc>
+          <w:tcPr>
+            <w:tcW w:w="0" w:type="auto"/>
+            <w:vAlign w:val="center"/>
+            <w:hideMark/>
+          </w:tcPr>
+          <w:p>
+            <w:pPr>
+              <w:rPr>
+                <w:b/>
+                <w:bCs/>
+              </w:rPr>
+            </w:pPr>
+            <w:proofErr w:type="spellStart"/>
+            <w:r>
+              <w:rPr>
+                <w:b/>
+                <w:bCs/>
+              </w:rPr>
+              <w:t>Contenuto</w:t>
+            </w:r>
+            <w:proofErr w:type="spellEnd"/>
+            <w:r>
+              <w:rPr>
+                <w:b/>
+                <w:bCs/>
+              </w:rPr>
+              <w:t xml:space="preserve"> </w:t>
+            </w:r>
+            <w:proofErr w:type="spellStart"/>
+            <w:r>
+              <w:rPr>
+                <w:b/>
+                <w:bCs/>
+              </w:rPr>
+              <w:t>essenziale</w:t>
+            </w:r>
+            <w:proofErr w:type="spellEnd"/>
+          </w:p>
+        </w:tc>
+      </w:tr>
+      <w:tr>
+        <w:trPr>
+          <w:tblCellSpacing w:w="15" w:type="dxa"/>
+        </w:trPr>
+        <w:tc>
+          <w:tcPr>
+            <w:tcW w:w="0" w:type="auto"/>
+            <w:vAlign w:val="center"/>
+            <w:hideMark/>
+          </w:tcPr>
+          <w:p>
+            <w:r>
+              <w:t>30</w:t>
+            </w:r>
+          </w:p>
+        </w:tc>
+        <w:tc>
+          <w:tcPr>
+            <w:tcW w:w="0" w:type="auto"/>
+            <w:vAlign w:val="center"/>
+            <w:hideMark/>
+          </w:tcPr>
+          <w:p>
+            <w:proofErr w:type="spellStart"/>
+            <w:r>
+              <w:t>Esercizio</w:t>
+            </w:r>
+            <w:proofErr w:type="spellEnd"/>
+            <w:r>
+              <w:t xml:space="preserve">: </w:t>
+            </w:r>
+            <w:proofErr w:type="spellStart"/>
+            <w:r>
+              <w:t>redditività</w:t>
+            </w:r>
+            <w:proofErr w:type="spellEnd"/>
+            <w:r>
+              <w:t xml:space="preserve"> </w:t>
+            </w:r>
+            <w:proofErr w:type="spellStart"/>
+            <w:r>
+              <w:t>contro</w:t>
+            </w:r>
+            <w:proofErr w:type="spellEnd"/>
+            <w:r>
+              <w:t xml:space="preserve"> </w:t>
+            </w:r>
+            <w:proofErr w:type="spellStart"/>
+            <w:r>
+              <w:t>resilienza</w:t>
+            </w:r>
+            <w:proofErr w:type="spellEnd"/>
+          </w:p>
+        </w:tc>
+        <w:tc>
+          <w:tcPr>
+            <w:tcW w:w="0" w:type="auto"/>
+            <w:vAlign w:val="center"/>
+            <w:hideMark/>
+          </w:tcPr>
+          <w:p>
+            <w:proofErr w:type="spellStart"/>
+            <w:r>
+              <w:t>Enunciato</w:t>
+            </w:r>
+            <w:proofErr w:type="spellEnd"/>
+          </w:p>
+        </w:tc>
+        <w:tc>
+          <w:tcPr>
+            <w:tcW w:w="0" w:type="auto"/>
+            <w:vAlign w:val="center"/>
+            <w:hideMark/>
+          </w:tcPr>
+          <w:p>
+            <w:pPr>
+              <w:rPr>
+                <w:lang w:val="it-IT"/>
+              </w:rPr>
+            </w:pPr>
+            <w:r>
+              <w:rPr>
+                <w:lang w:val="it-IT"/>
+              </w:rPr>
+              <w:t xml:space="preserve">Politica B: liquidità richiesta portata a 75 e dotazione minima di cassa pari a 10; limite alle perdite e concentrazione invariati. </w:t>
+            </w:r>
+            <w:r>
+              <w:rPr>
+                <w:b/>
+                <w:bCs/>
+                <w:lang w:val="it-IT"/>
+              </w:rPr>
+              <w:t>Prevedere prima di vedere</w:t>
+            </w:r>
+            <w:r>
+              <w:rPr>
+                <w:lang w:val="it-IT"/>
+              </w:rPr>
+              <w:t>: come cambia la composizione, quali vincoli diventano attivi, di quanto scende il valore ottimo</w:t>
+            </w:r>
+          </w:p>
+        </w:tc>
+      </w:tr>
+      <w:tr>
+        <w:trPr>
+          <w:tblCellSpacing w:w="15" w:type="dxa"/>
+        </w:trPr>
+        <w:tc>
+          <w:tcPr>
+            <w:tcW w:w="0" w:type="auto"/>
+            <w:vAlign w:val="center"/>
+            <w:hideMark/>
+          </w:tcPr>
+          <w:p>
+            <w:r>
+              <w:t>31</w:t>
+            </w:r>
+          </w:p>
+        </w:tc>
+        <w:tc>
+          <w:tcPr>
+            <w:tcW w:w="0" w:type="auto"/>
+            <w:vAlign w:val="center"/>
+            <w:hideMark/>
+          </w:tcPr>
+          <w:p>
+            <w:r>
+              <w:t>Debrief</w:t>
+            </w:r>
+          </w:p>
+        </w:tc>
+        <w:tc>
+          <w:tcPr>
+            <w:tcW w:w="0" w:type="auto"/>
+            <w:vAlign w:val="center"/>
+            <w:hideMark/>
+          </w:tcPr>
+          <w:p>
+            <w:proofErr w:type="spellStart"/>
+            <w:r>
+              <w:t>Figura</w:t>
+            </w:r>
+            <w:proofErr w:type="spellEnd"/>
+            <w:r>
+              <w:t xml:space="preserve"> e </w:t>
+            </w:r>
+            <w:proofErr w:type="spellStart"/>
+            <w:r>
+              <w:t>interpretazione</w:t>
+            </w:r>
+            <w:proofErr w:type="spellEnd"/>
+          </w:p>
+        </w:tc>
+        <w:tc>
+          <w:tcPr>
+            <w:tcW w:w="0" w:type="auto"/>
+            <w:vAlign w:val="center"/>
+            <w:hideMark/>
+          </w:tcPr>
+          <w:p>
+            <w:pPr>
+              <w:rPr>
+                <w:lang w:val="it-IT"/>
+              </w:rPr>
+            </w:pPr>
+            <w:r>
+              <w:rPr>
+                <w:lang w:val="it-IT"/>
+              </w:rPr>
+              <w:t>Cap11_confronto_redditivita_resilienza. Soluzione (10; 54,286; 30; 5,714), valore ≈ 2,9429. Liquidità 75, perdita 6,043 con margine 0,957. I vincoli si scambiano il ruolo: il limite alle perdite cessa di essere determinante, la concentrazione lo diventa. Costo: 0,8220, cioè il 21,8%. Avvertenza: non dimostra che la politica A sia preferibile — la funzione obiettivo non attribuisce valore alla continuità aziendale</w:t>
+            </w:r>
+          </w:p>
+        </w:tc>
+      </w:tr>
+    </w:tbl>
+    <w:p>
+      <w:r>
+        <w:pict w14:anchorId="4775A44C">
+          <v:rect id="_x0000_i1035" style="width:0;height:1.5pt" o:hralign="center" o:hrstd="t" o:hr="t" fillcolor="#a0a0a0" stroked="f"/>
+        </w:pict>
       </w:r>
     </w:p>
     <w:p>
       <w:pPr>
         <w:rPr>
+          <w:b/>
+          <w:bCs/>
           <w:lang w:val="it-IT"/>
         </w:rPr>
       </w:pPr>
-      <w:r>
-        <w:rPr>
-          <w:lang w:val="it-IT"/>
-        </w:rPr>
-        <w:t xml:space="preserve">La soluzione ottima viene presentata come la migliore decisione </w:t>
-      </w:r>
       <w:r>
         <w:rPr>
           <w:b/>
           <w:bCs/>
           <w:lang w:val="it-IT"/>
         </w:rPr>
-        <w:t>tra quelle ammissibili</w:t>
+        <w:t>Gruppo 12 — Limiti e sintesi (slide 32–33) · parziale 8′ · cumulato 120′</w:t>
       </w:r>
-      <w:r>
+    </w:p>
+    <w:tbl>
+      <w:tblPr>
+        <w:tblW w:w="0" w:type="auto"/>
+        <w:tblCellSpacing w:w="15" w:type="dxa"/>
+        <w:tblCellMar>
+          <w:top w:w="15" w:type="dxa"/>
+          <w:left w:w="15" w:type="dxa"/>
+          <w:bottom w:w="15" w:type="dxa"/>
+          <w:right w:w="15" w:type="dxa"/>
+        </w:tblCellMar>
+        <w:tblLook w:val="04A0" w:firstRow="1" w:lastRow="0" w:firstColumn="1" w:lastColumn="0" w:noHBand="0" w:noVBand="1"/>
+      </w:tblPr>
+      <w:tblGrid>
+        <w:gridCol w:w="311"/>
+        <w:gridCol w:w="1615"/>
+        <w:gridCol w:w="1100"/>
+        <w:gridCol w:w="6612"/>
+      </w:tblGrid>
+      <w:tr>
+        <w:trPr>
+          <w:tblHeader/>
+          <w:tblCellSpacing w:w="15" w:type="dxa"/>
+        </w:trPr>
+        <w:tc>
+          <w:tcPr>
+            <w:tcW w:w="0" w:type="auto"/>
+            <w:vAlign w:val="center"/>
+            <w:hideMark/>
+          </w:tcPr>
+          <w:p>
+            <w:pPr>
+              <w:rPr>
+                <w:b/>
+                <w:bCs/>
+              </w:rPr>
+            </w:pPr>
+            <w:r>
+              <w:rPr>
+                <w:b/>
+                <w:bCs/>
+              </w:rPr>
+              <w:t>#</w:t>
+            </w:r>
+          </w:p>
+        </w:tc>
+        <w:tc>
+          <w:tcPr>
+            <w:tcW w:w="0" w:type="auto"/>
+            <w:vAlign w:val="center"/>
+            <w:hideMark/>
+          </w:tcPr>
+          <w:p>
+            <w:pPr>
+              <w:rPr>
+                <w:b/>
+                <w:bCs/>
+              </w:rPr>
+            </w:pPr>
+            <w:r>
+              <w:rPr>
+                <w:b/>
+                <w:bCs/>
+              </w:rPr>
+              <w:t>Titolo</w:t>
+            </w:r>
+          </w:p>
+        </w:tc>
+        <w:tc>
+          <w:tcPr>
+            <w:tcW w:w="0" w:type="auto"/>
+            <w:vAlign w:val="center"/>
+            <w:hideMark/>
+          </w:tcPr>
+          <w:p>
+            <w:pPr>
+              <w:rPr>
+                <w:b/>
+                <w:bCs/>
+              </w:rPr>
+            </w:pPr>
+            <w:proofErr w:type="spellStart"/>
+            <w:r>
+              <w:rPr>
+                <w:b/>
+                <w:bCs/>
+              </w:rPr>
+              <w:t>Funzione</w:t>
+            </w:r>
+            <w:proofErr w:type="spellEnd"/>
+          </w:p>
+        </w:tc>
+        <w:tc>
+          <w:tcPr>
+            <w:tcW w:w="0" w:type="auto"/>
+            <w:vAlign w:val="center"/>
+            <w:hideMark/>
+          </w:tcPr>
+          <w:p>
+            <w:pPr>
+              <w:rPr>
+                <w:b/>
+                <w:bCs/>
+              </w:rPr>
+            </w:pPr>
+            <w:proofErr w:type="spellStart"/>
+            <w:r>
+              <w:rPr>
+                <w:b/>
+                <w:bCs/>
+              </w:rPr>
+              <w:t>Contenuto</w:t>
+            </w:r>
+            <w:proofErr w:type="spellEnd"/>
+            <w:r>
+              <w:rPr>
+                <w:b/>
+                <w:bCs/>
+              </w:rPr>
+              <w:t xml:space="preserve"> </w:t>
+            </w:r>
+            <w:proofErr w:type="spellStart"/>
+            <w:r>
+              <w:rPr>
+                <w:b/>
+                <w:bCs/>
+              </w:rPr>
+              <w:t>essenziale</w:t>
+            </w:r>
+            <w:proofErr w:type="spellEnd"/>
+          </w:p>
+        </w:tc>
+      </w:tr>
+      <w:tr>
+        <w:trPr>
+          <w:tblCellSpacing w:w="15" w:type="dxa"/>
+        </w:trPr>
+        <w:tc>
+          <w:tcPr>
+            <w:tcW w:w="0" w:type="auto"/>
+            <w:vAlign w:val="center"/>
+            <w:hideMark/>
+          </w:tcPr>
+          <w:p>
+            <w:r>
+              <w:t>32</w:t>
+            </w:r>
+          </w:p>
+        </w:tc>
+        <w:tc>
+          <w:tcPr>
+            <w:tcW w:w="0" w:type="auto"/>
+            <w:vAlign w:val="center"/>
+            <w:hideMark/>
+          </w:tcPr>
+          <w:p>
+            <w:pPr>
+              <w:rPr>
+                <w:lang w:val="it-IT"/>
+              </w:rPr>
+            </w:pPr>
+            <w:r>
+              <w:rPr>
+                <w:lang w:val="it-IT"/>
+              </w:rPr>
+              <w:t>Che cosa il modello non rappresenta</w:t>
+            </w:r>
+          </w:p>
+        </w:tc>
+        <w:tc>
+          <w:tcPr>
+            <w:tcW w:w="0" w:type="auto"/>
+            <w:vAlign w:val="center"/>
+            <w:hideMark/>
+          </w:tcPr>
+          <w:p>
+            <w:proofErr w:type="spellStart"/>
+            <w:r>
+              <w:t>Avvertenza</w:t>
+            </w:r>
+            <w:proofErr w:type="spellEnd"/>
+          </w:p>
+        </w:tc>
+        <w:tc>
+          <w:tcPr>
+            <w:tcW w:w="0" w:type="auto"/>
+            <w:vAlign w:val="center"/>
+            <w:hideMark/>
+          </w:tcPr>
+          <w:p>
+            <w:pPr>
+              <w:rPr>
+                <w:lang w:val="it-IT"/>
+              </w:rPr>
+            </w:pPr>
+            <w:r>
+              <w:rPr>
+                <w:lang w:val="it-IT"/>
+              </w:rPr>
+              <w:t xml:space="preserve">Le vendite non modificano i prezzi: in una </w:t>
+            </w:r>
+            <w:proofErr w:type="spellStart"/>
+            <w:r>
+              <w:rPr>
+                <w:lang w:val="it-IT"/>
+              </w:rPr>
+              <w:t>fire</w:t>
+            </w:r>
+            <w:proofErr w:type="spellEnd"/>
+            <w:r>
+              <w:rPr>
+                <w:lang w:val="it-IT"/>
+              </w:rPr>
+              <w:t xml:space="preserve"> sale la perdita marginale cresce con la quantità liquidata. La funzione obiettivo non misura il valore della sopravvivenza: continuità aziendale, fiducia dei depositanti e costi sistemici non entrano nel valore ottimo. Remark: una soluzione può essere inadeguata non perché risolta male, ma perché il problema formulato non contiene una dimensione rilevante</w:t>
+            </w:r>
+          </w:p>
+        </w:tc>
+      </w:tr>
+      <w:tr>
+        <w:trPr>
+          <w:tblCellSpacing w:w="15" w:type="dxa"/>
+        </w:trPr>
+        <w:tc>
+          <w:tcPr>
+            <w:tcW w:w="0" w:type="auto"/>
+            <w:vAlign w:val="center"/>
+            <w:hideMark/>
+          </w:tcPr>
+          <w:p>
+            <w:r>
+              <w:t>33</w:t>
+            </w:r>
+          </w:p>
+        </w:tc>
+        <w:tc>
+          <w:tcPr>
+            <w:tcW w:w="0" w:type="auto"/>
+            <w:vAlign w:val="center"/>
+            <w:hideMark/>
+          </w:tcPr>
+          <w:p>
+            <w:pPr>
+              <w:rPr>
+                <w:lang w:val="it-IT"/>
+              </w:rPr>
+            </w:pPr>
+            <w:r>
+              <w:rPr>
+                <w:lang w:val="it-IT"/>
+              </w:rPr>
+              <w:t>Sintesi e ponte alla Lezione 12</w:t>
+            </w:r>
+          </w:p>
+        </w:tc>
+        <w:tc>
+          <w:tcPr>
+            <w:tcW w:w="0" w:type="auto"/>
+            <w:vAlign w:val="center"/>
+            <w:hideMark/>
+          </w:tcPr>
+          <w:p>
+            <w:proofErr w:type="spellStart"/>
+            <w:r>
+              <w:t>Chiusura</w:t>
+            </w:r>
+            <w:proofErr w:type="spellEnd"/>
+          </w:p>
+        </w:tc>
+        <w:tc>
+          <w:tcPr>
+            <w:tcW w:w="0" w:type="auto"/>
+            <w:vAlign w:val="center"/>
+            <w:hideMark/>
+          </w:tcPr>
+          <w:p>
+            <w:pPr>
+              <w:rPr>
+                <w:lang w:val="it-IT"/>
+              </w:rPr>
+            </w:pPr>
+            <w:r>
+              <w:rPr>
+                <w:lang w:val="it-IT"/>
+              </w:rPr>
+              <w:t>I cinque anelli della catena. Una riga sul duale, in forma di annuncio e senza formalismo: il costo marginale dei requisiti non va riottenuto risolvendo di nuovo il problema, esiste un secondo problema che produce i prezzi di tutti i vincoli in un colpo solo. E quando i requisiti non sono rigidi ma aspirazioni con un target: Goal Programming</w:t>
+            </w:r>
+          </w:p>
+        </w:tc>
+      </w:tr>
+    </w:tbl>
+    <w:p>
+      <w:pPr>
         <w:rPr>
           <w:lang w:val="it-IT"/>
         </w:rPr>
-        <w:t>, non come un numero prodotto da un algoritmo.</w:t>
-      </w:r>
-    </w:p>
-    <w:p>
-      <w:pPr>
-        <w:rPr>
-          <w:lang w:val="it-IT"/>
-        </w:rPr>
-      </w:pPr>
-      <w:r>
-        <w:rPr>
-          <w:lang w:val="it-IT"/>
-        </w:rPr>
-        <w:t>Lo studente deve imparare a leggere:</w:t>
-      </w:r>
-    </w:p>
-    <w:p>
-      <w:pPr>
-        <w:numPr>
-          <w:ilvl w:val="0"/>
-          <w:numId w:val="29"/>
-        </w:numPr>
-      </w:pPr>
-      <w:proofErr w:type="spellStart"/>
-      <w:r>
-        <w:t>valori</w:t>
-      </w:r>
-      <w:proofErr w:type="spellEnd"/>
-      <w:r>
-        <w:t xml:space="preserve"> delle </w:t>
-      </w:r>
-      <w:proofErr w:type="spellStart"/>
-      <w:r>
-        <w:t>variabili</w:t>
-      </w:r>
-      <w:proofErr w:type="spellEnd"/>
-      <w:r>
-        <w:t xml:space="preserve"> </w:t>
-      </w:r>
-      <w:proofErr w:type="spellStart"/>
-      <w:r>
-        <w:t>decisionali</w:t>
-      </w:r>
-      <w:proofErr w:type="spellEnd"/>
-      <w:r>
-        <w:t xml:space="preserve">; </w:t>
-      </w:r>
-    </w:p>
-    <w:p>
-      <w:pPr>
-        <w:numPr>
-          <w:ilvl w:val="0"/>
-          <w:numId w:val="29"/>
-        </w:numPr>
-      </w:pPr>
-      <w:proofErr w:type="spellStart"/>
-      <w:r>
-        <w:t>valore</w:t>
-      </w:r>
-      <w:proofErr w:type="spellEnd"/>
-      <w:r>
-        <w:t xml:space="preserve"> della </w:t>
-      </w:r>
-      <w:proofErr w:type="spellStart"/>
-      <w:r>
-        <w:t>funzione</w:t>
-      </w:r>
-      <w:proofErr w:type="spellEnd"/>
-      <w:r>
-        <w:t xml:space="preserve"> </w:t>
-      </w:r>
-      <w:proofErr w:type="spellStart"/>
-      <w:r>
-        <w:t>obiettivo</w:t>
-      </w:r>
-      <w:proofErr w:type="spellEnd"/>
-      <w:r>
-        <w:t xml:space="preserve">; </w:t>
-      </w:r>
-    </w:p>
-    <w:p>
-      <w:pPr>
-        <w:numPr>
-          <w:ilvl w:val="0"/>
-          <w:numId w:val="29"/>
-        </w:numPr>
-      </w:pPr>
-      <w:proofErr w:type="spellStart"/>
-      <w:r>
-        <w:t>vincoli</w:t>
-      </w:r>
-      <w:proofErr w:type="spellEnd"/>
-      <w:r>
-        <w:t xml:space="preserve"> </w:t>
-      </w:r>
-      <w:proofErr w:type="spellStart"/>
-      <w:r>
-        <w:t>attivi</w:t>
-      </w:r>
-      <w:proofErr w:type="spellEnd"/>
-      <w:r>
-        <w:t xml:space="preserve">; </w:t>
-      </w:r>
-    </w:p>
-    <w:p>
-      <w:pPr>
-        <w:numPr>
-          <w:ilvl w:val="0"/>
-          <w:numId w:val="29"/>
-        </w:numPr>
-      </w:pPr>
-      <w:proofErr w:type="spellStart"/>
-      <w:r>
-        <w:t>scarti</w:t>
-      </w:r>
-      <w:proofErr w:type="spellEnd"/>
-      <w:r>
-        <w:t xml:space="preserve"> </w:t>
-      </w:r>
-      <w:proofErr w:type="spellStart"/>
-      <w:r>
-        <w:t>residui</w:t>
-      </w:r>
-      <w:proofErr w:type="spellEnd"/>
-      <w:r>
-        <w:t xml:space="preserve">; </w:t>
-      </w:r>
-    </w:p>
-    <w:p>
-      <w:pPr>
-        <w:numPr>
-          <w:ilvl w:val="0"/>
-          <w:numId w:val="29"/>
-        </w:numPr>
-      </w:pPr>
-      <w:proofErr w:type="spellStart"/>
-      <w:r>
-        <w:t>risorse</w:t>
-      </w:r>
-      <w:proofErr w:type="spellEnd"/>
-      <w:r>
-        <w:t xml:space="preserve"> </w:t>
-      </w:r>
-      <w:proofErr w:type="spellStart"/>
-      <w:r>
-        <w:t>inutilizzate</w:t>
-      </w:r>
-      <w:proofErr w:type="spellEnd"/>
-      <w:r>
-        <w:t xml:space="preserve">; </w:t>
-      </w:r>
-    </w:p>
-    <w:p>
-      <w:pPr>
-        <w:numPr>
-          <w:ilvl w:val="0"/>
-          <w:numId w:val="29"/>
-        </w:numPr>
-      </w:pPr>
-      <w:proofErr w:type="spellStart"/>
-      <w:r>
-        <w:t>eventuali</w:t>
-      </w:r>
-      <w:proofErr w:type="spellEnd"/>
-      <w:r>
-        <w:t xml:space="preserve"> </w:t>
-      </w:r>
-      <w:proofErr w:type="spellStart"/>
-      <w:r>
-        <w:t>soluzioni</w:t>
-      </w:r>
-      <w:proofErr w:type="spellEnd"/>
-      <w:r>
-        <w:t xml:space="preserve"> </w:t>
-      </w:r>
-      <w:proofErr w:type="spellStart"/>
-      <w:r>
-        <w:t>ottime</w:t>
-      </w:r>
-      <w:proofErr w:type="spellEnd"/>
-      <w:r>
-        <w:t xml:space="preserve"> multiple. </w:t>
-      </w:r>
-    </w:p>
-    <w:p>
-      <w:pPr>
-        <w:rPr>
-          <w:lang w:val="it-IT"/>
-        </w:rPr>
-      </w:pPr>
-      <w:r>
-        <w:rPr>
-          <w:lang w:val="it-IT"/>
-        </w:rPr>
-        <w:t>In questa sezione possono comparire anche illimitatezza e non unicità, ma come segnali diagnostici del modello. Non serve trattare il simplesso: è sufficiente spiegare che i software di ottimizzazione ricercano la soluzione senza che il corso debba svilupparne l’algoritmo interno.</w:t>
-      </w:r>
-    </w:p>
-    <w:p>
-      <w:pPr>
-        <w:rPr>
-          <w:b/>
-          <w:bCs/>
-          <w:lang w:val="it-IT"/>
-        </w:rPr>
-      </w:pPr>
-      <w:r>
-        <w:rPr>
-          <w:b/>
-          <w:bCs/>
-          <w:lang w:val="it-IT"/>
-        </w:rPr>
-        <w:t>11.8 Quanto costa essere più prudenti?</w:t>
-      </w:r>
-    </w:p>
-    <w:p>
-      <w:pPr>
-        <w:rPr>
-          <w:lang w:val="it-IT"/>
-        </w:rPr>
-      </w:pPr>
-      <w:r>
-        <w:rPr>
-          <w:lang w:val="it-IT"/>
-        </w:rPr>
-        <w:t>Questa deve essere la sezione di svolta.</w:t>
-      </w:r>
-    </w:p>
-    <w:p>
-      <w:pPr>
-        <w:rPr>
-          <w:lang w:val="it-IT"/>
-        </w:rPr>
-      </w:pPr>
-      <w:r>
-        <w:rPr>
-          <w:lang w:val="it-IT"/>
-        </w:rPr>
-        <w:t>Si modifica, per esempio, il requisito minimo di liquidità:</w:t>
-      </w:r>
-    </w:p>
-    <w:p>
-      <m:oMathPara>
-        <m:oMath>
-          <m:sSub>
-            <m:sSubPr>
-              <m:ctrlPr>
-                <w:rPr>
-                  <w:rFonts w:ascii="Cambria Math" w:hAnsi="Cambria Math"/>
-                </w:rPr>
-              </m:ctrlPr>
-            </m:sSubPr>
-            <m:e>
-              <m:r>
-                <w:rPr>
-                  <w:rFonts w:ascii="Cambria Math" w:hAnsi="Cambria Math"/>
-                </w:rPr>
-                <m:t>Q</m:t>
-              </m:r>
-            </m:e>
-            <m:sub>
-              <m:r>
-                <m:rPr>
-                  <m:sty m:val="p"/>
-                </m:rPr>
-                <w:rPr>
-                  <w:rFonts w:ascii="Cambria Math" w:hAnsi="Cambria Math"/>
-                </w:rPr>
-                <m:t>min</m:t>
-              </m:r>
-            </m:sub>
-          </m:sSub>
-          <m:r>
-            <w:rPr>
-              <w:rFonts w:ascii="Cambria Math" w:hAnsi="Cambria Math"/>
-            </w:rPr>
-            <m:t>⟶</m:t>
-          </m:r>
-          <m:sSub>
-            <m:sSubPr>
-              <m:ctrlPr>
-                <w:rPr>
-                  <w:rFonts w:ascii="Cambria Math" w:hAnsi="Cambria Math"/>
-                </w:rPr>
-              </m:ctrlPr>
-            </m:sSubPr>
-            <m:e>
-              <m:r>
-                <w:rPr>
-                  <w:rFonts w:ascii="Cambria Math" w:hAnsi="Cambria Math"/>
-                </w:rPr>
-                <m:t>Q</m:t>
-              </m:r>
-            </m:e>
-            <m:sub>
-              <m:r>
-                <m:rPr>
-                  <m:sty m:val="p"/>
-                </m:rPr>
-                <w:rPr>
-                  <w:rFonts w:ascii="Cambria Math" w:hAnsi="Cambria Math"/>
-                </w:rPr>
-                <m:t>min</m:t>
-              </m:r>
-            </m:sub>
-          </m:sSub>
-          <m:r>
-            <w:rPr>
-              <w:rFonts w:ascii="Cambria Math" w:hAnsi="Cambria Math"/>
-            </w:rPr>
-            <m:t>+</m:t>
-          </m:r>
-          <m:r>
-            <m:rPr>
-              <m:sty m:val="p"/>
-            </m:rPr>
-            <w:rPr>
-              <w:rFonts w:ascii="Cambria Math" w:hAnsi="Cambria Math"/>
-            </w:rPr>
-            <m:t>Δ</m:t>
-          </m:r>
-          <m:r>
-            <w:rPr>
-              <w:rFonts w:ascii="Cambria Math" w:hAnsi="Cambria Math"/>
-            </w:rPr>
-            <m:t>Q.</m:t>
-          </m:r>
-          <m:r>
-            <w:rPr>
-              <w:i/>
-            </w:rPr>
-            <w:br/>
-          </m:r>
-        </m:oMath>
-      </m:oMathPara>
-    </w:p>
-    <w:p>
-      <w:pPr>
-        <w:rPr>
-          <w:lang w:val="it-IT"/>
-        </w:rPr>
-      </w:pPr>
-      <w:r>
-        <w:rPr>
-          <w:lang w:val="it-IT"/>
-        </w:rPr>
-        <w:t>Si osserva come cambia il valore ottimo della redditività:</w:t>
-      </w:r>
-    </w:p>
-    <w:p>
-      <m:oMathPara>
-        <m:oMath>
-          <m:sSup>
-            <m:sSupPr>
-              <m:ctrlPr>
-                <w:rPr>
-                  <w:rFonts w:ascii="Cambria Math" w:hAnsi="Cambria Math"/>
-                </w:rPr>
-              </m:ctrlPr>
-            </m:sSupPr>
-            <m:e>
-              <m:r>
-                <w:rPr>
-                  <w:rFonts w:ascii="Cambria Math" w:hAnsi="Cambria Math"/>
-                </w:rPr>
-                <m:t>z</m:t>
-              </m:r>
-            </m:e>
-            <m:sup>
-              <m:r>
-                <w:rPr>
-                  <w:rFonts w:ascii="Cambria Math" w:hAnsi="Cambria Math"/>
-                </w:rPr>
-                <m:t>*</m:t>
-              </m:r>
-            </m:sup>
-          </m:sSup>
-          <m:d>
-            <m:dPr>
-              <m:ctrlPr>
-                <w:rPr>
-                  <w:rFonts w:ascii="Cambria Math" w:hAnsi="Cambria Math"/>
-                </w:rPr>
-              </m:ctrlPr>
-            </m:dPr>
-            <m:e>
-              <m:sSub>
-                <m:sSubPr>
-                  <m:ctrlPr>
-                    <w:rPr>
-                      <w:rFonts w:ascii="Cambria Math" w:hAnsi="Cambria Math"/>
-                    </w:rPr>
-                  </m:ctrlPr>
-                </m:sSubPr>
-                <m:e>
-                  <m:r>
-                    <w:rPr>
-                      <w:rFonts w:ascii="Cambria Math" w:hAnsi="Cambria Math"/>
-                    </w:rPr>
-                    <m:t>Q</m:t>
-                  </m:r>
-                </m:e>
-                <m:sub>
-                  <m:r>
-                    <m:rPr>
-                      <m:sty m:val="p"/>
-                    </m:rPr>
-                    <w:rPr>
-                      <w:rFonts w:ascii="Cambria Math" w:hAnsi="Cambria Math"/>
-                    </w:rPr>
-                    <m:t>min</m:t>
-                  </m:r>
-                </m:sub>
-              </m:sSub>
-            </m:e>
-          </m:d>
-          <m:r>
-            <w:rPr>
-              <w:rFonts w:ascii="Cambria Math" w:hAnsi="Cambria Math"/>
-            </w:rPr>
-            <m:t>⟶</m:t>
-          </m:r>
-          <m:sSup>
-            <m:sSupPr>
-              <m:ctrlPr>
-                <w:rPr>
-                  <w:rFonts w:ascii="Cambria Math" w:hAnsi="Cambria Math"/>
-                </w:rPr>
-              </m:ctrlPr>
-            </m:sSupPr>
-            <m:e>
-              <m:r>
-                <w:rPr>
-                  <w:rFonts w:ascii="Cambria Math" w:hAnsi="Cambria Math"/>
-                </w:rPr>
-                <m:t>z</m:t>
-              </m:r>
-            </m:e>
-            <m:sup>
-              <m:r>
-                <w:rPr>
-                  <w:rFonts w:ascii="Cambria Math" w:hAnsi="Cambria Math"/>
-                </w:rPr>
-                <m:t>*</m:t>
-              </m:r>
-            </m:sup>
-          </m:sSup>
-          <m:d>
-            <m:dPr>
-              <m:ctrlPr>
-                <w:rPr>
-                  <w:rFonts w:ascii="Cambria Math" w:hAnsi="Cambria Math"/>
-                </w:rPr>
-              </m:ctrlPr>
-            </m:dPr>
-            <m:e>
-              <m:sSub>
-                <m:sSubPr>
-                  <m:ctrlPr>
-                    <w:rPr>
-                      <w:rFonts w:ascii="Cambria Math" w:hAnsi="Cambria Math"/>
-                    </w:rPr>
-                  </m:ctrlPr>
-                </m:sSubPr>
-                <m:e>
-                  <m:r>
-                    <w:rPr>
-                      <w:rFonts w:ascii="Cambria Math" w:hAnsi="Cambria Math"/>
-                    </w:rPr>
-                    <m:t>Q</m:t>
-                  </m:r>
-                </m:e>
-                <m:sub>
-                  <m:r>
-                    <m:rPr>
-                      <m:sty m:val="p"/>
-                    </m:rPr>
-                    <w:rPr>
-                      <w:rFonts w:ascii="Cambria Math" w:hAnsi="Cambria Math"/>
-                    </w:rPr>
-                    <m:t>min</m:t>
-                  </m:r>
-                </m:sub>
-              </m:sSub>
-              <m:r>
-                <w:rPr>
-                  <w:rFonts w:ascii="Cambria Math" w:hAnsi="Cambria Math"/>
-                </w:rPr>
-                <m:t>+</m:t>
-              </m:r>
-              <m:r>
-                <m:rPr>
-                  <m:sty m:val="p"/>
-                </m:rPr>
-                <w:rPr>
-                  <w:rFonts w:ascii="Cambria Math" w:hAnsi="Cambria Math"/>
-                </w:rPr>
-                <m:t>Δ</m:t>
-              </m:r>
-              <m:r>
-                <w:rPr>
-                  <w:rFonts w:ascii="Cambria Math" w:hAnsi="Cambria Math"/>
-                </w:rPr>
-                <m:t>Q</m:t>
-              </m:r>
-            </m:e>
-          </m:d>
-          <m:r>
-            <w:rPr>
-              <w:rFonts w:ascii="Cambria Math" w:hAnsi="Cambria Math"/>
-            </w:rPr>
-            <m:t>.</m:t>
-          </m:r>
-          <m:r>
-            <w:rPr>
-              <w:i/>
-            </w:rPr>
-            <w:br/>
-          </m:r>
-        </m:oMath>
-      </m:oMathPara>
-    </w:p>
-    <w:p>
-      <w:pPr>
-        <w:rPr>
-          <w:lang w:val="it-IT"/>
-        </w:rPr>
-      </w:pPr>
-      <w:r>
-        <w:rPr>
-          <w:lang w:val="it-IT"/>
-        </w:rPr>
-        <w:t>Il prezzo ombra nasce così da una domanda immediatamente comprensibile:</w:t>
-      </w:r>
-    </w:p>
-    <w:p>
-      <w:pPr>
-        <w:rPr>
-          <w:lang w:val="it-IT"/>
-        </w:rPr>
-      </w:pPr>
-      <w:r>
-        <w:rPr>
-          <w:lang w:val="it-IT"/>
-        </w:rPr>
-        <w:t>Quanto rendimento ottimale deve essere sacrificato per richiedere un’unità aggiuntiva di liquidità?</w:t>
-      </w:r>
-    </w:p>
-    <w:p>
-      <w:proofErr w:type="spellStart"/>
-      <w:r>
-        <w:t>Analogamente</w:t>
-      </w:r>
-      <w:proofErr w:type="spellEnd"/>
-      <w:r>
-        <w:t>:</w:t>
-      </w:r>
-    </w:p>
-    <w:p>
-      <w:pPr>
-        <w:numPr>
-          <w:ilvl w:val="0"/>
-          <w:numId w:val="30"/>
-        </w:numPr>
-        <w:rPr>
-          <w:lang w:val="it-IT"/>
-        </w:rPr>
-      </w:pPr>
-      <w:r>
-        <w:rPr>
-          <w:lang w:val="it-IT"/>
-        </w:rPr>
-        <w:t xml:space="preserve">qual è il valore di una maggiore capacità di assorbire perdite? </w:t>
-      </w:r>
-    </w:p>
-    <w:p>
-      <w:pPr>
-        <w:numPr>
-          <w:ilvl w:val="0"/>
-          <w:numId w:val="30"/>
-        </w:numPr>
-        <w:rPr>
-          <w:lang w:val="it-IT"/>
-        </w:rPr>
-      </w:pPr>
-      <w:r>
-        <w:rPr>
-          <w:lang w:val="it-IT"/>
-        </w:rPr>
-        <w:t xml:space="preserve">quanto costa ridurre il limite sulle attività a lunga scadenza? </w:t>
-      </w:r>
-    </w:p>
-    <w:p>
-      <w:pPr>
-        <w:numPr>
-          <w:ilvl w:val="0"/>
-          <w:numId w:val="30"/>
-        </w:numPr>
-        <w:rPr>
-          <w:lang w:val="it-IT"/>
-        </w:rPr>
-      </w:pPr>
-      <w:r>
-        <w:rPr>
-          <w:lang w:val="it-IT"/>
-        </w:rPr>
-        <w:t xml:space="preserve">quale requisito è realmente stringente? </w:t>
-      </w:r>
-    </w:p>
-    <w:p>
-      <w:pPr>
-        <w:rPr>
-          <w:lang w:val="it-IT"/>
-        </w:rPr>
-      </w:pPr>
-      <w:r>
-        <w:rPr>
-          <w:lang w:val="it-IT"/>
-        </w:rPr>
-        <w:t xml:space="preserve">La nozione di prezzo ombra viene quindi introdotta </w:t>
-      </w:r>
-      <w:r>
-        <w:rPr>
-          <w:b/>
-          <w:bCs/>
-          <w:lang w:val="it-IT"/>
-        </w:rPr>
-        <w:t>prima del duale</w:t>
-      </w:r>
-      <w:r>
-        <w:rPr>
-          <w:lang w:val="it-IT"/>
-        </w:rPr>
-        <w:t>, come effetto marginale locale di una variazione del termine noto.</w:t>
-      </w:r>
-    </w:p>
-    <w:p>
-      <w:pPr>
-        <w:rPr>
-          <w:b/>
-          <w:bCs/>
-          <w:lang w:val="it-IT"/>
-        </w:rPr>
-      </w:pPr>
-      <w:r>
-        <w:rPr>
-          <w:b/>
-          <w:bCs/>
-          <w:lang w:val="it-IT"/>
-        </w:rPr>
-        <w:t>11.9 Il problema duale come sistema di prezzi impliciti</w:t>
-      </w:r>
-    </w:p>
-    <w:p>
-      <w:pPr>
-        <w:rPr>
-          <w:lang w:val="it-IT"/>
-        </w:rPr>
-      </w:pPr>
-      <w:r>
-        <w:rPr>
-          <w:lang w:val="it-IT"/>
-        </w:rPr>
-        <w:t>A questo punto il duale risponde a una domanda già maturata: è possibile attribuire simultaneamente un valore coerente a tutte le risorse e a tutti i requisiti?</w:t>
-      </w:r>
-    </w:p>
-    <w:p>
-      <w:pPr>
-        <w:rPr>
-          <w:lang w:val="it-IT"/>
-        </w:rPr>
-      </w:pPr>
-      <w:r>
-        <w:rPr>
-          <w:lang w:val="it-IT"/>
-        </w:rPr>
-        <w:t>La costruzione deve partire dal modello SVB stilizzato:</w:t>
-      </w:r>
-    </w:p>
-    <w:p>
-      <w:pPr>
-        <w:rPr>
-          <w:lang w:val="it-IT"/>
-        </w:rPr>
-      </w:pPr>
-      <m:oMathPara>
-        <m:oMath>
-          <m:m>
-            <m:mPr>
-              <m:plcHide m:val="1"/>
-              <m:mcs>
-                <m:mc>
-                  <m:mcPr>
-                    <m:count m:val="1"/>
-                    <m:mcJc m:val="center"/>
-                  </m:mcPr>
-                </m:mc>
-              </m:mcs>
-              <m:ctrlPr>
-                <w:rPr>
-                  <w:rFonts w:ascii="Cambria Math" w:hAnsi="Cambria Math"/>
-                </w:rPr>
-              </m:ctrlPr>
-            </m:mPr>
-            <m:mr>
-              <m:e>
-                <m:r>
-                  <m:rPr>
-                    <m:nor/>
-                  </m:rPr>
-                  <w:rPr>
-                    <w:lang w:val="it-IT"/>
-                  </w:rPr>
-                  <m:t>vincolo di bilancio</m:t>
-                </m:r>
-                <m:r>
-                  <w:rPr>
-                    <w:rFonts w:ascii="Cambria Math" w:hAnsi="Cambria Math"/>
-                  </w:rPr>
-                  <m:t>⟷</m:t>
-                </m:r>
-                <m:r>
-                  <m:rPr>
-                    <m:nor/>
-                  </m:rPr>
-                  <w:rPr>
-                    <w:lang w:val="it-IT"/>
-                  </w:rPr>
-                  <m:t>valore marginale delle risorse</m:t>
-                </m:r>
-                <m:r>
-                  <w:rPr>
-                    <w:rFonts w:ascii="Cambria Math" w:hAnsi="Cambria Math"/>
-                    <w:lang w:val="it-IT"/>
-                  </w:rPr>
-                  <m:t>,</m:t>
-                </m:r>
-              </m:e>
-            </m:mr>
-            <m:mr>
-              <m:e>
-                <m:r>
-                  <m:rPr>
-                    <m:nor/>
-                  </m:rPr>
-                  <w:rPr>
-                    <w:lang w:val="it-IT"/>
-                  </w:rPr>
-                  <m:t>requisito di liquidit</m:t>
-                </m:r>
-                <m:limUpp>
-                  <m:limUppPr>
-                    <m:ctrlPr>
-                      <w:rPr>
-                        <w:rFonts w:ascii="Cambria Math" w:hAnsi="Cambria Math"/>
-                      </w:rPr>
-                    </m:ctrlPr>
-                  </m:limUppPr>
-                  <m:e>
-                    <m:r>
-                      <m:rPr>
-                        <m:nor/>
-                      </m:rPr>
-                      <w:rPr>
-                        <w:lang w:val="it-IT"/>
-                      </w:rPr>
-                      <m:t>a</m:t>
-                    </m:r>
-                  </m:e>
-                  <m:lim>
-                    <m:r>
-                      <w:rPr>
-                        <w:rFonts w:ascii="Cambria Math" w:hAnsi="Cambria Math"/>
-                        <w:lang w:val="it-IT"/>
-                      </w:rPr>
-                      <m:t>ˋ</m:t>
-                    </m:r>
-                  </m:lim>
-                </m:limUpp>
-                <m:r>
-                  <w:rPr>
-                    <w:rFonts w:ascii="Cambria Math" w:hAnsi="Cambria Math"/>
-                  </w:rPr>
-                  <m:t>⟷</m:t>
-                </m:r>
-                <m:r>
-                  <m:rPr>
-                    <m:nor/>
-                  </m:rPr>
-                  <w:rPr>
-                    <w:lang w:val="it-IT"/>
-                  </w:rPr>
-                  <m:t>costo marginale della liquidit</m:t>
-                </m:r>
-                <m:limUpp>
-                  <m:limUppPr>
-                    <m:ctrlPr>
-                      <w:rPr>
-                        <w:rFonts w:ascii="Cambria Math" w:hAnsi="Cambria Math"/>
-                      </w:rPr>
-                    </m:ctrlPr>
-                  </m:limUppPr>
-                  <m:e>
-                    <m:r>
-                      <m:rPr>
-                        <m:nor/>
-                      </m:rPr>
-                      <w:rPr>
-                        <w:lang w:val="it-IT"/>
-                      </w:rPr>
-                      <m:t>a</m:t>
-                    </m:r>
-                  </m:e>
-                  <m:lim>
-                    <m:r>
-                      <w:rPr>
-                        <w:rFonts w:ascii="Cambria Math" w:hAnsi="Cambria Math"/>
-                        <w:lang w:val="it-IT"/>
-                      </w:rPr>
-                      <m:t>ˋ</m:t>
-                    </m:r>
-                  </m:lim>
-                </m:limUpp>
-                <m:r>
-                  <w:rPr>
-                    <w:rFonts w:ascii="Cambria Math" w:hAnsi="Cambria Math"/>
-                    <w:lang w:val="it-IT"/>
-                  </w:rPr>
-                  <m:t>,</m:t>
-                </m:r>
-              </m:e>
-            </m:mr>
-            <m:mr>
-              <m:e>
-                <m:r>
-                  <m:rPr>
-                    <m:nor/>
-                  </m:rPr>
-                  <w:rPr>
-                    <w:lang w:val="it-IT"/>
-                  </w:rPr>
-                  <m:t>limite alle perdite</m:t>
-                </m:r>
-                <m:r>
-                  <w:rPr>
-                    <w:rFonts w:ascii="Cambria Math" w:hAnsi="Cambria Math"/>
-                  </w:rPr>
-                  <m:t>⟷</m:t>
-                </m:r>
-                <m:r>
-                  <m:rPr>
-                    <m:nor/>
-                  </m:rPr>
-                  <w:rPr>
-                    <w:lang w:val="it-IT"/>
-                  </w:rPr>
-                  <m:t>valore della capacit</m:t>
-                </m:r>
-                <m:limUpp>
-                  <m:limUppPr>
-                    <m:ctrlPr>
-                      <w:rPr>
-                        <w:rFonts w:ascii="Cambria Math" w:hAnsi="Cambria Math"/>
-                      </w:rPr>
-                    </m:ctrlPr>
-                  </m:limUppPr>
-                  <m:e>
-                    <m:r>
-                      <m:rPr>
-                        <m:nor/>
-                      </m:rPr>
-                      <w:rPr>
-                        <w:lang w:val="it-IT"/>
-                      </w:rPr>
-                      <m:t>a</m:t>
-                    </m:r>
-                  </m:e>
-                  <m:lim>
-                    <m:r>
-                      <w:rPr>
-                        <w:rFonts w:ascii="Cambria Math" w:hAnsi="Cambria Math"/>
-                        <w:lang w:val="it-IT"/>
-                      </w:rPr>
-                      <m:t>ˋ</m:t>
-                    </m:r>
-                  </m:lim>
-                </m:limUpp>
-                <m:r>
-                  <m:rPr>
-                    <m:nor/>
-                  </m:rPr>
-                  <w:rPr>
-                    <w:lang w:val="it-IT"/>
-                  </w:rPr>
-                  <m:t> di assorbimento</m:t>
-                </m:r>
-                <m:r>
-                  <w:rPr>
-                    <w:rFonts w:ascii="Cambria Math" w:hAnsi="Cambria Math"/>
-                    <w:lang w:val="it-IT"/>
-                  </w:rPr>
-                  <m:t>,</m:t>
-                </m:r>
-              </m:e>
-            </m:mr>
-            <m:mr>
-              <m:e>
-                <m:r>
-                  <m:rPr>
-                    <m:nor/>
-                  </m:rPr>
-                  <w:rPr>
-                    <w:lang w:val="it-IT"/>
-                  </w:rPr>
-                  <m:t>limite di concentrazione</m:t>
-                </m:r>
-                <m:r>
-                  <w:rPr>
-                    <w:rFonts w:ascii="Cambria Math" w:hAnsi="Cambria Math"/>
-                  </w:rPr>
-                  <m:t>⟷</m:t>
-                </m:r>
-                <m:r>
-                  <m:rPr>
-                    <m:nor/>
-                  </m:rPr>
-                  <w:rPr>
-                    <w:lang w:val="it-IT"/>
-                  </w:rPr>
-                  <m:t>costo del limite prudenziale</m:t>
-                </m:r>
-                <m:r>
-                  <w:rPr>
-                    <w:rFonts w:ascii="Cambria Math" w:hAnsi="Cambria Math"/>
-                    <w:lang w:val="it-IT"/>
-                  </w:rPr>
-                  <m:t>.</m:t>
-                </m:r>
-              </m:e>
-            </m:mr>
-          </m:m>
-          <m:r>
-            <w:rPr>
-              <w:lang w:val="it-IT"/>
-            </w:rPr>
-            <w:br/>
-          </m:r>
-        </m:oMath>
-      </m:oMathPara>
-    </w:p>
-    <w:p>
-      <w:pPr>
-        <w:rPr>
-          <w:lang w:val="it-IT"/>
-        </w:rPr>
-      </w:pPr>
-      <w:r>
-        <w:rPr>
-          <w:lang w:val="it-IT"/>
-        </w:rPr>
-        <w:t>Solo successivamente si presenta la coppia generale, usando la notazione già fissata:</w:t>
-      </w:r>
-    </w:p>
-    <w:p>
-      <w:pPr>
-        <w:rPr>
-          <w:lang w:val="it-IT"/>
-        </w:rPr>
-      </w:pPr>
-      <m:oMathPara>
-        <m:oMath>
-          <m:limLow>
-            <m:limLowPr>
-              <m:ctrlPr>
-                <w:rPr>
-                  <w:rFonts w:ascii="Cambria Math" w:hAnsi="Cambria Math"/>
-                </w:rPr>
-              </m:ctrlPr>
-            </m:limLowPr>
-            <m:e>
-              <m:r>
-                <m:rPr>
-                  <m:sty m:val="p"/>
-                </m:rPr>
-                <w:rPr>
-                  <w:rFonts w:ascii="Cambria Math" w:hAnsi="Cambria Math"/>
-                  <w:lang w:val="it-IT"/>
-                </w:rPr>
-                <m:t>max</m:t>
-              </m:r>
-            </m:e>
-            <m:lim>
-              <m:r>
-                <w:rPr>
-                  <w:rFonts w:ascii="Cambria Math" w:hAnsi="Cambria Math"/>
-                </w:rPr>
-                <m:t>x</m:t>
-              </m:r>
-            </m:lim>
-          </m:limLow>
-          <m:sSup>
-            <m:sSupPr>
-              <m:ctrlPr>
-                <w:rPr>
-                  <w:rFonts w:ascii="Cambria Math" w:hAnsi="Cambria Math"/>
-                </w:rPr>
-              </m:ctrlPr>
-            </m:sSupPr>
-            <m:e>
-              <m:r>
-                <w:rPr>
-                  <w:rFonts w:ascii="Cambria Math" w:hAnsi="Cambria Math"/>
-                </w:rPr>
-                <m:t>c</m:t>
-              </m:r>
-            </m:e>
-            <m:sup>
-              <m:r>
-                <w:rPr>
-                  <w:rFonts w:ascii="Cambria Math" w:hAnsi="Cambria Math"/>
-                  <w:lang w:val="it-IT"/>
-                </w:rPr>
-                <m:t>'</m:t>
-              </m:r>
-            </m:sup>
-          </m:sSup>
-          <m:r>
-            <w:rPr>
-              <w:rFonts w:ascii="Cambria Math" w:hAnsi="Cambria Math"/>
-            </w:rPr>
-            <m:t>x</m:t>
-          </m:r>
-          <m:r>
-            <w:rPr>
-              <w:rFonts w:ascii="Cambria Math" w:hAnsi="Cambria Math"/>
-              <w:lang w:val="it-IT"/>
-            </w:rPr>
-            <m:t> </m:t>
-          </m:r>
-          <m:r>
-            <m:rPr>
-              <m:nor/>
-            </m:rPr>
-            <w:rPr>
-              <w:lang w:val="it-IT"/>
-            </w:rPr>
-            <m:t>soggetto a</m:t>
-          </m:r>
-          <m:r>
-            <w:rPr>
-              <w:rFonts w:ascii="Cambria Math" w:hAnsi="Cambria Math"/>
-              <w:lang w:val="it-IT"/>
-            </w:rPr>
-            <m:t> </m:t>
-          </m:r>
-          <m:r>
-            <w:rPr>
-              <w:rFonts w:ascii="Cambria Math" w:hAnsi="Cambria Math"/>
-            </w:rPr>
-            <m:t>Ax</m:t>
-          </m:r>
-          <m:r>
-            <w:rPr>
-              <w:rFonts w:ascii="Cambria Math" w:hAnsi="Cambria Math"/>
-              <w:lang w:val="it-IT"/>
-            </w:rPr>
-            <m:t>≤</m:t>
-          </m:r>
-          <m:r>
-            <w:rPr>
-              <w:rFonts w:ascii="Cambria Math" w:hAnsi="Cambria Math"/>
-            </w:rPr>
-            <m:t>b</m:t>
-          </m:r>
-          <m:r>
-            <w:rPr>
-              <w:rFonts w:ascii="Cambria Math" w:hAnsi="Cambria Math"/>
-              <w:lang w:val="it-IT"/>
-            </w:rPr>
-            <m:t>, </m:t>
-          </m:r>
-          <m:r>
-            <w:rPr>
-              <w:rFonts w:ascii="Cambria Math" w:hAnsi="Cambria Math"/>
-            </w:rPr>
-            <m:t>x</m:t>
-          </m:r>
-          <m:r>
-            <w:rPr>
-              <w:rFonts w:ascii="Cambria Math" w:hAnsi="Cambria Math"/>
-              <w:lang w:val="it-IT"/>
-            </w:rPr>
-            <m:t>≥0,</m:t>
-          </m:r>
-          <m:r>
-            <w:rPr>
-              <w:i/>
-              <w:lang w:val="it-IT"/>
-            </w:rPr>
-            <w:br/>
-          </m:r>
-        </m:oMath>
-      </m:oMathPara>
-    </w:p>
-    <w:p>
-      <w:pPr>
-        <w:rPr>
-          <w:lang w:val="it-IT"/>
-        </w:rPr>
-      </w:pPr>
-      <w:r>
-        <w:rPr>
-          <w:lang w:val="it-IT"/>
-        </w:rPr>
-        <w:t>e</w:t>
-      </w:r>
-    </w:p>
-    <w:p>
-      <w:pPr>
-        <w:rPr>
-          <w:lang w:val="it-IT"/>
-        </w:rPr>
-      </w:pPr>
-      <m:oMathPara>
-        <m:oMath>
-          <m:limLow>
-            <m:limLowPr>
-              <m:ctrlPr>
-                <w:rPr>
-                  <w:rFonts w:ascii="Cambria Math" w:hAnsi="Cambria Math"/>
-                </w:rPr>
-              </m:ctrlPr>
-            </m:limLowPr>
-            <m:e>
-              <m:r>
-                <m:rPr>
-                  <m:sty m:val="p"/>
-                </m:rPr>
-                <w:rPr>
-                  <w:rFonts w:ascii="Cambria Math" w:hAnsi="Cambria Math"/>
-                  <w:lang w:val="it-IT"/>
-                </w:rPr>
-                <m:t>min</m:t>
-              </m:r>
-            </m:e>
-            <m:lim>
-              <m:r>
-                <w:rPr>
-                  <w:rFonts w:ascii="Cambria Math" w:hAnsi="Cambria Math"/>
-                </w:rPr>
-                <m:t>λ</m:t>
-              </m:r>
-            </m:lim>
-          </m:limLow>
-          <m:sSup>
-            <m:sSupPr>
-              <m:ctrlPr>
-                <w:rPr>
-                  <w:rFonts w:ascii="Cambria Math" w:hAnsi="Cambria Math"/>
-                </w:rPr>
-              </m:ctrlPr>
-            </m:sSupPr>
-            <m:e>
-              <m:r>
-                <w:rPr>
-                  <w:rFonts w:ascii="Cambria Math" w:hAnsi="Cambria Math"/>
-                </w:rPr>
-                <m:t>b</m:t>
-              </m:r>
-            </m:e>
-            <m:sup>
-              <m:r>
-                <w:rPr>
-                  <w:rFonts w:ascii="Cambria Math" w:hAnsi="Cambria Math"/>
-                  <w:lang w:val="it-IT"/>
-                </w:rPr>
-                <m:t>'</m:t>
-              </m:r>
-            </m:sup>
-          </m:sSup>
-          <m:r>
-            <w:rPr>
-              <w:rFonts w:ascii="Cambria Math" w:hAnsi="Cambria Math"/>
-            </w:rPr>
-            <m:t>λ</m:t>
-          </m:r>
-          <m:r>
-            <w:rPr>
-              <w:rFonts w:ascii="Cambria Math" w:hAnsi="Cambria Math"/>
-              <w:lang w:val="it-IT"/>
-            </w:rPr>
-            <m:t> </m:t>
-          </m:r>
-          <m:r>
-            <m:rPr>
-              <m:nor/>
-            </m:rPr>
-            <w:rPr>
-              <w:lang w:val="it-IT"/>
-            </w:rPr>
-            <m:t>soggetto a</m:t>
-          </m:r>
-          <m:r>
-            <w:rPr>
-              <w:rFonts w:ascii="Cambria Math" w:hAnsi="Cambria Math"/>
-              <w:lang w:val="it-IT"/>
-            </w:rPr>
-            <m:t> </m:t>
-          </m:r>
-          <m:sSup>
-            <m:sSupPr>
-              <m:ctrlPr>
-                <w:rPr>
-                  <w:rFonts w:ascii="Cambria Math" w:hAnsi="Cambria Math"/>
-                </w:rPr>
-              </m:ctrlPr>
-            </m:sSupPr>
-            <m:e>
-              <m:r>
-                <w:rPr>
-                  <w:rFonts w:ascii="Cambria Math" w:hAnsi="Cambria Math"/>
-                </w:rPr>
-                <m:t>A</m:t>
-              </m:r>
-            </m:e>
-            <m:sup>
-              <m:r>
-                <w:rPr>
-                  <w:rFonts w:ascii="Cambria Math" w:hAnsi="Cambria Math"/>
-                  <w:lang w:val="it-IT"/>
-                </w:rPr>
-                <m:t>'</m:t>
-              </m:r>
-            </m:sup>
-          </m:sSup>
-          <m:r>
-            <w:rPr>
-              <w:rFonts w:ascii="Cambria Math" w:hAnsi="Cambria Math"/>
-            </w:rPr>
-            <m:t>λ</m:t>
-          </m:r>
-          <m:r>
-            <w:rPr>
-              <w:rFonts w:ascii="Cambria Math" w:hAnsi="Cambria Math"/>
-              <w:lang w:val="it-IT"/>
-            </w:rPr>
-            <m:t>≥</m:t>
-          </m:r>
-          <m:r>
-            <w:rPr>
-              <w:rFonts w:ascii="Cambria Math" w:hAnsi="Cambria Math"/>
-            </w:rPr>
-            <m:t>c</m:t>
-          </m:r>
-          <m:r>
-            <w:rPr>
-              <w:rFonts w:ascii="Cambria Math" w:hAnsi="Cambria Math"/>
-              <w:lang w:val="it-IT"/>
-            </w:rPr>
-            <m:t>, </m:t>
-          </m:r>
-          <m:r>
-            <w:rPr>
-              <w:rFonts w:ascii="Cambria Math" w:hAnsi="Cambria Math"/>
-            </w:rPr>
-            <m:t>λ</m:t>
-          </m:r>
-          <m:r>
-            <w:rPr>
-              <w:rFonts w:ascii="Cambria Math" w:hAnsi="Cambria Math"/>
-              <w:lang w:val="it-IT"/>
-            </w:rPr>
-            <m:t>≥0.</m:t>
-          </m:r>
-          <m:r>
-            <w:rPr>
-              <w:i/>
-              <w:lang w:val="it-IT"/>
-            </w:rPr>
-            <w:br/>
-          </m:r>
-        </m:oMath>
-      </m:oMathPara>
-    </w:p>
-    <w:p>
-      <w:pPr>
-        <w:rPr>
-          <w:lang w:val="it-IT"/>
-        </w:rPr>
-      </w:pPr>
-      <w:r>
-        <w:rPr>
-          <w:lang w:val="it-IT"/>
-        </w:rPr>
-        <w:t xml:space="preserve">La notazione </w:t>
-      </w:r>
-      <m:oMath>
-        <m:r>
-          <w:rPr>
-            <w:rFonts w:ascii="Cambria Math" w:hAnsi="Cambria Math"/>
-          </w:rPr>
-          <m:t>x</m:t>
-        </m:r>
-        <m:r>
-          <w:rPr>
-            <w:rFonts w:ascii="Cambria Math" w:hAnsi="Cambria Math"/>
-            <w:lang w:val="it-IT"/>
-          </w:rPr>
-          <m:t>,</m:t>
-        </m:r>
-        <m:r>
-          <w:rPr>
-            <w:rFonts w:ascii="Cambria Math" w:hAnsi="Cambria Math"/>
-          </w:rPr>
-          <m:t>A</m:t>
-        </m:r>
-        <m:r>
-          <w:rPr>
-            <w:rFonts w:ascii="Cambria Math" w:hAnsi="Cambria Math"/>
-            <w:lang w:val="it-IT"/>
-          </w:rPr>
-          <m:t>,</m:t>
-        </m:r>
-        <m:r>
-          <w:rPr>
-            <w:rFonts w:ascii="Cambria Math" w:hAnsi="Cambria Math"/>
-          </w:rPr>
-          <m:t>b</m:t>
-        </m:r>
-        <m:r>
-          <w:rPr>
-            <w:rFonts w:ascii="Cambria Math" w:hAnsi="Cambria Math"/>
-            <w:lang w:val="it-IT"/>
-          </w:rPr>
-          <m:t>,</m:t>
-        </m:r>
-        <m:r>
-          <w:rPr>
-            <w:rFonts w:ascii="Cambria Math" w:hAnsi="Cambria Math"/>
-          </w:rPr>
-          <m:t>c</m:t>
-        </m:r>
-        <m:r>
-          <w:rPr>
-            <w:rFonts w:ascii="Cambria Math" w:hAnsi="Cambria Math"/>
-            <w:lang w:val="it-IT"/>
-          </w:rPr>
-          <m:t>,</m:t>
-        </m:r>
-        <m:r>
-          <w:rPr>
-            <w:rFonts w:ascii="Cambria Math" w:hAnsi="Cambria Math"/>
-          </w:rPr>
-          <m:t>λ</m:t>
-        </m:r>
-        <m:r>
-          <w:rPr>
-            <w:rFonts w:ascii="Cambria Math" w:hAnsi="Cambria Math"/>
-            <w:lang w:val="it-IT"/>
-          </w:rPr>
-          <m:t>,</m:t>
-        </m:r>
-        <m:sSup>
-          <m:sSupPr>
-            <m:ctrlPr>
-              <w:rPr>
-                <w:rFonts w:ascii="Cambria Math" w:hAnsi="Cambria Math"/>
-              </w:rPr>
-            </m:ctrlPr>
-          </m:sSupPr>
-          <m:e>
-            <m:r>
-              <w:rPr>
-                <w:rFonts w:ascii="Cambria Math" w:hAnsi="Cambria Math"/>
-              </w:rPr>
-              <m:t>z</m:t>
-            </m:r>
-          </m:e>
-          <m:sup>
-            <m:r>
-              <w:rPr>
-                <w:rFonts w:ascii="Cambria Math" w:hAnsi="Cambria Math"/>
-                <w:lang w:val="it-IT"/>
-              </w:rPr>
-              <m:t>*</m:t>
-            </m:r>
-          </m:sup>
-        </m:sSup>
-      </m:oMath>
-      <w:r>
-        <w:rPr>
-          <w:lang w:val="it-IT"/>
-        </w:rPr>
-        <w:t>è già coerentemente definita nel documento normativo.</w:t>
-      </w:r>
-    </w:p>
-    <w:p>
-      <w:pPr>
-        <w:rPr>
-          <w:lang w:val="it-IT"/>
-        </w:rPr>
-      </w:pPr>
-      <w:r>
-        <w:rPr>
-          <w:lang w:val="it-IT"/>
-        </w:rPr>
-        <w:t>La dualità debole può essere dimostrata con un passaggio breve. La dualità forte va enunciata e interpretata, non dimostrata.</w:t>
-      </w:r>
-    </w:p>
-    <w:p>
-      <w:pPr>
-        <w:rPr>
-          <w:b/>
-          <w:bCs/>
-          <w:lang w:val="it-IT"/>
-        </w:rPr>
-      </w:pPr>
-      <w:r>
-        <w:rPr>
-          <w:b/>
-          <w:bCs/>
-          <w:lang w:val="it-IT"/>
-        </w:rPr>
-        <w:t>11.10 Dualità forte e complementarità: ciò che serve per interpretare</w:t>
-      </w:r>
-    </w:p>
-    <w:p>
-      <w:pPr>
-        <w:rPr>
-          <w:lang w:val="it-IT"/>
-        </w:rPr>
-      </w:pPr>
-      <w:r>
-        <w:rPr>
-          <w:lang w:val="it-IT"/>
-        </w:rPr>
-        <w:t>La dualità forte viene letta come equivalenza tra:</w:t>
-      </w:r>
-    </w:p>
-    <w:p>
-      <w:pPr>
-        <w:rPr>
-          <w:lang w:val="it-IT"/>
-        </w:rPr>
-      </w:pPr>
-      <m:oMathPara>
-        <m:oMath>
-          <m:r>
-            <m:rPr>
-              <m:nor/>
-            </m:rPr>
-            <w:rPr>
-              <w:lang w:val="it-IT"/>
-            </w:rPr>
-            <m:t>migliore decisione ammissibile</m:t>
-          </m:r>
-          <m:r>
-            <w:rPr>
-              <w:lang w:val="it-IT"/>
-            </w:rPr>
-            <w:br/>
-          </m:r>
-        </m:oMath>
-      </m:oMathPara>
-    </w:p>
-    <w:p>
-      <w:pPr>
-        <w:rPr>
-          <w:lang w:val="it-IT"/>
-        </w:rPr>
-      </w:pPr>
-      <w:r>
-        <w:rPr>
-          <w:lang w:val="it-IT"/>
-        </w:rPr>
-        <w:t>e</w:t>
-      </w:r>
-    </w:p>
-    <w:p>
-      <w:pPr>
-        <w:rPr>
-          <w:lang w:val="it-IT"/>
-        </w:rPr>
-      </w:pPr>
-      <m:oMathPara>
-        <m:oMath>
-          <m:r>
-            <m:rPr>
-              <m:nor/>
-            </m:rPr>
-            <w:rPr>
-              <w:lang w:val="it-IT"/>
-            </w:rPr>
-            <m:t>migliore valutazione coerente dei vincoli</m:t>
-          </m:r>
-          <m:r>
-            <w:rPr>
-              <w:rFonts w:ascii="Cambria Math" w:hAnsi="Cambria Math"/>
-              <w:lang w:val="it-IT"/>
-            </w:rPr>
-            <m:t>.</m:t>
-          </m:r>
-          <m:r>
-            <w:rPr>
-              <w:i/>
-              <w:lang w:val="it-IT"/>
-            </w:rPr>
-            <w:br/>
-          </m:r>
-        </m:oMath>
-      </m:oMathPara>
-    </w:p>
-    <w:p>
-      <w:pPr>
-        <w:rPr>
-          <w:lang w:val="it-IT"/>
-        </w:rPr>
-      </w:pPr>
-      <w:r>
-        <w:rPr>
-          <w:lang w:val="it-IT"/>
-        </w:rPr>
-        <w:t>La complementarità viene ridotta al suo contenuto essenziale:</w:t>
-      </w:r>
-    </w:p>
-    <w:p>
-      <w:pPr>
-        <w:numPr>
-          <w:ilvl w:val="0"/>
-          <w:numId w:val="31"/>
-        </w:numPr>
-        <w:rPr>
-          <w:lang w:val="it-IT"/>
-        </w:rPr>
-      </w:pPr>
-      <w:r>
-        <w:rPr>
-          <w:lang w:val="it-IT"/>
-        </w:rPr>
-        <w:t xml:space="preserve">un vincolo rispettato con margine non ha valore marginale positivo; </w:t>
-      </w:r>
-    </w:p>
-    <w:p>
-      <w:pPr>
-        <w:numPr>
-          <w:ilvl w:val="0"/>
-          <w:numId w:val="31"/>
-        </w:numPr>
-        <w:rPr>
-          <w:lang w:val="it-IT"/>
-        </w:rPr>
-      </w:pPr>
-      <w:r>
-        <w:rPr>
-          <w:lang w:val="it-IT"/>
-        </w:rPr>
-        <w:t xml:space="preserve">un prezzo ombra positivo identifica un vincolo che limita la soluzione; </w:t>
-      </w:r>
-    </w:p>
-    <w:p>
-      <w:pPr>
-        <w:numPr>
-          <w:ilvl w:val="0"/>
-          <w:numId w:val="31"/>
-        </w:numPr>
-        <w:rPr>
-          <w:lang w:val="it-IT"/>
-        </w:rPr>
-      </w:pPr>
-      <w:r>
-        <w:rPr>
-          <w:lang w:val="it-IT"/>
-        </w:rPr>
-        <w:t xml:space="preserve">un’attività entra nella soluzione soltanto se il suo rendimento compensa il costo implicito delle risorse e dei requisiti che utilizza. </w:t>
-      </w:r>
-    </w:p>
-    <w:p>
-      <w:pPr>
-        <w:rPr>
-          <w:lang w:val="it-IT"/>
-        </w:rPr>
-      </w:pPr>
-      <w:r>
-        <w:rPr>
-          <w:lang w:val="it-IT"/>
-        </w:rPr>
-        <w:t xml:space="preserve">Le formule complete di complementarità possono essere conservate in un </w:t>
-      </w:r>
-      <w:r>
-        <w:rPr>
-          <w:b/>
-          <w:bCs/>
-          <w:lang w:val="it-IT"/>
-        </w:rPr>
-        <w:t>riquadro tecnico</w:t>
-      </w:r>
-      <w:r>
-        <w:rPr>
-          <w:lang w:val="it-IT"/>
-        </w:rPr>
-        <w:t>, non devono governare la narrazione principale.</w:t>
-      </w:r>
-    </w:p>
-    <w:p>
-      <w:pPr>
-        <w:rPr>
-          <w:b/>
-          <w:bCs/>
-          <w:lang w:val="it-IT"/>
-        </w:rPr>
-      </w:pPr>
-      <w:r>
-        <w:rPr>
-          <w:b/>
-          <w:bCs/>
-          <w:lang w:val="it-IT"/>
-        </w:rPr>
-        <w:t>11.11 Ritorno al caso SVB: redditività e resilienza</w:t>
-      </w:r>
-    </w:p>
-    <w:p>
-      <w:pPr>
-        <w:rPr>
-          <w:lang w:val="it-IT"/>
-        </w:rPr>
-      </w:pPr>
-      <w:r>
-        <w:rPr>
-          <w:lang w:val="it-IT"/>
-        </w:rPr>
-        <w:t>La parte conclusiva risolve il modello completo e confronta almeno due configurazioni:</w:t>
-      </w:r>
-    </w:p>
-    <w:p>
-      <w:pPr>
-        <w:numPr>
-          <w:ilvl w:val="0"/>
-          <w:numId w:val="32"/>
-        </w:numPr>
-        <w:rPr>
-          <w:lang w:val="it-IT"/>
-        </w:rPr>
-      </w:pPr>
-      <w:r>
-        <w:rPr>
-          <w:lang w:val="it-IT"/>
-        </w:rPr>
-        <w:t xml:space="preserve">una politica orientata prevalentemente alla redditività; </w:t>
-      </w:r>
-    </w:p>
-    <w:p>
-      <w:pPr>
-        <w:numPr>
-          <w:ilvl w:val="0"/>
-          <w:numId w:val="32"/>
-        </w:numPr>
-        <w:rPr>
-          <w:lang w:val="it-IT"/>
-        </w:rPr>
-      </w:pPr>
-      <w:r>
-        <w:rPr>
-          <w:lang w:val="it-IT"/>
-        </w:rPr>
-        <w:t xml:space="preserve">una politica con requisiti più severi di liquidità e capacità di assorbimento delle perdite. </w:t>
-      </w:r>
-    </w:p>
-    <w:p>
-      <w:pPr>
-        <w:rPr>
-          <w:lang w:val="it-IT"/>
-        </w:rPr>
-      </w:pPr>
-      <w:r>
-        <w:rPr>
-          <w:lang w:val="it-IT"/>
-        </w:rPr>
-        <w:t>La lettura deve concentrarsi su:</w:t>
-      </w:r>
-    </w:p>
-    <w:p>
-      <w:pPr>
-        <w:numPr>
-          <w:ilvl w:val="0"/>
-          <w:numId w:val="33"/>
-        </w:numPr>
-      </w:pPr>
-      <w:proofErr w:type="spellStart"/>
-      <w:r>
-        <w:t>variazione</w:t>
-      </w:r>
-      <w:proofErr w:type="spellEnd"/>
-      <w:r>
-        <w:t xml:space="preserve"> della </w:t>
-      </w:r>
-      <w:proofErr w:type="spellStart"/>
-      <w:r>
-        <w:t>composizione</w:t>
-      </w:r>
-      <w:proofErr w:type="spellEnd"/>
-      <w:r>
-        <w:t xml:space="preserve"> </w:t>
-      </w:r>
-      <w:proofErr w:type="spellStart"/>
-      <w:r>
-        <w:t>dell’attivo</w:t>
-      </w:r>
-      <w:proofErr w:type="spellEnd"/>
-      <w:r>
-        <w:t xml:space="preserve">; </w:t>
-      </w:r>
-    </w:p>
-    <w:p>
-      <w:pPr>
-        <w:numPr>
-          <w:ilvl w:val="0"/>
-          <w:numId w:val="33"/>
-        </w:numPr>
-      </w:pPr>
-      <w:proofErr w:type="spellStart"/>
-      <w:r>
-        <w:t>rendimento</w:t>
-      </w:r>
-      <w:proofErr w:type="spellEnd"/>
-      <w:r>
-        <w:t xml:space="preserve"> </w:t>
-      </w:r>
-      <w:proofErr w:type="spellStart"/>
-      <w:r>
-        <w:t>sacrificato</w:t>
-      </w:r>
-      <w:proofErr w:type="spellEnd"/>
-      <w:r>
-        <w:t xml:space="preserve">; </w:t>
-      </w:r>
-    </w:p>
-    <w:p>
-      <w:pPr>
-        <w:numPr>
-          <w:ilvl w:val="0"/>
-          <w:numId w:val="33"/>
-        </w:numPr>
-      </w:pPr>
-      <w:proofErr w:type="spellStart"/>
-      <w:r>
-        <w:t>vincoli</w:t>
-      </w:r>
-      <w:proofErr w:type="spellEnd"/>
-      <w:r>
-        <w:t xml:space="preserve"> </w:t>
-      </w:r>
-      <w:proofErr w:type="spellStart"/>
-      <w:r>
-        <w:t>diventati</w:t>
-      </w:r>
-      <w:proofErr w:type="spellEnd"/>
-      <w:r>
-        <w:t xml:space="preserve"> </w:t>
-      </w:r>
-      <w:proofErr w:type="spellStart"/>
-      <w:r>
-        <w:t>attivi</w:t>
-      </w:r>
-      <w:proofErr w:type="spellEnd"/>
-      <w:r>
-        <w:t xml:space="preserve">; </w:t>
-      </w:r>
-    </w:p>
-    <w:p>
-      <w:pPr>
-        <w:numPr>
-          <w:ilvl w:val="0"/>
-          <w:numId w:val="33"/>
-        </w:numPr>
-      </w:pPr>
-      <w:proofErr w:type="spellStart"/>
-      <w:r>
-        <w:t>prezzi</w:t>
-      </w:r>
-      <w:proofErr w:type="spellEnd"/>
-      <w:r>
-        <w:t xml:space="preserve"> </w:t>
-      </w:r>
-      <w:proofErr w:type="spellStart"/>
-      <w:r>
-        <w:t>ombra</w:t>
-      </w:r>
-      <w:proofErr w:type="spellEnd"/>
-      <w:r>
-        <w:t xml:space="preserve">; </w:t>
-      </w:r>
-    </w:p>
-    <w:p>
-      <w:pPr>
-        <w:numPr>
-          <w:ilvl w:val="0"/>
-          <w:numId w:val="33"/>
-        </w:numPr>
-      </w:pPr>
-      <w:proofErr w:type="spellStart"/>
-      <w:r>
-        <w:t>costo</w:t>
-      </w:r>
-      <w:proofErr w:type="spellEnd"/>
-      <w:r>
-        <w:t xml:space="preserve"> marginale della </w:t>
-      </w:r>
-      <w:proofErr w:type="spellStart"/>
-      <w:r>
-        <w:t>resilienza</w:t>
-      </w:r>
-      <w:proofErr w:type="spellEnd"/>
-      <w:r>
-        <w:t xml:space="preserve">. </w:t>
-      </w:r>
-    </w:p>
-    <w:p>
-      <w:pPr>
-        <w:rPr>
-          <w:lang w:val="it-IT"/>
-        </w:rPr>
-      </w:pPr>
-      <w:r>
-        <w:rPr>
-          <w:lang w:val="it-IT"/>
-        </w:rPr>
-        <w:t>Il risultato non deve essere presentato come “la soluzione che avrebbe salvato SVB”, ma come una dimostrazione di come la programmazione lineare renda trasparenti trade-off che una gestione frammentata del bilancio può non evidenziare.</w:t>
-      </w:r>
-    </w:p>
-    <w:p>
-      <w:pPr>
-        <w:rPr>
-          <w:b/>
-          <w:bCs/>
-          <w:lang w:val="it-IT"/>
-        </w:rPr>
-      </w:pPr>
-      <w:r>
-        <w:rPr>
-          <w:b/>
-          <w:bCs/>
-          <w:lang w:val="it-IT"/>
-        </w:rPr>
-        <w:t>11.12 Che cosa il modello non rappresenta</w:t>
-      </w:r>
-    </w:p>
-    <w:p>
-      <w:pPr>
-        <w:rPr>
-          <w:lang w:val="it-IT"/>
-        </w:rPr>
-      </w:pPr>
-      <w:r>
-        <w:rPr>
-          <w:lang w:val="it-IT"/>
-        </w:rPr>
-        <w:t>La chiusura deve essere metodologicamente importante.</w:t>
-      </w:r>
-    </w:p>
-    <w:p>
-      <w:r>
-        <w:t xml:space="preserve">Il </w:t>
-      </w:r>
-      <w:proofErr w:type="spellStart"/>
-      <w:r>
-        <w:t>modello</w:t>
-      </w:r>
-      <w:proofErr w:type="spellEnd"/>
-      <w:r>
-        <w:t xml:space="preserve"> LP:</w:t>
-      </w:r>
-    </w:p>
-    <w:p>
-      <w:pPr>
-        <w:numPr>
-          <w:ilvl w:val="0"/>
-          <w:numId w:val="34"/>
-        </w:numPr>
-      </w:pPr>
-      <w:proofErr w:type="spellStart"/>
-      <w:r>
-        <w:t>utilizza</w:t>
-      </w:r>
-      <w:proofErr w:type="spellEnd"/>
-      <w:r>
-        <w:t xml:space="preserve"> un solo </w:t>
-      </w:r>
-      <w:proofErr w:type="spellStart"/>
-      <w:r>
-        <w:t>obiettivo</w:t>
-      </w:r>
-      <w:proofErr w:type="spellEnd"/>
-      <w:r>
-        <w:t xml:space="preserve">; </w:t>
-      </w:r>
-    </w:p>
-    <w:p>
-      <w:pPr>
-        <w:numPr>
-          <w:ilvl w:val="0"/>
-          <w:numId w:val="34"/>
-        </w:numPr>
-      </w:pPr>
-      <w:r>
-        <w:t xml:space="preserve">assume </w:t>
-      </w:r>
-      <w:proofErr w:type="spellStart"/>
-      <w:r>
-        <w:t>coefficienti</w:t>
-      </w:r>
-      <w:proofErr w:type="spellEnd"/>
-      <w:r>
-        <w:t xml:space="preserve"> </w:t>
-      </w:r>
-      <w:proofErr w:type="spellStart"/>
-      <w:r>
-        <w:t>deterministici</w:t>
-      </w:r>
-      <w:proofErr w:type="spellEnd"/>
-      <w:r>
-        <w:t xml:space="preserve">; </w:t>
-      </w:r>
-    </w:p>
-    <w:p>
-      <w:pPr>
-        <w:numPr>
-          <w:ilvl w:val="0"/>
-          <w:numId w:val="34"/>
-        </w:numPr>
-        <w:rPr>
-          <w:lang w:val="it-IT"/>
-        </w:rPr>
-      </w:pPr>
-      <w:r>
-        <w:rPr>
-          <w:lang w:val="it-IT"/>
-        </w:rPr>
-        <w:t xml:space="preserve">rappresenta un singolo scenario di stress o un insieme prefissato di coefficienti; </w:t>
-      </w:r>
-    </w:p>
-    <w:p>
-      <w:pPr>
-        <w:numPr>
-          <w:ilvl w:val="0"/>
-          <w:numId w:val="34"/>
-        </w:numPr>
-        <w:rPr>
-          <w:lang w:val="it-IT"/>
-        </w:rPr>
-      </w:pPr>
-      <w:r>
-        <w:rPr>
-          <w:lang w:val="it-IT"/>
-        </w:rPr>
-        <w:t xml:space="preserve">non incorpora reazioni strategiche dei depositanti; </w:t>
-      </w:r>
-    </w:p>
-    <w:p>
-      <w:pPr>
-        <w:numPr>
-          <w:ilvl w:val="0"/>
-          <w:numId w:val="34"/>
-        </w:numPr>
-        <w:rPr>
-          <w:lang w:val="it-IT"/>
-        </w:rPr>
-      </w:pPr>
-      <w:r>
-        <w:rPr>
-          <w:lang w:val="it-IT"/>
-        </w:rPr>
-        <w:t xml:space="preserve">non rappresenta </w:t>
-      </w:r>
-      <w:proofErr w:type="spellStart"/>
-      <w:r>
-        <w:rPr>
-          <w:lang w:val="it-IT"/>
-        </w:rPr>
-        <w:t>fire</w:t>
-      </w:r>
-      <w:proofErr w:type="spellEnd"/>
-      <w:r>
-        <w:rPr>
-          <w:lang w:val="it-IT"/>
-        </w:rPr>
-        <w:t xml:space="preserve"> sales non lineari; </w:t>
-      </w:r>
-    </w:p>
-    <w:p>
-      <w:pPr>
-        <w:numPr>
-          <w:ilvl w:val="0"/>
-          <w:numId w:val="34"/>
-        </w:numPr>
-      </w:pPr>
-      <w:r>
-        <w:t xml:space="preserve">non </w:t>
-      </w:r>
-      <w:proofErr w:type="spellStart"/>
-      <w:r>
-        <w:t>considera</w:t>
-      </w:r>
-      <w:proofErr w:type="spellEnd"/>
-      <w:r>
-        <w:t xml:space="preserve"> </w:t>
-      </w:r>
-      <w:proofErr w:type="spellStart"/>
-      <w:r>
-        <w:t>decisioni</w:t>
-      </w:r>
-      <w:proofErr w:type="spellEnd"/>
-      <w:r>
-        <w:t xml:space="preserve"> </w:t>
-      </w:r>
-      <w:proofErr w:type="spellStart"/>
-      <w:r>
-        <w:t>indivisibili</w:t>
-      </w:r>
-      <w:proofErr w:type="spellEnd"/>
-      <w:r>
-        <w:t xml:space="preserve">. </w:t>
-      </w:r>
-    </w:p>
-    <w:p>
-      <w:pPr>
-        <w:rPr>
-          <w:lang w:val="it-IT"/>
-        </w:rPr>
-      </w:pPr>
-      <w:r>
-        <w:rPr>
-          <w:lang w:val="it-IT"/>
-        </w:rPr>
-        <w:t>Da qui nascono naturalmente le lezioni successive:</w:t>
-      </w:r>
-    </w:p>
-    <w:p>
-      <w:pPr>
-        <w:rPr>
-          <w:lang w:val="it-IT"/>
-        </w:rPr>
-      </w:pPr>
-      <m:oMathPara>
-        <m:oMath>
-          <m:r>
-            <m:rPr>
-              <m:nor/>
-            </m:rPr>
-            <w:rPr>
-              <w:lang w:val="it-IT"/>
-            </w:rPr>
-            <m:t>pi</m:t>
-          </m:r>
-          <m:limUpp>
-            <m:limUppPr>
-              <m:ctrlPr>
-                <w:rPr>
-                  <w:rFonts w:ascii="Cambria Math" w:hAnsi="Cambria Math"/>
-                </w:rPr>
-              </m:ctrlPr>
-            </m:limUppPr>
-            <m:e>
-              <m:r>
-                <m:rPr>
-                  <m:nor/>
-                </m:rPr>
-                <w:rPr>
-                  <w:lang w:val="it-IT"/>
-                </w:rPr>
-                <m:t>u</m:t>
-              </m:r>
-            </m:e>
-            <m:lim>
-              <m:r>
-                <w:rPr>
-                  <w:rFonts w:ascii="Cambria Math" w:hAnsi="Cambria Math"/>
-                  <w:lang w:val="it-IT"/>
-                </w:rPr>
-                <m:t>ˋ</m:t>
-              </m:r>
-            </m:lim>
-          </m:limUpp>
-          <m:r>
-            <m:rPr>
-              <m:nor/>
-            </m:rPr>
-            <w:rPr>
-              <w:lang w:val="it-IT"/>
-            </w:rPr>
-            <m:t> obiettivi e target</m:t>
-          </m:r>
-          <m:r>
-            <w:rPr>
-              <w:rFonts w:ascii="Cambria Math" w:hAnsi="Cambria Math"/>
-            </w:rPr>
-            <m:t>⟶</m:t>
-          </m:r>
-          <m:r>
-            <m:rPr>
-              <m:nor/>
-            </m:rPr>
-            <w:rPr>
-              <w:lang w:val="it-IT"/>
-            </w:rPr>
-            <m:t>Goal Programming</m:t>
-          </m:r>
-          <m:r>
-            <w:rPr>
-              <w:rFonts w:ascii="Cambria Math" w:hAnsi="Cambria Math"/>
-              <w:lang w:val="it-IT"/>
-            </w:rPr>
-            <m:t>,</m:t>
-          </m:r>
-          <m:r>
-            <w:rPr>
-              <w:i/>
-              <w:lang w:val="it-IT"/>
-            </w:rPr>
-            <w:br/>
-          </m:r>
-        </m:oMath>
-        <m:oMath>
-          <m:r>
-            <m:rPr>
-              <m:nor/>
-            </m:rPr>
-            <w:rPr>
-              <w:lang w:val="it-IT"/>
-            </w:rPr>
-            <m:t>pi</m:t>
-          </m:r>
-          <m:limUpp>
-            <m:limUppPr>
-              <m:ctrlPr>
-                <w:rPr>
-                  <w:rFonts w:ascii="Cambria Math" w:hAnsi="Cambria Math"/>
-                </w:rPr>
-              </m:ctrlPr>
-            </m:limUppPr>
-            <m:e>
-              <m:r>
-                <m:rPr>
-                  <m:nor/>
-                </m:rPr>
-                <w:rPr>
-                  <w:lang w:val="it-IT"/>
-                </w:rPr>
-                <m:t>u</m:t>
-              </m:r>
-            </m:e>
-            <m:lim>
-              <m:r>
-                <w:rPr>
-                  <w:rFonts w:ascii="Cambria Math" w:hAnsi="Cambria Math"/>
-                  <w:lang w:val="it-IT"/>
-                </w:rPr>
-                <m:t>ˋ</m:t>
-              </m:r>
-            </m:lim>
-          </m:limUpp>
-          <m:r>
-            <m:rPr>
-              <m:nor/>
-            </m:rPr>
-            <w:rPr>
-              <w:lang w:val="it-IT"/>
-            </w:rPr>
-            <m:t> scenari futuri</m:t>
-          </m:r>
-          <m:r>
-            <w:rPr>
-              <w:rFonts w:ascii="Cambria Math" w:hAnsi="Cambria Math"/>
-            </w:rPr>
-            <m:t>⟶</m:t>
-          </m:r>
-          <m:r>
-            <m:rPr>
-              <m:nor/>
-            </m:rPr>
-            <w:rPr>
-              <w:lang w:val="it-IT"/>
-            </w:rPr>
-            <m:t>programmazione stocastica</m:t>
-          </m:r>
-          <m:r>
-            <w:rPr>
-              <w:rFonts w:ascii="Cambria Math" w:hAnsi="Cambria Math"/>
-              <w:lang w:val="it-IT"/>
-            </w:rPr>
-            <m:t>.</m:t>
-          </m:r>
-          <m:r>
-            <w:rPr>
-              <w:i/>
-              <w:lang w:val="it-IT"/>
-            </w:rPr>
-            <w:br/>
-          </m:r>
-        </m:oMath>
-      </m:oMathPara>
+      </w:pPr>
     </w:p>
     <w:sectPr>
       <w:pgSz w:w="11906" w:h="16838"/>
